--- a/fuentes/CFA2_11220133_DU.docx
+++ b/fuentes/CFA2_11220133_DU.docx
@@ -1,6 +1,6 @@
 
 <file path=word/document.xml><?xml version="1.0" encoding="utf-8"?>
-<w:document xmlns:wpc="http://schemas.microsoft.com/office/word/2010/wordprocessingCanvas" xmlns:cx="http://schemas.microsoft.com/office/drawing/2014/chartex" xmlns:cx1="http://schemas.microsoft.com/office/drawing/2015/9/8/chartex" xmlns:cx2="http://schemas.microsoft.com/office/drawing/2015/10/21/chartex" xmlns:cx3="http://schemas.microsoft.com/office/drawing/2016/5/9/chartex" xmlns:cx4="http://schemas.microsoft.com/office/drawing/2016/5/10/chartex" xmlns:cx5="http://schemas.microsoft.com/office/drawing/2016/5/11/chartex" xmlns:cx6="http://schemas.microsoft.com/office/drawing/2016/5/12/chartex" xmlns:cx7="http://schemas.microsoft.com/office/drawing/2016/5/13/chartex" xmlns:cx8="http://schemas.microsoft.com/office/drawing/2016/5/14/chartex" xmlns:mc="http://schemas.openxmlformats.org/markup-compatibility/2006" xmlns:aink="http://schemas.microsoft.com/office/drawing/2016/ink" xmlns:am3d="http://schemas.microsoft.com/office/drawing/2017/model3d" xmlns:o="urn:schemas-microsoft-com:office:office" xmlns:r="http://schemas.openxmlformats.org/officeDocument/2006/relationships" xmlns:m="http://schemas.openxmlformats.org/officeDocument/2006/math" xmlns:v="urn:schemas-microsoft-com:vml" xmlns:wp14="http://schemas.microsoft.com/office/word/2010/wordprocessingDrawing" xmlns:wp="http://schemas.openxmlformats.org/drawingml/2006/wordprocessingDrawing" xmlns:w10="urn:schemas-microsoft-com:office:word" xmlns:w="http://schemas.openxmlformats.org/wordprocessingml/2006/main" xmlns:w14="http://schemas.microsoft.com/office/word/2010/wordml" xmlns:w15="http://schemas.microsoft.com/office/word/2012/wordml" xmlns:w16cid="http://schemas.microsoft.com/office/word/2016/wordml/cid" xmlns:w16se="http://schemas.microsoft.com/office/word/2015/wordml/symex" xmlns:wpg="http://schemas.microsoft.com/office/word/2010/wordprocessingGroup" xmlns:wpi="http://schemas.microsoft.com/office/word/2010/wordprocessingInk" xmlns:wne="http://schemas.microsoft.com/office/word/2006/wordml" xmlns:wps="http://schemas.microsoft.com/office/word/2010/wordprocessingShape" mc:Ignorable="w14 w15 w16se w16cid wp14">
+<w:document xmlns:wpc="http://schemas.microsoft.com/office/word/2010/wordprocessingCanvas" xmlns:cx="http://schemas.microsoft.com/office/drawing/2014/chartex" xmlns:cx1="http://schemas.microsoft.com/office/drawing/2015/9/8/chartex" xmlns:cx2="http://schemas.microsoft.com/office/drawing/2015/10/21/chartex" xmlns:cx3="http://schemas.microsoft.com/office/drawing/2016/5/9/chartex" xmlns:cx4="http://schemas.microsoft.com/office/drawing/2016/5/10/chartex" xmlns:cx5="http://schemas.microsoft.com/office/drawing/2016/5/11/chartex" xmlns:cx6="http://schemas.microsoft.com/office/drawing/2016/5/12/chartex" xmlns:cx7="http://schemas.microsoft.com/office/drawing/2016/5/13/chartex" xmlns:cx8="http://schemas.microsoft.com/office/drawing/2016/5/14/chartex" xmlns:mc="http://schemas.openxmlformats.org/markup-compatibility/2006" xmlns:aink="http://schemas.microsoft.com/office/drawing/2016/ink" xmlns:am3d="http://schemas.microsoft.com/office/drawing/2017/model3d" xmlns:o="urn:schemas-microsoft-com:office:office" xmlns:oel="http://schemas.microsoft.com/office/2019/extlst" xmlns:r="http://schemas.openxmlformats.org/officeDocument/2006/relationships" xmlns:m="http://schemas.openxmlformats.org/officeDocument/2006/math" xmlns:v="urn:schemas-microsoft-com:vml" xmlns:wp14="http://schemas.microsoft.com/office/word/2010/wordprocessingDrawing" xmlns:wp="http://schemas.openxmlformats.org/drawingml/2006/wordprocessingDrawing" xmlns:w10="urn:schemas-microsoft-com:office:word" xmlns:w="http://schemas.openxmlformats.org/wordprocessingml/2006/main" xmlns:w14="http://schemas.microsoft.com/office/word/2010/wordml" xmlns:w15="http://schemas.microsoft.com/office/word/2012/wordml" xmlns:w16cex="http://schemas.microsoft.com/office/word/2018/wordml/cex" xmlns:w16cid="http://schemas.microsoft.com/office/word/2016/wordml/cid" xmlns:w16="http://schemas.microsoft.com/office/word/2018/wordml" xmlns:w16du="http://schemas.microsoft.com/office/word/2023/wordml/word16du" xmlns:w16sdtdh="http://schemas.microsoft.com/office/word/2020/wordml/sdtdatahash" xmlns:w16sdtfl="http://schemas.microsoft.com/office/word/2024/wordml/sdtformatlock" xmlns:w16se="http://schemas.microsoft.com/office/word/2015/wordml/symex" xmlns:wpg="http://schemas.microsoft.com/office/word/2010/wordprocessingGroup" xmlns:wpi="http://schemas.microsoft.com/office/word/2010/wordprocessingInk" xmlns:wne="http://schemas.microsoft.com/office/word/2006/wordml" xmlns:wps="http://schemas.microsoft.com/office/word/2010/wordprocessingShape" mc:Ignorable="w14 w15 w16se w16cid w16 w16cex w16sdtdh w16sdtfl w16du wp14">
   <w:body>
     <w:p>
       <w:r>
@@ -40,7 +40,7 @@
                     </pic:cNvPicPr>
                   </pic:nvPicPr>
                   <pic:blipFill>
-                    <a:blip r:embed="rId8">
+                    <a:blip r:embed="rId11">
                       <a:extLst>
                         <a:ext uri="{28A0092B-C50C-407E-A947-70E740481C1C}">
                           <a14:useLocalDpi xmlns:a14="http://schemas.microsoft.com/office/drawing/2010/main" val="0"/>
@@ -213,7 +213,7 @@
               </wp:anchor>
             </w:drawing>
           </mc:Choice>
-          <mc:Fallback xmlns:w16cex="http://schemas.microsoft.com/office/word/2018/wordml/cex" xmlns:w16="http://schemas.microsoft.com/office/word/2018/wordml" xmlns:w16sdtdh="http://schemas.microsoft.com/office/word/2020/wordml/sdtdatahash">
+          <mc:Fallback>
             <w:pict>
               <v:rect w14:anchorId="5C6229C9" id="Rectángulo 4" o:spid="_x0000_s1026" style="position:absolute;margin-left:-55.7pt;margin-top:29pt;width:613.85pt;height:204pt;z-index:-251659776;visibility:visible;mso-wrap-style:square;mso-width-percent:0;mso-height-percent:0;mso-wrap-distance-left:9pt;mso-wrap-distance-top:0;mso-wrap-distance-right:9pt;mso-wrap-distance-bottom:0;mso-position-horizontal:absolute;mso-position-horizontal-relative:text;mso-position-vertical:absolute;mso-position-vertical-relative:text;mso-width-percent:0;mso-height-percent:0;mso-width-relative:page;mso-height-relative:margin;v-text-anchor:middle" o:gfxdata="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" fillcolor="#00314d" stroked="f" strokeweight="1pt"/>
             </w:pict>
@@ -318,7 +318,7 @@
                 <v:stroke joinstyle="miter"/>
                 <v:path gradientshapeok="t" o:connecttype="rect"/>
               </v:shapetype>
-              <v:shape id="Cuadro de texto 2" o:spid="_x0000_s1026" type="#_x0000_t202" style="position:absolute;left:0;text-align:left;margin-left:-20.7pt;margin-top:22pt;width:488.95pt;height:146.25pt;z-index:251657728;visibility:visible;mso-wrap-style:square;mso-width-percent:0;mso-height-percent:0;mso-wrap-distance-left:9pt;mso-wrap-distance-top:3.6pt;mso-wrap-distance-right:9pt;mso-wrap-distance-bottom:3.6pt;mso-position-horizontal:absolute;mso-position-horizontal-relative:text;mso-position-vertical:absolute;mso-position-vertical-relative:text;mso-width-percent:0;mso-height-percent:0;mso-width-relative:margin;mso-height-relative:margin;v-text-anchor:top" o:gfxdata="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" filled="f" stroked="f">
+              <v:shape id="Cuadro de texto 2" o:spid="_x0000_s1026" type="#_x0000_t202" alt="&quot;&quot;" style="position:absolute;left:0;text-align:left;margin-left:-20.7pt;margin-top:22pt;width:488.95pt;height:146.25pt;z-index:251657728;visibility:visible;mso-wrap-style:square;mso-width-percent:0;mso-height-percent:0;mso-wrap-distance-left:9pt;mso-wrap-distance-top:3.6pt;mso-wrap-distance-right:9pt;mso-wrap-distance-bottom:3.6pt;mso-position-horizontal:absolute;mso-position-horizontal-relative:text;mso-position-vertical:absolute;mso-position-vertical-relative:text;mso-width-percent:0;mso-height-percent:0;mso-width-relative:margin;mso-height-relative:margin;v-text-anchor:top" o:gfxdata="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" filled="f" stroked="f">
                 <v:textbox>
                   <w:txbxContent>
                     <w:p>
@@ -492,7 +492,7 @@
     </w:p>
     <w:p>
       <w:pPr>
-        <w:pStyle w:val="TtuloTDC"/>
+        <w:pStyle w:val="TOCHeading"/>
       </w:pPr>
       <w:r>
         <w:lastRenderedPageBreak/>
@@ -501,7 +501,7 @@
     </w:p>
     <w:p>
       <w:pPr>
-        <w:pStyle w:val="TDC1"/>
+        <w:pStyle w:val="TOC1"/>
         <w:tabs>
           <w:tab w:val="right" w:leader="dot" w:pos="9962"/>
         </w:tabs>
@@ -534,7 +534,7 @@
       <w:hyperlink w:anchor="_Toc223702536" w:history="1">
         <w:r>
           <w:rPr>
-            <w:rStyle w:val="Hipervnculo"/>
+            <w:rStyle w:val="Hyperlink"/>
             <w:noProof/>
           </w:rPr>
           <w:t>Introducción</w:t>
@@ -591,7 +591,7 @@
     </w:p>
     <w:p>
       <w:pPr>
-        <w:pStyle w:val="TDC1"/>
+        <w:pStyle w:val="TOC1"/>
         <w:tabs>
           <w:tab w:val="left" w:pos="1320"/>
           <w:tab w:val="right" w:leader="dot" w:pos="9962"/>
@@ -607,7 +607,7 @@
       <w:hyperlink w:anchor="_Toc223702537" w:history="1">
         <w:r>
           <w:rPr>
-            <w:rStyle w:val="Hipervnculo"/>
+            <w:rStyle w:val="Hyperlink"/>
             <w:noProof/>
           </w:rPr>
           <w:t>1.</w:t>
@@ -624,7 +624,7 @@
         </w:r>
         <w:r>
           <w:rPr>
-            <w:rStyle w:val="Hipervnculo"/>
+            <w:rStyle w:val="Hyperlink"/>
             <w:noProof/>
           </w:rPr>
           <w:t>Generalidades del proceso de auditoría</w:t>
@@ -681,7 +681,7 @@
     </w:p>
     <w:p>
       <w:pPr>
-        <w:pStyle w:val="TDC2"/>
+        <w:pStyle w:val="TOC2"/>
         <w:tabs>
           <w:tab w:val="left" w:pos="1760"/>
           <w:tab w:val="right" w:leader="dot" w:pos="9962"/>
@@ -697,7 +697,7 @@
       <w:hyperlink w:anchor="_Toc223702538" w:history="1">
         <w:r>
           <w:rPr>
-            <w:rStyle w:val="Hipervnculo"/>
+            <w:rStyle w:val="Hyperlink"/>
             <w:noProof/>
           </w:rPr>
           <w:t>1.1.</w:t>
@@ -714,7 +714,7 @@
         </w:r>
         <w:r>
           <w:rPr>
-            <w:rStyle w:val="Hipervnculo"/>
+            <w:rStyle w:val="Hyperlink"/>
             <w:noProof/>
           </w:rPr>
           <w:t>Proceso de comunicación en la auditoría</w:t>
@@ -771,7 +771,7 @@
     </w:p>
     <w:p>
       <w:pPr>
-        <w:pStyle w:val="TDC2"/>
+        <w:pStyle w:val="TOC2"/>
         <w:tabs>
           <w:tab w:val="left" w:pos="1760"/>
           <w:tab w:val="right" w:leader="dot" w:pos="9962"/>
@@ -787,7 +787,7 @@
       <w:hyperlink w:anchor="_Toc223702539" w:history="1">
         <w:r>
           <w:rPr>
-            <w:rStyle w:val="Hipervnculo"/>
+            <w:rStyle w:val="Hyperlink"/>
             <w:noProof/>
           </w:rPr>
           <w:t>1.2.</w:t>
@@ -804,7 +804,7 @@
         </w:r>
         <w:r>
           <w:rPr>
-            <w:rStyle w:val="Hipervnculo"/>
+            <w:rStyle w:val="Hyperlink"/>
             <w:noProof/>
           </w:rPr>
           <w:t>Técnicas de comunicación aplicadas en la auditoría</w:t>
@@ -861,7 +861,7 @@
     </w:p>
     <w:p>
       <w:pPr>
-        <w:pStyle w:val="TDC2"/>
+        <w:pStyle w:val="TOC2"/>
         <w:tabs>
           <w:tab w:val="left" w:pos="1760"/>
           <w:tab w:val="right" w:leader="dot" w:pos="9962"/>
@@ -877,7 +877,7 @@
       <w:hyperlink w:anchor="_Toc223702540" w:history="1">
         <w:r>
           <w:rPr>
-            <w:rStyle w:val="Hipervnculo"/>
+            <w:rStyle w:val="Hyperlink"/>
             <w:noProof/>
           </w:rPr>
           <w:t>1.3.</w:t>
@@ -894,7 +894,7 @@
         </w:r>
         <w:r>
           <w:rPr>
-            <w:rStyle w:val="Hipervnculo"/>
+            <w:rStyle w:val="Hyperlink"/>
             <w:noProof/>
           </w:rPr>
           <w:t>Contacto inicial con la organización auditada</w:t>
@@ -951,7 +951,7 @@
     </w:p>
     <w:p>
       <w:pPr>
-        <w:pStyle w:val="TDC2"/>
+        <w:pStyle w:val="TOC2"/>
         <w:tabs>
           <w:tab w:val="left" w:pos="1760"/>
           <w:tab w:val="right" w:leader="dot" w:pos="9962"/>
@@ -967,7 +967,7 @@
       <w:hyperlink w:anchor="_Toc223702541" w:history="1">
         <w:r>
           <w:rPr>
-            <w:rStyle w:val="Hipervnculo"/>
+            <w:rStyle w:val="Hyperlink"/>
             <w:noProof/>
           </w:rPr>
           <w:t>1.4.</w:t>
@@ -984,7 +984,7 @@
         </w:r>
         <w:r>
           <w:rPr>
-            <w:rStyle w:val="Hipervnculo"/>
+            <w:rStyle w:val="Hyperlink"/>
             <w:noProof/>
           </w:rPr>
           <w:t>Asignación de roles y responsabilidades del equipo auditor</w:t>
@@ -1041,7 +1041,7 @@
     </w:p>
     <w:p>
       <w:pPr>
-        <w:pStyle w:val="TDC2"/>
+        <w:pStyle w:val="TOC2"/>
         <w:tabs>
           <w:tab w:val="left" w:pos="1760"/>
           <w:tab w:val="right" w:leader="dot" w:pos="9962"/>
@@ -1057,7 +1057,7 @@
       <w:hyperlink w:anchor="_Toc223702542" w:history="1">
         <w:r>
           <w:rPr>
-            <w:rStyle w:val="Hipervnculo"/>
+            <w:rStyle w:val="Hyperlink"/>
             <w:noProof/>
           </w:rPr>
           <w:t>1.5.</w:t>
@@ -1074,7 +1074,7 @@
         </w:r>
         <w:r>
           <w:rPr>
-            <w:rStyle w:val="Hipervnculo"/>
+            <w:rStyle w:val="Hyperlink"/>
             <w:noProof/>
           </w:rPr>
           <w:t>Recolección de la información preliminar</w:t>
@@ -1131,7 +1131,7 @@
     </w:p>
     <w:p>
       <w:pPr>
-        <w:pStyle w:val="TDC1"/>
+        <w:pStyle w:val="TOC1"/>
         <w:tabs>
           <w:tab w:val="left" w:pos="1320"/>
           <w:tab w:val="right" w:leader="dot" w:pos="9962"/>
@@ -1147,7 +1147,7 @@
       <w:hyperlink w:anchor="_Toc223702543" w:history="1">
         <w:r>
           <w:rPr>
-            <w:rStyle w:val="Hipervnculo"/>
+            <w:rStyle w:val="Hyperlink"/>
             <w:noProof/>
           </w:rPr>
           <w:t>2.</w:t>
@@ -1164,7 +1164,7 @@
         </w:r>
         <w:r>
           <w:rPr>
-            <w:rStyle w:val="Hipervnculo"/>
+            <w:rStyle w:val="Hyperlink"/>
             <w:noProof/>
           </w:rPr>
           <w:t>Reunión de apertura y comunicación</w:t>
@@ -1221,7 +1221,7 @@
     </w:p>
     <w:p>
       <w:pPr>
-        <w:pStyle w:val="TDC2"/>
+        <w:pStyle w:val="TOC2"/>
         <w:tabs>
           <w:tab w:val="left" w:pos="1760"/>
           <w:tab w:val="right" w:leader="dot" w:pos="9962"/>
@@ -1237,7 +1237,7 @@
       <w:hyperlink w:anchor="_Toc223702545" w:history="1">
         <w:r>
           <w:rPr>
-            <w:rStyle w:val="Hipervnculo"/>
+            <w:rStyle w:val="Hyperlink"/>
             <w:noProof/>
           </w:rPr>
           <w:t>2.1.</w:t>
@@ -1254,7 +1254,7 @@
         </w:r>
         <w:r>
           <w:rPr>
-            <w:rStyle w:val="Hipervnculo"/>
+            <w:rStyle w:val="Hyperlink"/>
             <w:noProof/>
           </w:rPr>
           <w:t>Recursos necesarios</w:t>
@@ -1311,7 +1311,7 @@
     </w:p>
     <w:p>
       <w:pPr>
-        <w:pStyle w:val="TDC2"/>
+        <w:pStyle w:val="TOC2"/>
         <w:tabs>
           <w:tab w:val="left" w:pos="1760"/>
           <w:tab w:val="right" w:leader="dot" w:pos="9962"/>
@@ -1327,7 +1327,7 @@
       <w:hyperlink w:anchor="_Toc223702546" w:history="1">
         <w:r>
           <w:rPr>
-            <w:rStyle w:val="Hipervnculo"/>
+            <w:rStyle w:val="Hyperlink"/>
             <w:noProof/>
           </w:rPr>
           <w:t>2.2.</w:t>
@@ -1344,7 +1344,7 @@
         </w:r>
         <w:r>
           <w:rPr>
-            <w:rStyle w:val="Hipervnculo"/>
+            <w:rStyle w:val="Hyperlink"/>
             <w:noProof/>
           </w:rPr>
           <w:t>Sitios y modalidades de auditoría</w:t>
@@ -1401,7 +1401,7 @@
     </w:p>
     <w:p>
       <w:pPr>
-        <w:pStyle w:val="TDC2"/>
+        <w:pStyle w:val="TOC2"/>
         <w:tabs>
           <w:tab w:val="left" w:pos="1760"/>
           <w:tab w:val="right" w:leader="dot" w:pos="9962"/>
@@ -1417,7 +1417,7 @@
       <w:hyperlink w:anchor="_Toc223702547" w:history="1">
         <w:r>
           <w:rPr>
-            <w:rStyle w:val="Hipervnculo"/>
+            <w:rStyle w:val="Hyperlink"/>
             <w:noProof/>
           </w:rPr>
           <w:t>2.3.</w:t>
@@ -1434,7 +1434,7 @@
         </w:r>
         <w:r>
           <w:rPr>
-            <w:rStyle w:val="Hipervnculo"/>
+            <w:rStyle w:val="Hyperlink"/>
             <w:noProof/>
           </w:rPr>
           <w:t>Participación de los auditados</w:t>
@@ -1491,7 +1491,7 @@
     </w:p>
     <w:p>
       <w:pPr>
-        <w:pStyle w:val="TDC1"/>
+        <w:pStyle w:val="TOC1"/>
         <w:tabs>
           <w:tab w:val="left" w:pos="1320"/>
           <w:tab w:val="right" w:leader="dot" w:pos="9962"/>
@@ -1507,7 +1507,7 @@
       <w:hyperlink w:anchor="_Toc223702548" w:history="1">
         <w:r>
           <w:rPr>
-            <w:rStyle w:val="Hipervnculo"/>
+            <w:rStyle w:val="Hyperlink"/>
             <w:noProof/>
           </w:rPr>
           <w:t>3.</w:t>
@@ -1524,7 +1524,7 @@
         </w:r>
         <w:r>
           <w:rPr>
-            <w:rStyle w:val="Hipervnculo"/>
+            <w:rStyle w:val="Hyperlink"/>
             <w:noProof/>
           </w:rPr>
           <w:t>Recopilación de evidencias y documentación de observaciones</w:t>
@@ -1581,7 +1581,7 @@
     </w:p>
     <w:p>
       <w:pPr>
-        <w:pStyle w:val="TDC2"/>
+        <w:pStyle w:val="TOC2"/>
         <w:tabs>
           <w:tab w:val="left" w:pos="1760"/>
           <w:tab w:val="right" w:leader="dot" w:pos="9962"/>
@@ -1597,7 +1597,7 @@
       <w:hyperlink w:anchor="_Toc223702550" w:history="1">
         <w:r>
           <w:rPr>
-            <w:rStyle w:val="Hipervnculo"/>
+            <w:rStyle w:val="Hyperlink"/>
             <w:noProof/>
           </w:rPr>
           <w:t>3.1.</w:t>
@@ -1614,7 +1614,7 @@
         </w:r>
         <w:r>
           <w:rPr>
-            <w:rStyle w:val="Hipervnculo"/>
+            <w:rStyle w:val="Hyperlink"/>
             <w:noProof/>
           </w:rPr>
           <w:t>Proceso para recopilar evidencias</w:t>
@@ -1671,7 +1671,7 @@
     </w:p>
     <w:p>
       <w:pPr>
-        <w:pStyle w:val="TDC2"/>
+        <w:pStyle w:val="TOC2"/>
         <w:tabs>
           <w:tab w:val="left" w:pos="1760"/>
           <w:tab w:val="right" w:leader="dot" w:pos="9962"/>
@@ -1687,7 +1687,7 @@
       <w:hyperlink w:anchor="_Toc223702551" w:history="1">
         <w:r>
           <w:rPr>
-            <w:rStyle w:val="Hipervnculo"/>
+            <w:rStyle w:val="Hyperlink"/>
             <w:noProof/>
           </w:rPr>
           <w:t>3.2.</w:t>
@@ -1704,7 +1704,7 @@
         </w:r>
         <w:r>
           <w:rPr>
-            <w:rStyle w:val="Hipervnculo"/>
+            <w:rStyle w:val="Hyperlink"/>
             <w:noProof/>
           </w:rPr>
           <w:t>Tipos de evidencias</w:t>
@@ -1761,7 +1761,7 @@
     </w:p>
     <w:p>
       <w:pPr>
-        <w:pStyle w:val="TDC2"/>
+        <w:pStyle w:val="TOC2"/>
         <w:tabs>
           <w:tab w:val="left" w:pos="1760"/>
           <w:tab w:val="right" w:leader="dot" w:pos="9962"/>
@@ -1777,7 +1777,7 @@
       <w:hyperlink w:anchor="_Toc223702552" w:history="1">
         <w:r>
           <w:rPr>
-            <w:rStyle w:val="Hipervnculo"/>
+            <w:rStyle w:val="Hyperlink"/>
             <w:noProof/>
           </w:rPr>
           <w:t>3.3.</w:t>
@@ -1794,7 +1794,7 @@
         </w:r>
         <w:r>
           <w:rPr>
-            <w:rStyle w:val="Hipervnculo"/>
+            <w:rStyle w:val="Hyperlink"/>
             <w:noProof/>
           </w:rPr>
           <w:t>Responsables de las evidencias</w:t>
@@ -1851,7 +1851,7 @@
     </w:p>
     <w:p>
       <w:pPr>
-        <w:pStyle w:val="TDC2"/>
+        <w:pStyle w:val="TOC2"/>
         <w:tabs>
           <w:tab w:val="left" w:pos="1760"/>
           <w:tab w:val="right" w:leader="dot" w:pos="9962"/>
@@ -1867,7 +1867,7 @@
       <w:hyperlink w:anchor="_Toc223702553" w:history="1">
         <w:r>
           <w:rPr>
-            <w:rStyle w:val="Hipervnculo"/>
+            <w:rStyle w:val="Hyperlink"/>
             <w:noProof/>
           </w:rPr>
           <w:t>3.4.</w:t>
@@ -1884,7 +1884,7 @@
         </w:r>
         <w:r>
           <w:rPr>
-            <w:rStyle w:val="Hipervnculo"/>
+            <w:rStyle w:val="Hyperlink"/>
             <w:noProof/>
           </w:rPr>
           <w:t>Registro y documentación de observaciones</w:t>
@@ -1941,7 +1941,7 @@
     </w:p>
     <w:p>
       <w:pPr>
-        <w:pStyle w:val="TDC1"/>
+        <w:pStyle w:val="TOC1"/>
         <w:tabs>
           <w:tab w:val="left" w:pos="1320"/>
           <w:tab w:val="right" w:leader="dot" w:pos="9962"/>
@@ -1957,7 +1957,7 @@
       <w:hyperlink w:anchor="_Toc223702554" w:history="1">
         <w:r>
           <w:rPr>
-            <w:rStyle w:val="Hipervnculo"/>
+            <w:rStyle w:val="Hyperlink"/>
             <w:noProof/>
           </w:rPr>
           <w:t>4.</w:t>
@@ -1974,7 +1974,7 @@
         </w:r>
         <w:r>
           <w:rPr>
-            <w:rStyle w:val="Hipervnculo"/>
+            <w:rStyle w:val="Hyperlink"/>
             <w:noProof/>
           </w:rPr>
           <w:t>No conformidades, correcciones y acciones correctivas</w:t>
@@ -2031,7 +2031,7 @@
     </w:p>
     <w:p>
       <w:pPr>
-        <w:pStyle w:val="TDC2"/>
+        <w:pStyle w:val="TOC2"/>
         <w:tabs>
           <w:tab w:val="left" w:pos="1760"/>
           <w:tab w:val="right" w:leader="dot" w:pos="9962"/>
@@ -2047,7 +2047,7 @@
       <w:hyperlink w:anchor="_Toc223702556" w:history="1">
         <w:r>
           <w:rPr>
-            <w:rStyle w:val="Hipervnculo"/>
+            <w:rStyle w:val="Hyperlink"/>
             <w:noProof/>
           </w:rPr>
           <w:t>4.1.</w:t>
@@ -2064,7 +2064,7 @@
         </w:r>
         <w:r>
           <w:rPr>
-            <w:rStyle w:val="Hipervnculo"/>
+            <w:rStyle w:val="Hyperlink"/>
             <w:noProof/>
           </w:rPr>
           <w:t>No conformidad</w:t>
@@ -2121,7 +2121,7 @@
     </w:p>
     <w:p>
       <w:pPr>
-        <w:pStyle w:val="TDC2"/>
+        <w:pStyle w:val="TOC2"/>
         <w:tabs>
           <w:tab w:val="left" w:pos="1760"/>
           <w:tab w:val="right" w:leader="dot" w:pos="9962"/>
@@ -2137,7 +2137,7 @@
       <w:hyperlink w:anchor="_Toc223702557" w:history="1">
         <w:r>
           <w:rPr>
-            <w:rStyle w:val="Hipervnculo"/>
+            <w:rStyle w:val="Hyperlink"/>
             <w:noProof/>
           </w:rPr>
           <w:t>4.2.</w:t>
@@ -2154,7 +2154,7 @@
         </w:r>
         <w:r>
           <w:rPr>
-            <w:rStyle w:val="Hipervnculo"/>
+            <w:rStyle w:val="Hyperlink"/>
             <w:noProof/>
           </w:rPr>
           <w:t>Correcciones y acciones correctivas</w:t>
@@ -2211,7 +2211,7 @@
     </w:p>
     <w:p>
       <w:pPr>
-        <w:pStyle w:val="TDC2"/>
+        <w:pStyle w:val="TOC2"/>
         <w:tabs>
           <w:tab w:val="left" w:pos="1760"/>
           <w:tab w:val="right" w:leader="dot" w:pos="9962"/>
@@ -2227,7 +2227,7 @@
       <w:hyperlink w:anchor="_Toc223702558" w:history="1">
         <w:r>
           <w:rPr>
-            <w:rStyle w:val="Hipervnculo"/>
+            <w:rStyle w:val="Hyperlink"/>
             <w:noProof/>
           </w:rPr>
           <w:t>4.3.</w:t>
@@ -2244,7 +2244,7 @@
         </w:r>
         <w:r>
           <w:rPr>
-            <w:rStyle w:val="Hipervnculo"/>
+            <w:rStyle w:val="Hyperlink"/>
             <w:noProof/>
           </w:rPr>
           <w:t>Seguimiento y verificación de eficacia</w:t>
@@ -2301,7 +2301,7 @@
     </w:p>
     <w:p>
       <w:pPr>
-        <w:pStyle w:val="TDC1"/>
+        <w:pStyle w:val="TOC1"/>
         <w:tabs>
           <w:tab w:val="left" w:pos="1320"/>
           <w:tab w:val="right" w:leader="dot" w:pos="9962"/>
@@ -2317,7 +2317,7 @@
       <w:hyperlink w:anchor="_Toc223702559" w:history="1">
         <w:r>
           <w:rPr>
-            <w:rStyle w:val="Hipervnculo"/>
+            <w:rStyle w:val="Hyperlink"/>
             <w:noProof/>
           </w:rPr>
           <w:t>5.</w:t>
@@ -2334,7 +2334,7 @@
         </w:r>
         <w:r>
           <w:rPr>
-            <w:rStyle w:val="Hipervnculo"/>
+            <w:rStyle w:val="Hyperlink"/>
             <w:noProof/>
           </w:rPr>
           <w:t>Reunión de cierre</w:t>
@@ -2391,7 +2391,7 @@
     </w:p>
     <w:p>
       <w:pPr>
-        <w:pStyle w:val="TDC2"/>
+        <w:pStyle w:val="TOC2"/>
         <w:tabs>
           <w:tab w:val="left" w:pos="1760"/>
           <w:tab w:val="right" w:leader="dot" w:pos="9962"/>
@@ -2407,7 +2407,7 @@
       <w:hyperlink w:anchor="_Toc223702561" w:history="1">
         <w:r>
           <w:rPr>
-            <w:rStyle w:val="Hipervnculo"/>
+            <w:rStyle w:val="Hyperlink"/>
             <w:noProof/>
           </w:rPr>
           <w:t>5.1.</w:t>
@@ -2424,7 +2424,7 @@
         </w:r>
         <w:r>
           <w:rPr>
-            <w:rStyle w:val="Hipervnculo"/>
+            <w:rStyle w:val="Hyperlink"/>
             <w:noProof/>
           </w:rPr>
           <w:t>Asistentes</w:t>
@@ -2481,7 +2481,7 @@
     </w:p>
     <w:p>
       <w:pPr>
-        <w:pStyle w:val="TDC2"/>
+        <w:pStyle w:val="TOC2"/>
         <w:tabs>
           <w:tab w:val="left" w:pos="1760"/>
           <w:tab w:val="right" w:leader="dot" w:pos="9962"/>
@@ -2497,7 +2497,7 @@
       <w:hyperlink w:anchor="_Toc223702562" w:history="1">
         <w:r>
           <w:rPr>
-            <w:rStyle w:val="Hipervnculo"/>
+            <w:rStyle w:val="Hyperlink"/>
             <w:noProof/>
           </w:rPr>
           <w:t>5.2.</w:t>
@@ -2514,7 +2514,7 @@
         </w:r>
         <w:r>
           <w:rPr>
-            <w:rStyle w:val="Hipervnculo"/>
+            <w:rStyle w:val="Hyperlink"/>
             <w:noProof/>
           </w:rPr>
           <w:t>Presentación de hallazgos</w:t>
@@ -2571,7 +2571,7 @@
     </w:p>
     <w:p>
       <w:pPr>
-        <w:pStyle w:val="TDC2"/>
+        <w:pStyle w:val="TOC2"/>
         <w:tabs>
           <w:tab w:val="left" w:pos="1760"/>
           <w:tab w:val="right" w:leader="dot" w:pos="9962"/>
@@ -2587,7 +2587,7 @@
       <w:hyperlink w:anchor="_Toc223702563" w:history="1">
         <w:r>
           <w:rPr>
-            <w:rStyle w:val="Hipervnculo"/>
+            <w:rStyle w:val="Hyperlink"/>
             <w:noProof/>
           </w:rPr>
           <w:t>5.3.</w:t>
@@ -2604,7 +2604,7 @@
         </w:r>
         <w:r>
           <w:rPr>
-            <w:rStyle w:val="Hipervnculo"/>
+            <w:rStyle w:val="Hyperlink"/>
             <w:noProof/>
           </w:rPr>
           <w:t>Acciones posteriores</w:t>
@@ -2661,7 +2661,7 @@
     </w:p>
     <w:p>
       <w:pPr>
-        <w:pStyle w:val="TDC1"/>
+        <w:pStyle w:val="TOC1"/>
         <w:tabs>
           <w:tab w:val="left" w:pos="1320"/>
           <w:tab w:val="right" w:leader="dot" w:pos="9962"/>
@@ -2677,7 +2677,7 @@
       <w:hyperlink w:anchor="_Toc223702564" w:history="1">
         <w:r>
           <w:rPr>
-            <w:rStyle w:val="Hipervnculo"/>
+            <w:rStyle w:val="Hyperlink"/>
             <w:noProof/>
           </w:rPr>
           <w:t>6.</w:t>
@@ -2694,7 +2694,7 @@
         </w:r>
         <w:r>
           <w:rPr>
-            <w:rStyle w:val="Hipervnculo"/>
+            <w:rStyle w:val="Hyperlink"/>
             <w:noProof/>
           </w:rPr>
           <w:t>Finalización de la auditoría</w:t>
@@ -2751,7 +2751,7 @@
     </w:p>
     <w:p>
       <w:pPr>
-        <w:pStyle w:val="TDC2"/>
+        <w:pStyle w:val="TOC2"/>
         <w:tabs>
           <w:tab w:val="left" w:pos="1760"/>
           <w:tab w:val="right" w:leader="dot" w:pos="9962"/>
@@ -2767,7 +2767,7 @@
       <w:hyperlink w:anchor="_Toc223702566" w:history="1">
         <w:r>
           <w:rPr>
-            <w:rStyle w:val="Hipervnculo"/>
+            <w:rStyle w:val="Hyperlink"/>
             <w:noProof/>
           </w:rPr>
           <w:t>6.1.</w:t>
@@ -2784,7 +2784,7 @@
         </w:r>
         <w:r>
           <w:rPr>
-            <w:rStyle w:val="Hipervnculo"/>
+            <w:rStyle w:val="Hyperlink"/>
             <w:noProof/>
           </w:rPr>
           <w:t>Asignación de tareas y responsabilidades</w:t>
@@ -2841,7 +2841,7 @@
     </w:p>
     <w:p>
       <w:pPr>
-        <w:pStyle w:val="TDC2"/>
+        <w:pStyle w:val="TOC2"/>
         <w:tabs>
           <w:tab w:val="left" w:pos="1760"/>
           <w:tab w:val="right" w:leader="dot" w:pos="9962"/>
@@ -2857,7 +2857,7 @@
       <w:hyperlink w:anchor="_Toc223702567" w:history="1">
         <w:r>
           <w:rPr>
-            <w:rStyle w:val="Hipervnculo"/>
+            <w:rStyle w:val="Hyperlink"/>
             <w:noProof/>
           </w:rPr>
           <w:t>6.2.</w:t>
@@ -2874,7 +2874,7 @@
         </w:r>
         <w:r>
           <w:rPr>
-            <w:rStyle w:val="Hipervnculo"/>
+            <w:rStyle w:val="Hyperlink"/>
             <w:noProof/>
           </w:rPr>
           <w:t>Elaboración y entrega del informe general</w:t>
@@ -2931,7 +2931,7 @@
     </w:p>
     <w:p>
       <w:pPr>
-        <w:pStyle w:val="TDC2"/>
+        <w:pStyle w:val="TOC2"/>
         <w:tabs>
           <w:tab w:val="left" w:pos="1760"/>
           <w:tab w:val="right" w:leader="dot" w:pos="9962"/>
@@ -2947,7 +2947,7 @@
       <w:hyperlink w:anchor="_Toc223702568" w:history="1">
         <w:r>
           <w:rPr>
-            <w:rStyle w:val="Hipervnculo"/>
+            <w:rStyle w:val="Hyperlink"/>
             <w:noProof/>
           </w:rPr>
           <w:t>6.3.</w:t>
@@ -2964,7 +2964,7 @@
         </w:r>
         <w:r>
           <w:rPr>
-            <w:rStyle w:val="Hipervnculo"/>
+            <w:rStyle w:val="Hyperlink"/>
             <w:noProof/>
           </w:rPr>
           <w:t>Cierre formal del proceso</w:t>
@@ -3021,7 +3021,7 @@
     </w:p>
     <w:p>
       <w:pPr>
-        <w:pStyle w:val="TDC1"/>
+        <w:pStyle w:val="TOC1"/>
         <w:tabs>
           <w:tab w:val="right" w:leader="dot" w:pos="9962"/>
         </w:tabs>
@@ -3036,7 +3036,7 @@
       <w:hyperlink w:anchor="_Toc223702569" w:history="1">
         <w:r>
           <w:rPr>
-            <w:rStyle w:val="Hipervnculo"/>
+            <w:rStyle w:val="Hyperlink"/>
             <w:noProof/>
           </w:rPr>
           <w:t>Síntesis</w:t>
@@ -3093,7 +3093,7 @@
     </w:p>
     <w:p>
       <w:pPr>
-        <w:pStyle w:val="TDC1"/>
+        <w:pStyle w:val="TOC1"/>
         <w:tabs>
           <w:tab w:val="right" w:leader="dot" w:pos="9962"/>
         </w:tabs>
@@ -3108,7 +3108,7 @@
       <w:hyperlink w:anchor="_Toc223702570" w:history="1">
         <w:r>
           <w:rPr>
-            <w:rStyle w:val="Hipervnculo"/>
+            <w:rStyle w:val="Hyperlink"/>
             <w:noProof/>
           </w:rPr>
           <w:t>Glosario</w:t>
@@ -3165,7 +3165,7 @@
     </w:p>
     <w:p>
       <w:pPr>
-        <w:pStyle w:val="TDC1"/>
+        <w:pStyle w:val="TOC1"/>
         <w:tabs>
           <w:tab w:val="right" w:leader="dot" w:pos="9962"/>
         </w:tabs>
@@ -3180,7 +3180,7 @@
       <w:hyperlink w:anchor="_Toc223702571" w:history="1">
         <w:r>
           <w:rPr>
-            <w:rStyle w:val="Hipervnculo"/>
+            <w:rStyle w:val="Hyperlink"/>
             <w:noProof/>
             <w:lang w:val="es-MX"/>
           </w:rPr>
@@ -3238,7 +3238,7 @@
     </w:p>
     <w:p>
       <w:pPr>
-        <w:pStyle w:val="TDC1"/>
+        <w:pStyle w:val="TOC1"/>
         <w:tabs>
           <w:tab w:val="right" w:leader="dot" w:pos="9962"/>
         </w:tabs>
@@ -3253,7 +3253,7 @@
       <w:hyperlink w:anchor="_Toc223702572" w:history="1">
         <w:r>
           <w:rPr>
-            <w:rStyle w:val="Hipervnculo"/>
+            <w:rStyle w:val="Hyperlink"/>
             <w:noProof/>
           </w:rPr>
           <w:t>Créditos</w:t>
@@ -3450,7 +3450,7 @@
                     </pic:cNvPicPr>
                   </pic:nvPicPr>
                   <pic:blipFill>
-                    <a:blip r:embed="rId9">
+                    <a:blip r:embed="rId12">
                       <a:extLst>
                         <a:ext uri="{28A0092B-C50C-407E-A947-70E740481C1C}">
                           <a14:useLocalDpi xmlns:a14="http://schemas.microsoft.com/office/drawing/2010/main" val="0"/>
@@ -3512,7 +3512,7 @@
       </w:r>
       <w:r>
         <w:rPr>
-          <w:rStyle w:val="Hipervnculo"/>
+          <w:rStyle w:val="Hyperlink"/>
           <w:b/>
         </w:rPr>
         <w:t>Enlace de reproducción del video</w:t>
@@ -3523,12 +3523,10 @@
         </w:rPr>
         <w:fldChar w:fldCharType="end"/>
       </w:r>
-      <w:bookmarkStart w:id="3" w:name="_GoBack"/>
-      <w:bookmarkEnd w:id="3"/>
     </w:p>
     <w:tbl>
       <w:tblPr>
-        <w:tblStyle w:val="Tablaconcuadrcula"/>
+        <w:tblStyle w:val="TableGrid"/>
         <w:tblW w:w="0" w:type="auto"/>
         <w:tblLook w:val="04A0" w:firstRow="1" w:lastRow="0" w:firstColumn="1" w:lastColumn="0" w:noHBand="0" w:noVBand="1"/>
       </w:tblPr>
@@ -3600,78 +3598,79 @@
     <w:p/>
     <w:p/>
     <w:p/>
-    <w:p>
-      <w:pPr>
-        <w:pStyle w:val="Ttulo1"/>
-      </w:pPr>
-      <w:bookmarkStart w:id="4" w:name="_Toc223702537"/>
-      <w:r>
+    <w:p/>
+    <w:p>
+      <w:pPr>
+        <w:pStyle w:val="Heading1"/>
+      </w:pPr>
+      <w:bookmarkStart w:id="3" w:name="_Toc223702537"/>
+      <w:r>
+        <w:lastRenderedPageBreak/>
         <w:t>Generalidades del proceso de auditoría</w:t>
       </w:r>
+      <w:bookmarkEnd w:id="3"/>
+    </w:p>
+    <w:p>
+      <w:pPr>
+        <w:rPr>
+          <w:lang w:eastAsia="es-CO"/>
+        </w:rPr>
+      </w:pPr>
+      <w:r>
+        <w:rPr>
+          <w:lang w:eastAsia="es-CO"/>
+        </w:rPr>
+        <w:t>El proceso de auditoría interna constituye una secuencia estructurada de actividades orientadas a evaluar la conformidad y eficacia del Sistema de Gestión de la Calidad. De acuerdo con las directrices establecidas en la Organización Internacional de Normalización (ISO) y en la norma ISO 19011, la auditoría debe desarrollarse de manera planificada, objetiva y basada en evidencias verificables.</w:t>
+      </w:r>
+    </w:p>
+    <w:p>
+      <w:pPr>
+        <w:rPr>
+          <w:lang w:eastAsia="es-CO"/>
+        </w:rPr>
+      </w:pPr>
+      <w:r>
+        <w:rPr>
+          <w:lang w:eastAsia="es-CO"/>
+        </w:rPr>
+        <w:t>En términos generales, el proceso inicia con la coordinación entre el auditor y la organización auditada, continúa con la recopilación y análisis de información, la ejecución de actividades de verificación y la documentación de hallazgos, y finaliza con la comunicación de resultados y el seguimiento correspondiente.</w:t>
+      </w:r>
+    </w:p>
+    <w:p>
+      <w:pPr>
+        <w:rPr>
+          <w:lang w:eastAsia="es-CO"/>
+        </w:rPr>
+      </w:pPr>
+      <w:r>
+        <w:rPr>
+          <w:lang w:eastAsia="es-CO"/>
+        </w:rPr>
+        <w:t>Este proceso no se limita a identificar incumplimientos; también permite reconocer buenas prácticas y oportunidades de mejora, fortaleciendo así el desempeño organizacional. Para que sea efectivo, requiere claridad en la comunicación, definición precisa de roles, preparación previa y rigurosidad en la obtención de evidencias.</w:t>
+      </w:r>
+    </w:p>
+    <w:p>
+      <w:pPr>
+        <w:rPr>
+          <w:lang w:eastAsia="es-CO"/>
+        </w:rPr>
+      </w:pPr>
+      <w:r>
+        <w:rPr>
+          <w:lang w:eastAsia="es-CO"/>
+        </w:rPr>
+        <w:t>En síntesis, las generalidades del proceso de auditoría establecen el marco metodológico que garantiza coherencia, transparencia y confiabilidad en cada una de sus etapas.</w:t>
+      </w:r>
+    </w:p>
+    <w:p>
+      <w:pPr>
+        <w:pStyle w:val="Heading2"/>
+      </w:pPr>
+      <w:bookmarkStart w:id="4" w:name="_Toc223702538"/>
+      <w:r>
+        <w:t>Proceso de comunicación en la auditoría</w:t>
+      </w:r>
       <w:bookmarkEnd w:id="4"/>
-    </w:p>
-    <w:p>
-      <w:pPr>
-        <w:rPr>
-          <w:lang w:eastAsia="es-CO"/>
-        </w:rPr>
-      </w:pPr>
-      <w:r>
-        <w:rPr>
-          <w:lang w:eastAsia="es-CO"/>
-        </w:rPr>
-        <w:lastRenderedPageBreak/>
-        <w:t>El proceso de auditoría interna constituye una secuencia estructurada de actividades orientadas a evaluar la conformidad y eficacia del Sistema de Gestión de la Calidad. De acuerdo con las directrices establecidas en la Organización Internacional de Normalización (ISO) y en la norma ISO 19011, la auditoría debe desarrollarse de manera planificada, objetiva y basada en evidencias verificables.</w:t>
-      </w:r>
-    </w:p>
-    <w:p>
-      <w:pPr>
-        <w:rPr>
-          <w:lang w:eastAsia="es-CO"/>
-        </w:rPr>
-      </w:pPr>
-      <w:r>
-        <w:rPr>
-          <w:lang w:eastAsia="es-CO"/>
-        </w:rPr>
-        <w:t>En términos generales, el proceso inicia con la coordinación entre el auditor y la organización auditada, continúa con la recopilación y análisis de información, la ejecución de actividades de verificación y la documentación de hallazgos, y finaliza con la comunicación de resultados y el seguimiento correspondiente.</w:t>
-      </w:r>
-    </w:p>
-    <w:p>
-      <w:pPr>
-        <w:rPr>
-          <w:lang w:eastAsia="es-CO"/>
-        </w:rPr>
-      </w:pPr>
-      <w:r>
-        <w:rPr>
-          <w:lang w:eastAsia="es-CO"/>
-        </w:rPr>
-        <w:t>Este proceso no se limita a identificar incumplimientos; también permite reconocer buenas prácticas y oportunidades de mejora, fortaleciendo así el desempeño organizacional. Para que sea efectivo, requiere claridad en la comunicación, definición precisa de roles, preparación previa y rigurosidad en la obtención de evidencias.</w:t>
-      </w:r>
-    </w:p>
-    <w:p>
-      <w:pPr>
-        <w:rPr>
-          <w:lang w:eastAsia="es-CO"/>
-        </w:rPr>
-      </w:pPr>
-      <w:r>
-        <w:rPr>
-          <w:lang w:eastAsia="es-CO"/>
-        </w:rPr>
-        <w:t>En síntesis, las generalidades del proceso de auditoría establecen el marco metodológico que garantiza coherencia, transparencia y confiabilidad en cada una de sus etapas.</w:t>
-      </w:r>
-    </w:p>
-    <w:p>
-      <w:pPr>
-        <w:pStyle w:val="Ttulo2"/>
-      </w:pPr>
-      <w:bookmarkStart w:id="5" w:name="_Toc223702538"/>
-      <w:r>
-        <w:t>Proceso de comunicación en la auditoría</w:t>
-      </w:r>
-      <w:bookmarkEnd w:id="5"/>
     </w:p>
     <w:p>
       <w:pPr>
@@ -3722,7 +3721,7 @@
     </w:p>
     <w:p>
       <w:pPr>
-        <w:pStyle w:val="Prrafodelista"/>
+        <w:pStyle w:val="ListParagraph"/>
         <w:numPr>
           <w:ilvl w:val="0"/>
           <w:numId w:val="7"/>
@@ -3740,7 +3739,7 @@
     </w:p>
     <w:p>
       <w:pPr>
-        <w:pStyle w:val="Prrafodelista"/>
+        <w:pStyle w:val="ListParagraph"/>
         <w:numPr>
           <w:ilvl w:val="0"/>
           <w:numId w:val="7"/>
@@ -3758,7 +3757,7 @@
     </w:p>
     <w:p>
       <w:pPr>
-        <w:pStyle w:val="Prrafodelista"/>
+        <w:pStyle w:val="ListParagraph"/>
         <w:numPr>
           <w:ilvl w:val="0"/>
           <w:numId w:val="7"/>
@@ -3776,7 +3775,7 @@
     </w:p>
     <w:p>
       <w:pPr>
-        <w:pStyle w:val="Prrafodelista"/>
+        <w:pStyle w:val="ListParagraph"/>
         <w:numPr>
           <w:ilvl w:val="0"/>
           <w:numId w:val="7"/>
@@ -3794,7 +3793,7 @@
     </w:p>
     <w:p>
       <w:pPr>
-        <w:pStyle w:val="Prrafodelista"/>
+        <w:pStyle w:val="ListParagraph"/>
         <w:numPr>
           <w:ilvl w:val="0"/>
           <w:numId w:val="7"/>
@@ -3812,7 +3811,7 @@
     </w:p>
     <w:p>
       <w:pPr>
-        <w:pStyle w:val="Prrafodelista"/>
+        <w:pStyle w:val="ListParagraph"/>
         <w:ind w:firstLine="0"/>
         <w:rPr>
           <w:lang w:eastAsia="es-CO"/>
@@ -3834,7 +3833,7 @@
     </w:p>
     <w:p>
       <w:pPr>
-        <w:pStyle w:val="Prrafodelista"/>
+        <w:pStyle w:val="ListParagraph"/>
         <w:numPr>
           <w:ilvl w:val="0"/>
           <w:numId w:val="8"/>
@@ -3872,7 +3871,7 @@
     </w:p>
     <w:p>
       <w:pPr>
-        <w:pStyle w:val="Prrafodelista"/>
+        <w:pStyle w:val="ListParagraph"/>
         <w:numPr>
           <w:ilvl w:val="0"/>
           <w:numId w:val="8"/>
@@ -3903,7 +3902,7 @@
     </w:p>
     <w:p>
       <w:pPr>
-        <w:pStyle w:val="Prrafodelista"/>
+        <w:pStyle w:val="ListParagraph"/>
         <w:numPr>
           <w:ilvl w:val="0"/>
           <w:numId w:val="8"/>
@@ -3934,7 +3933,7 @@
     </w:p>
     <w:p>
       <w:pPr>
-        <w:pStyle w:val="Prrafodelista"/>
+        <w:pStyle w:val="ListParagraph"/>
         <w:numPr>
           <w:ilvl w:val="0"/>
           <w:numId w:val="8"/>
@@ -3965,7 +3964,7 @@
     </w:p>
     <w:p>
       <w:pPr>
-        <w:pStyle w:val="Prrafodelista"/>
+        <w:pStyle w:val="ListParagraph"/>
         <w:numPr>
           <w:ilvl w:val="0"/>
           <w:numId w:val="8"/>
@@ -4017,13 +4016,13 @@
     </w:p>
     <w:p>
       <w:pPr>
-        <w:pStyle w:val="Ttulo2"/>
-      </w:pPr>
-      <w:bookmarkStart w:id="6" w:name="_Toc223702539"/>
+        <w:pStyle w:val="Heading2"/>
+      </w:pPr>
+      <w:bookmarkStart w:id="5" w:name="_Toc223702539"/>
       <w:r>
         <w:t>Técnicas de comunicación aplicadas en la auditoría</w:t>
       </w:r>
-      <w:bookmarkEnd w:id="6"/>
+      <w:bookmarkEnd w:id="5"/>
     </w:p>
     <w:p>
       <w:pPr>
@@ -4053,7 +4052,7 @@
     </w:p>
     <w:p>
       <w:pPr>
-        <w:pStyle w:val="Prrafodelista"/>
+        <w:pStyle w:val="ListParagraph"/>
         <w:numPr>
           <w:ilvl w:val="0"/>
           <w:numId w:val="9"/>
@@ -4078,7 +4077,7 @@
     </w:p>
     <w:p>
       <w:pPr>
-        <w:pStyle w:val="Prrafodelista"/>
+        <w:pStyle w:val="ListParagraph"/>
         <w:numPr>
           <w:ilvl w:val="0"/>
           <w:numId w:val="9"/>
@@ -4103,7 +4102,7 @@
     </w:p>
     <w:p>
       <w:pPr>
-        <w:pStyle w:val="Prrafodelista"/>
+        <w:pStyle w:val="ListParagraph"/>
         <w:numPr>
           <w:ilvl w:val="0"/>
           <w:numId w:val="9"/>
@@ -4128,7 +4127,7 @@
     </w:p>
     <w:p>
       <w:pPr>
-        <w:pStyle w:val="Prrafodelista"/>
+        <w:pStyle w:val="ListParagraph"/>
         <w:numPr>
           <w:ilvl w:val="0"/>
           <w:numId w:val="9"/>
@@ -4153,7 +4152,7 @@
     </w:p>
     <w:p>
       <w:pPr>
-        <w:pStyle w:val="Prrafodelista"/>
+        <w:pStyle w:val="ListParagraph"/>
         <w:numPr>
           <w:ilvl w:val="0"/>
           <w:numId w:val="9"/>
@@ -4185,7 +4184,7 @@
     </w:p>
     <w:p>
       <w:pPr>
-        <w:pStyle w:val="Prrafodelista"/>
+        <w:pStyle w:val="ListParagraph"/>
         <w:numPr>
           <w:ilvl w:val="0"/>
           <w:numId w:val="9"/>
@@ -4210,7 +4209,7 @@
     </w:p>
     <w:p>
       <w:pPr>
-        <w:pStyle w:val="Prrafodelista"/>
+        <w:pStyle w:val="ListParagraph"/>
         <w:numPr>
           <w:ilvl w:val="0"/>
           <w:numId w:val="9"/>
@@ -4235,7 +4234,7 @@
     </w:p>
     <w:p>
       <w:pPr>
-        <w:pStyle w:val="Prrafodelista"/>
+        <w:pStyle w:val="ListParagraph"/>
         <w:ind w:firstLine="0"/>
         <w:rPr>
           <w:lang w:eastAsia="es-CO"/>
@@ -4257,7 +4256,7 @@
     </w:p>
     <w:p>
       <w:pPr>
-        <w:pStyle w:val="Prrafodelista"/>
+        <w:pStyle w:val="ListParagraph"/>
         <w:numPr>
           <w:ilvl w:val="0"/>
           <w:numId w:val="10"/>
@@ -4275,7 +4274,7 @@
     </w:p>
     <w:p>
       <w:pPr>
-        <w:pStyle w:val="Prrafodelista"/>
+        <w:pStyle w:val="ListParagraph"/>
         <w:numPr>
           <w:ilvl w:val="0"/>
           <w:numId w:val="10"/>
@@ -4293,7 +4292,7 @@
     </w:p>
     <w:p>
       <w:pPr>
-        <w:pStyle w:val="Prrafodelista"/>
+        <w:pStyle w:val="ListParagraph"/>
         <w:numPr>
           <w:ilvl w:val="0"/>
           <w:numId w:val="10"/>
@@ -4311,7 +4310,7 @@
     </w:p>
     <w:p>
       <w:pPr>
-        <w:pStyle w:val="Prrafodelista"/>
+        <w:pStyle w:val="ListParagraph"/>
         <w:numPr>
           <w:ilvl w:val="0"/>
           <w:numId w:val="10"/>
@@ -4342,7 +4341,7 @@
     </w:p>
     <w:p>
       <w:pPr>
-        <w:pStyle w:val="Prrafodelista"/>
+        <w:pStyle w:val="ListParagraph"/>
         <w:numPr>
           <w:ilvl w:val="0"/>
           <w:numId w:val="11"/>
@@ -4360,7 +4359,7 @@
     </w:p>
     <w:p>
       <w:pPr>
-        <w:pStyle w:val="Prrafodelista"/>
+        <w:pStyle w:val="ListParagraph"/>
         <w:numPr>
           <w:ilvl w:val="0"/>
           <w:numId w:val="11"/>
@@ -4378,7 +4377,7 @@
     </w:p>
     <w:p>
       <w:pPr>
-        <w:pStyle w:val="Prrafodelista"/>
+        <w:pStyle w:val="ListParagraph"/>
         <w:numPr>
           <w:ilvl w:val="0"/>
           <w:numId w:val="11"/>
@@ -4396,7 +4395,7 @@
     </w:p>
     <w:p>
       <w:pPr>
-        <w:pStyle w:val="Prrafodelista"/>
+        <w:pStyle w:val="ListParagraph"/>
         <w:numPr>
           <w:ilvl w:val="0"/>
           <w:numId w:val="11"/>
@@ -4428,13 +4427,13 @@
     </w:p>
     <w:p>
       <w:pPr>
-        <w:pStyle w:val="Ttulo2"/>
-      </w:pPr>
-      <w:bookmarkStart w:id="7" w:name="_Toc223702540"/>
+        <w:pStyle w:val="Heading2"/>
+      </w:pPr>
+      <w:bookmarkStart w:id="6" w:name="_Toc223702540"/>
       <w:r>
         <w:t>Contacto inicial con la organización auditada</w:t>
       </w:r>
-      <w:bookmarkEnd w:id="7"/>
+      <w:bookmarkEnd w:id="6"/>
     </w:p>
     <w:p>
       <w:pPr>
@@ -4471,7 +4470,7 @@
     </w:p>
     <w:p>
       <w:pPr>
-        <w:pStyle w:val="Prrafodelista"/>
+        <w:pStyle w:val="ListParagraph"/>
         <w:numPr>
           <w:ilvl w:val="0"/>
           <w:numId w:val="12"/>
@@ -4489,7 +4488,7 @@
     </w:p>
     <w:p>
       <w:pPr>
-        <w:pStyle w:val="Prrafodelista"/>
+        <w:pStyle w:val="ListParagraph"/>
         <w:numPr>
           <w:ilvl w:val="0"/>
           <w:numId w:val="12"/>
@@ -4507,7 +4506,7 @@
     </w:p>
     <w:p>
       <w:pPr>
-        <w:pStyle w:val="Prrafodelista"/>
+        <w:pStyle w:val="ListParagraph"/>
         <w:numPr>
           <w:ilvl w:val="0"/>
           <w:numId w:val="12"/>
@@ -4525,7 +4524,7 @@
     </w:p>
     <w:p>
       <w:pPr>
-        <w:pStyle w:val="Prrafodelista"/>
+        <w:pStyle w:val="ListParagraph"/>
         <w:numPr>
           <w:ilvl w:val="0"/>
           <w:numId w:val="12"/>
@@ -4543,7 +4542,7 @@
     </w:p>
     <w:p>
       <w:pPr>
-        <w:pStyle w:val="Prrafodelista"/>
+        <w:pStyle w:val="ListParagraph"/>
         <w:numPr>
           <w:ilvl w:val="0"/>
           <w:numId w:val="12"/>
@@ -4561,7 +4560,7 @@
     </w:p>
     <w:p>
       <w:pPr>
-        <w:pStyle w:val="Prrafodelista"/>
+        <w:pStyle w:val="ListParagraph"/>
         <w:numPr>
           <w:ilvl w:val="0"/>
           <w:numId w:val="12"/>
@@ -4579,7 +4578,7 @@
     </w:p>
     <w:p>
       <w:pPr>
-        <w:pStyle w:val="Prrafodelista"/>
+        <w:pStyle w:val="ListParagraph"/>
         <w:numPr>
           <w:ilvl w:val="0"/>
           <w:numId w:val="12"/>
@@ -4597,7 +4596,7 @@
     </w:p>
     <w:p>
       <w:pPr>
-        <w:pStyle w:val="Prrafodelista"/>
+        <w:pStyle w:val="ListParagraph"/>
         <w:numPr>
           <w:ilvl w:val="0"/>
           <w:numId w:val="12"/>
@@ -4615,7 +4614,7 @@
     </w:p>
     <w:p>
       <w:pPr>
-        <w:pStyle w:val="Prrafodelista"/>
+        <w:pStyle w:val="ListParagraph"/>
         <w:numPr>
           <w:ilvl w:val="0"/>
           <w:numId w:val="12"/>
@@ -4633,7 +4632,7 @@
     </w:p>
     <w:p>
       <w:pPr>
-        <w:pStyle w:val="Prrafodelista"/>
+        <w:pStyle w:val="ListParagraph"/>
         <w:numPr>
           <w:ilvl w:val="0"/>
           <w:numId w:val="12"/>
@@ -4651,7 +4650,7 @@
     </w:p>
     <w:p>
       <w:pPr>
-        <w:pStyle w:val="Prrafodelista"/>
+        <w:pStyle w:val="ListParagraph"/>
         <w:numPr>
           <w:ilvl w:val="0"/>
           <w:numId w:val="12"/>
@@ -4683,7 +4682,7 @@
     </w:p>
     <w:p>
       <w:pPr>
-        <w:pStyle w:val="Prrafodelista"/>
+        <w:pStyle w:val="ListParagraph"/>
         <w:numPr>
           <w:ilvl w:val="0"/>
           <w:numId w:val="13"/>
@@ -4701,7 +4700,7 @@
     </w:p>
     <w:p>
       <w:pPr>
-        <w:pStyle w:val="Prrafodelista"/>
+        <w:pStyle w:val="ListParagraph"/>
         <w:numPr>
           <w:ilvl w:val="0"/>
           <w:numId w:val="13"/>
@@ -4719,7 +4718,7 @@
     </w:p>
     <w:p>
       <w:pPr>
-        <w:pStyle w:val="Prrafodelista"/>
+        <w:pStyle w:val="ListParagraph"/>
         <w:numPr>
           <w:ilvl w:val="0"/>
           <w:numId w:val="13"/>
@@ -4757,13 +4756,13 @@
     </w:p>
     <w:p>
       <w:pPr>
-        <w:pStyle w:val="Ttulo2"/>
-      </w:pPr>
-      <w:bookmarkStart w:id="8" w:name="_Toc223702541"/>
+        <w:pStyle w:val="Heading2"/>
+      </w:pPr>
+      <w:bookmarkStart w:id="7" w:name="_Toc223702541"/>
       <w:r>
         <w:t>Asignación de roles y responsabilidades del equipo auditor</w:t>
       </w:r>
-      <w:bookmarkEnd w:id="8"/>
+      <w:bookmarkEnd w:id="7"/>
     </w:p>
     <w:p>
       <w:pPr>
@@ -4793,7 +4792,7 @@
     </w:p>
     <w:p>
       <w:pPr>
-        <w:pStyle w:val="Prrafodelista"/>
+        <w:pStyle w:val="ListParagraph"/>
         <w:numPr>
           <w:ilvl w:val="0"/>
           <w:numId w:val="14"/>
@@ -4818,7 +4817,7 @@
     </w:p>
     <w:p>
       <w:pPr>
-        <w:pStyle w:val="Prrafodelista"/>
+        <w:pStyle w:val="ListParagraph"/>
         <w:numPr>
           <w:ilvl w:val="0"/>
           <w:numId w:val="14"/>
@@ -4850,7 +4849,7 @@
     </w:p>
     <w:p>
       <w:pPr>
-        <w:pStyle w:val="Prrafodelista"/>
+        <w:pStyle w:val="ListParagraph"/>
         <w:numPr>
           <w:ilvl w:val="0"/>
           <w:numId w:val="14"/>
@@ -4876,7 +4875,7 @@
     </w:p>
     <w:p>
       <w:pPr>
-        <w:pStyle w:val="Prrafodelista"/>
+        <w:pStyle w:val="ListParagraph"/>
         <w:numPr>
           <w:ilvl w:val="0"/>
           <w:numId w:val="14"/>
@@ -4901,7 +4900,7 @@
     </w:p>
     <w:p>
       <w:pPr>
-        <w:pStyle w:val="Prrafodelista"/>
+        <w:pStyle w:val="ListParagraph"/>
         <w:ind w:firstLine="0"/>
         <w:rPr>
           <w:lang w:eastAsia="es-CO"/>
@@ -4923,7 +4922,7 @@
     </w:p>
     <w:p>
       <w:pPr>
-        <w:pStyle w:val="Prrafodelista"/>
+        <w:pStyle w:val="ListParagraph"/>
         <w:numPr>
           <w:ilvl w:val="0"/>
           <w:numId w:val="15"/>
@@ -4941,7 +4940,7 @@
     </w:p>
     <w:p>
       <w:pPr>
-        <w:pStyle w:val="Prrafodelista"/>
+        <w:pStyle w:val="ListParagraph"/>
         <w:numPr>
           <w:ilvl w:val="0"/>
           <w:numId w:val="15"/>
@@ -4959,7 +4958,7 @@
     </w:p>
     <w:p>
       <w:pPr>
-        <w:pStyle w:val="Prrafodelista"/>
+        <w:pStyle w:val="ListParagraph"/>
         <w:numPr>
           <w:ilvl w:val="0"/>
           <w:numId w:val="15"/>
@@ -4977,7 +4976,7 @@
     </w:p>
     <w:p>
       <w:pPr>
-        <w:pStyle w:val="Prrafodelista"/>
+        <w:pStyle w:val="ListParagraph"/>
         <w:numPr>
           <w:ilvl w:val="0"/>
           <w:numId w:val="15"/>
@@ -5008,7 +5007,7 @@
     </w:p>
     <w:p>
       <w:pPr>
-        <w:pStyle w:val="Prrafodelista"/>
+        <w:pStyle w:val="ListParagraph"/>
         <w:numPr>
           <w:ilvl w:val="0"/>
           <w:numId w:val="50"/>
@@ -5026,7 +5025,7 @@
     </w:p>
     <w:p>
       <w:pPr>
-        <w:pStyle w:val="Prrafodelista"/>
+        <w:pStyle w:val="ListParagraph"/>
         <w:numPr>
           <w:ilvl w:val="0"/>
           <w:numId w:val="16"/>
@@ -5044,7 +5043,7 @@
     </w:p>
     <w:p>
       <w:pPr>
-        <w:pStyle w:val="Prrafodelista"/>
+        <w:pStyle w:val="ListParagraph"/>
         <w:numPr>
           <w:ilvl w:val="0"/>
           <w:numId w:val="16"/>
@@ -5062,7 +5061,7 @@
     </w:p>
     <w:p>
       <w:pPr>
-        <w:pStyle w:val="Prrafodelista"/>
+        <w:pStyle w:val="ListParagraph"/>
         <w:numPr>
           <w:ilvl w:val="0"/>
           <w:numId w:val="16"/>
@@ -5093,14 +5092,14 @@
     </w:p>
     <w:p>
       <w:pPr>
-        <w:pStyle w:val="Ttulo2"/>
-      </w:pPr>
-      <w:bookmarkStart w:id="9" w:name="_Toc223702542"/>
+        <w:pStyle w:val="Heading2"/>
+      </w:pPr>
+      <w:bookmarkStart w:id="8" w:name="_Toc223702542"/>
       <w:r>
         <w:lastRenderedPageBreak/>
         <w:t>Recolección de la información preliminar</w:t>
       </w:r>
-      <w:bookmarkEnd w:id="9"/>
+      <w:bookmarkEnd w:id="8"/>
     </w:p>
     <w:p>
       <w:pPr>
@@ -5130,7 +5129,7 @@
     </w:p>
     <w:p>
       <w:pPr>
-        <w:pStyle w:val="Prrafodelista"/>
+        <w:pStyle w:val="ListParagraph"/>
         <w:numPr>
           <w:ilvl w:val="0"/>
           <w:numId w:val="17"/>
@@ -5155,7 +5154,7 @@
     </w:p>
     <w:p>
       <w:pPr>
-        <w:pStyle w:val="Prrafodelista"/>
+        <w:pStyle w:val="ListParagraph"/>
         <w:numPr>
           <w:ilvl w:val="0"/>
           <w:numId w:val="17"/>
@@ -5180,7 +5179,7 @@
     </w:p>
     <w:p>
       <w:pPr>
-        <w:pStyle w:val="Prrafodelista"/>
+        <w:pStyle w:val="ListParagraph"/>
         <w:numPr>
           <w:ilvl w:val="0"/>
           <w:numId w:val="17"/>
@@ -5205,7 +5204,7 @@
     </w:p>
     <w:p>
       <w:pPr>
-        <w:pStyle w:val="Prrafodelista"/>
+        <w:pStyle w:val="ListParagraph"/>
         <w:numPr>
           <w:ilvl w:val="0"/>
           <w:numId w:val="17"/>
@@ -5230,7 +5229,7 @@
     </w:p>
     <w:p>
       <w:pPr>
-        <w:pStyle w:val="Prrafodelista"/>
+        <w:pStyle w:val="ListParagraph"/>
         <w:numPr>
           <w:ilvl w:val="0"/>
           <w:numId w:val="17"/>
@@ -5304,14 +5303,14 @@
     </w:p>
     <w:p>
       <w:pPr>
-        <w:pStyle w:val="Ttulo1"/>
-      </w:pPr>
-      <w:bookmarkStart w:id="10" w:name="_Toc223702543"/>
+        <w:pStyle w:val="Heading1"/>
+      </w:pPr>
+      <w:bookmarkStart w:id="9" w:name="_Toc223702543"/>
       <w:r>
         <w:lastRenderedPageBreak/>
         <w:t>Reunión de apertura y comunicación</w:t>
       </w:r>
-      <w:bookmarkEnd w:id="10"/>
+      <w:bookmarkEnd w:id="9"/>
     </w:p>
     <w:p>
       <w:pPr>
@@ -5328,7 +5327,7 @@
     </w:p>
     <w:p>
       <w:pPr>
-        <w:pStyle w:val="Prrafodelista"/>
+        <w:pStyle w:val="ListParagraph"/>
         <w:numPr>
           <w:ilvl w:val="0"/>
           <w:numId w:val="18"/>
@@ -5346,7 +5345,7 @@
     </w:p>
     <w:p>
       <w:pPr>
-        <w:pStyle w:val="Prrafodelista"/>
+        <w:pStyle w:val="ListParagraph"/>
         <w:numPr>
           <w:ilvl w:val="0"/>
           <w:numId w:val="18"/>
@@ -5364,7 +5363,7 @@
     </w:p>
     <w:p>
       <w:pPr>
-        <w:pStyle w:val="Prrafodelista"/>
+        <w:pStyle w:val="ListParagraph"/>
         <w:numPr>
           <w:ilvl w:val="0"/>
           <w:numId w:val="18"/>
@@ -5382,7 +5381,7 @@
     </w:p>
     <w:p>
       <w:pPr>
-        <w:pStyle w:val="Prrafodelista"/>
+        <w:pStyle w:val="ListParagraph"/>
         <w:numPr>
           <w:ilvl w:val="0"/>
           <w:numId w:val="18"/>
@@ -5400,7 +5399,7 @@
     </w:p>
     <w:p>
       <w:pPr>
-        <w:pStyle w:val="Prrafodelista"/>
+        <w:pStyle w:val="ListParagraph"/>
         <w:numPr>
           <w:ilvl w:val="0"/>
           <w:numId w:val="18"/>
@@ -5418,7 +5417,7 @@
     </w:p>
     <w:p>
       <w:pPr>
-        <w:pStyle w:val="Prrafodelista"/>
+        <w:pStyle w:val="ListParagraph"/>
         <w:numPr>
           <w:ilvl w:val="0"/>
           <w:numId w:val="18"/>
@@ -5436,7 +5435,7 @@
     </w:p>
     <w:p>
       <w:pPr>
-        <w:pStyle w:val="Prrafodelista"/>
+        <w:pStyle w:val="ListParagraph"/>
         <w:numPr>
           <w:ilvl w:val="0"/>
           <w:numId w:val="18"/>
@@ -5454,7 +5453,7 @@
     </w:p>
     <w:p>
       <w:pPr>
-        <w:pStyle w:val="Prrafodelista"/>
+        <w:pStyle w:val="ListParagraph"/>
         <w:numPr>
           <w:ilvl w:val="0"/>
           <w:numId w:val="18"/>
@@ -5472,7 +5471,7 @@
     </w:p>
     <w:p>
       <w:pPr>
-        <w:pStyle w:val="Prrafodelista"/>
+        <w:pStyle w:val="ListParagraph"/>
         <w:numPr>
           <w:ilvl w:val="0"/>
           <w:numId w:val="18"/>
@@ -5490,7 +5489,7 @@
     </w:p>
     <w:p>
       <w:pPr>
-        <w:pStyle w:val="Prrafodelista"/>
+        <w:pStyle w:val="ListParagraph"/>
         <w:numPr>
           <w:ilvl w:val="0"/>
           <w:numId w:val="18"/>
@@ -5508,7 +5507,7 @@
     </w:p>
     <w:p>
       <w:pPr>
-        <w:pStyle w:val="Prrafodelista"/>
+        <w:pStyle w:val="ListParagraph"/>
         <w:numPr>
           <w:ilvl w:val="0"/>
           <w:numId w:val="18"/>
@@ -5526,7 +5525,7 @@
     </w:p>
     <w:p>
       <w:pPr>
-        <w:pStyle w:val="Prrafodelista"/>
+        <w:pStyle w:val="ListParagraph"/>
         <w:numPr>
           <w:ilvl w:val="0"/>
           <w:numId w:val="18"/>
@@ -5544,7 +5543,7 @@
     </w:p>
     <w:p>
       <w:pPr>
-        <w:pStyle w:val="Prrafodelista"/>
+        <w:pStyle w:val="ListParagraph"/>
         <w:numPr>
           <w:ilvl w:val="0"/>
           <w:numId w:val="18"/>
@@ -5562,7 +5561,7 @@
     </w:p>
     <w:p>
       <w:pPr>
-        <w:pStyle w:val="Prrafodelista"/>
+        <w:pStyle w:val="ListParagraph"/>
         <w:numPr>
           <w:ilvl w:val="0"/>
           <w:numId w:val="18"/>
@@ -5580,7 +5579,7 @@
     </w:p>
     <w:p>
       <w:pPr>
-        <w:pStyle w:val="Prrafodelista"/>
+        <w:pStyle w:val="ListParagraph"/>
         <w:numPr>
           <w:ilvl w:val="0"/>
           <w:numId w:val="18"/>
@@ -5598,7 +5597,7 @@
     </w:p>
     <w:p>
       <w:pPr>
-        <w:pStyle w:val="Prrafodelista"/>
+        <w:pStyle w:val="ListParagraph"/>
         <w:numPr>
           <w:ilvl w:val="0"/>
           <w:numId w:val="18"/>
@@ -5637,7 +5636,7 @@
     </w:p>
     <w:p>
       <w:pPr>
-        <w:pStyle w:val="Prrafodelista"/>
+        <w:pStyle w:val="ListParagraph"/>
         <w:keepNext/>
         <w:keepLines/>
         <w:numPr>
@@ -5658,21 +5657,21 @@
           <w:lang w:eastAsia="es-CO"/>
         </w:rPr>
       </w:pPr>
-      <w:bookmarkStart w:id="11" w:name="_Toc223702544"/>
+      <w:bookmarkStart w:id="10" w:name="_Toc223702544"/>
+      <w:bookmarkEnd w:id="10"/>
+    </w:p>
+    <w:p>
+      <w:pPr>
+        <w:pStyle w:val="Heading2"/>
+      </w:pPr>
+      <w:bookmarkStart w:id="11" w:name="_Toc223702545"/>
+      <w:r>
+        <w:t>Recursos necesarios</w:t>
+      </w:r>
       <w:bookmarkEnd w:id="11"/>
     </w:p>
     <w:p>
       <w:pPr>
-        <w:pStyle w:val="Ttulo2"/>
-      </w:pPr>
-      <w:bookmarkStart w:id="12" w:name="_Toc223702545"/>
-      <w:r>
-        <w:t>Recursos necesarios</w:t>
-      </w:r>
-      <w:bookmarkEnd w:id="12"/>
-    </w:p>
-    <w:p>
-      <w:pPr>
         <w:rPr>
           <w:lang w:eastAsia="es-CO"/>
         </w:rPr>
@@ -5699,7 +5698,7 @@
     </w:p>
     <w:p>
       <w:pPr>
-        <w:pStyle w:val="Prrafodelista"/>
+        <w:pStyle w:val="ListParagraph"/>
         <w:numPr>
           <w:ilvl w:val="0"/>
           <w:numId w:val="19"/>
@@ -5719,7 +5718,7 @@
     </w:p>
     <w:p>
       <w:pPr>
-        <w:pStyle w:val="Prrafodelista"/>
+        <w:pStyle w:val="ListParagraph"/>
         <w:numPr>
           <w:ilvl w:val="1"/>
           <w:numId w:val="19"/>
@@ -5737,7 +5736,7 @@
     </w:p>
     <w:p>
       <w:pPr>
-        <w:pStyle w:val="Prrafodelista"/>
+        <w:pStyle w:val="ListParagraph"/>
         <w:numPr>
           <w:ilvl w:val="1"/>
           <w:numId w:val="19"/>
@@ -5755,7 +5754,7 @@
     </w:p>
     <w:p>
       <w:pPr>
-        <w:pStyle w:val="Prrafodelista"/>
+        <w:pStyle w:val="ListParagraph"/>
         <w:numPr>
           <w:ilvl w:val="1"/>
           <w:numId w:val="19"/>
@@ -5773,7 +5772,7 @@
     </w:p>
     <w:p>
       <w:pPr>
-        <w:pStyle w:val="Prrafodelista"/>
+        <w:pStyle w:val="ListParagraph"/>
         <w:numPr>
           <w:ilvl w:val="0"/>
           <w:numId w:val="19"/>
@@ -5793,7 +5792,7 @@
     </w:p>
     <w:p>
       <w:pPr>
-        <w:pStyle w:val="Prrafodelista"/>
+        <w:pStyle w:val="ListParagraph"/>
         <w:numPr>
           <w:ilvl w:val="1"/>
           <w:numId w:val="19"/>
@@ -5811,7 +5810,7 @@
     </w:p>
     <w:p>
       <w:pPr>
-        <w:pStyle w:val="Prrafodelista"/>
+        <w:pStyle w:val="ListParagraph"/>
         <w:numPr>
           <w:ilvl w:val="1"/>
           <w:numId w:val="19"/>
@@ -5829,7 +5828,7 @@
     </w:p>
     <w:p>
       <w:pPr>
-        <w:pStyle w:val="Prrafodelista"/>
+        <w:pStyle w:val="ListParagraph"/>
         <w:numPr>
           <w:ilvl w:val="1"/>
           <w:numId w:val="19"/>
@@ -5847,7 +5846,7 @@
     </w:p>
     <w:p>
       <w:pPr>
-        <w:pStyle w:val="Prrafodelista"/>
+        <w:pStyle w:val="ListParagraph"/>
         <w:numPr>
           <w:ilvl w:val="1"/>
           <w:numId w:val="19"/>
@@ -5865,7 +5864,7 @@
     </w:p>
     <w:p>
       <w:pPr>
-        <w:pStyle w:val="Prrafodelista"/>
+        <w:pStyle w:val="ListParagraph"/>
         <w:numPr>
           <w:ilvl w:val="0"/>
           <w:numId w:val="20"/>
@@ -5885,7 +5884,7 @@
     </w:p>
     <w:p>
       <w:pPr>
-        <w:pStyle w:val="Prrafodelista"/>
+        <w:pStyle w:val="ListParagraph"/>
         <w:numPr>
           <w:ilvl w:val="1"/>
           <w:numId w:val="20"/>
@@ -5903,7 +5902,7 @@
     </w:p>
     <w:p>
       <w:pPr>
-        <w:pStyle w:val="Prrafodelista"/>
+        <w:pStyle w:val="ListParagraph"/>
         <w:numPr>
           <w:ilvl w:val="1"/>
           <w:numId w:val="20"/>
@@ -5921,7 +5920,7 @@
     </w:p>
     <w:p>
       <w:pPr>
-        <w:pStyle w:val="Prrafodelista"/>
+        <w:pStyle w:val="ListParagraph"/>
         <w:numPr>
           <w:ilvl w:val="1"/>
           <w:numId w:val="20"/>
@@ -5939,7 +5938,7 @@
     </w:p>
     <w:p>
       <w:pPr>
-        <w:pStyle w:val="Prrafodelista"/>
+        <w:pStyle w:val="ListParagraph"/>
         <w:ind w:left="1440" w:firstLine="0"/>
         <w:rPr>
           <w:lang w:eastAsia="es-CO"/>
@@ -5948,7 +5947,7 @@
     </w:p>
     <w:p>
       <w:pPr>
-        <w:pStyle w:val="Prrafodelista"/>
+        <w:pStyle w:val="ListParagraph"/>
         <w:numPr>
           <w:ilvl w:val="0"/>
           <w:numId w:val="20"/>
@@ -5969,7 +5968,7 @@
     </w:p>
     <w:p>
       <w:pPr>
-        <w:pStyle w:val="Prrafodelista"/>
+        <w:pStyle w:val="ListParagraph"/>
         <w:numPr>
           <w:ilvl w:val="1"/>
           <w:numId w:val="20"/>
@@ -5987,7 +5986,7 @@
     </w:p>
     <w:p>
       <w:pPr>
-        <w:pStyle w:val="Prrafodelista"/>
+        <w:pStyle w:val="ListParagraph"/>
         <w:numPr>
           <w:ilvl w:val="1"/>
           <w:numId w:val="20"/>
@@ -6005,7 +6004,7 @@
     </w:p>
     <w:p>
       <w:pPr>
-        <w:pStyle w:val="Prrafodelista"/>
+        <w:pStyle w:val="ListParagraph"/>
         <w:numPr>
           <w:ilvl w:val="1"/>
           <w:numId w:val="20"/>
@@ -6042,13 +6041,13 @@
     </w:p>
     <w:p>
       <w:pPr>
-        <w:pStyle w:val="Ttulo2"/>
-      </w:pPr>
-      <w:bookmarkStart w:id="13" w:name="_Toc223702546"/>
+        <w:pStyle w:val="Heading2"/>
+      </w:pPr>
+      <w:bookmarkStart w:id="12" w:name="_Toc223702546"/>
       <w:r>
         <w:t>Sitios y modalidades de auditoría</w:t>
       </w:r>
-      <w:bookmarkEnd w:id="13"/>
+      <w:bookmarkEnd w:id="12"/>
     </w:p>
     <w:p>
       <w:pPr>
@@ -6078,7 +6077,7 @@
     </w:p>
     <w:p>
       <w:pPr>
-        <w:pStyle w:val="Prrafodelista"/>
+        <w:pStyle w:val="ListParagraph"/>
         <w:numPr>
           <w:ilvl w:val="0"/>
           <w:numId w:val="21"/>
@@ -6096,7 +6095,7 @@
     </w:p>
     <w:p>
       <w:pPr>
-        <w:pStyle w:val="Prrafodelista"/>
+        <w:pStyle w:val="ListParagraph"/>
         <w:numPr>
           <w:ilvl w:val="0"/>
           <w:numId w:val="21"/>
@@ -6114,7 +6113,7 @@
     </w:p>
     <w:p>
       <w:pPr>
-        <w:pStyle w:val="Prrafodelista"/>
+        <w:pStyle w:val="ListParagraph"/>
         <w:numPr>
           <w:ilvl w:val="0"/>
           <w:numId w:val="21"/>
@@ -6132,7 +6131,7 @@
     </w:p>
     <w:p>
       <w:pPr>
-        <w:pStyle w:val="Prrafodelista"/>
+        <w:pStyle w:val="ListParagraph"/>
         <w:numPr>
           <w:ilvl w:val="0"/>
           <w:numId w:val="21"/>
@@ -6150,7 +6149,7 @@
     </w:p>
     <w:p>
       <w:pPr>
-        <w:pStyle w:val="Prrafodelista"/>
+        <w:pStyle w:val="ListParagraph"/>
         <w:numPr>
           <w:ilvl w:val="0"/>
           <w:numId w:val="21"/>
@@ -6202,7 +6201,7 @@
     </w:p>
     <w:p>
       <w:pPr>
-        <w:pStyle w:val="Prrafodelista"/>
+        <w:pStyle w:val="ListParagraph"/>
         <w:numPr>
           <w:ilvl w:val="0"/>
           <w:numId w:val="22"/>
@@ -6233,7 +6232,7 @@
     </w:p>
     <w:p>
       <w:pPr>
-        <w:pStyle w:val="Prrafodelista"/>
+        <w:pStyle w:val="ListParagraph"/>
         <w:numPr>
           <w:ilvl w:val="0"/>
           <w:numId w:val="22"/>
@@ -6258,7 +6257,7 @@
     </w:p>
     <w:p>
       <w:pPr>
-        <w:pStyle w:val="Prrafodelista"/>
+        <w:pStyle w:val="ListParagraph"/>
         <w:numPr>
           <w:ilvl w:val="0"/>
           <w:numId w:val="22"/>
@@ -6296,13 +6295,13 @@
     </w:p>
     <w:p>
       <w:pPr>
-        <w:pStyle w:val="Ttulo2"/>
-      </w:pPr>
-      <w:bookmarkStart w:id="14" w:name="_Toc223702547"/>
+        <w:pStyle w:val="Heading2"/>
+      </w:pPr>
+      <w:bookmarkStart w:id="13" w:name="_Toc223702547"/>
       <w:r>
         <w:t>Participación de los auditados</w:t>
       </w:r>
-      <w:bookmarkEnd w:id="14"/>
+      <w:bookmarkEnd w:id="13"/>
     </w:p>
     <w:p>
       <w:pPr>
@@ -6353,7 +6352,7 @@
     </w:p>
     <w:p>
       <w:pPr>
-        <w:pStyle w:val="Prrafodelista"/>
+        <w:pStyle w:val="ListParagraph"/>
         <w:numPr>
           <w:ilvl w:val="0"/>
           <w:numId w:val="23"/>
@@ -6371,7 +6370,7 @@
     </w:p>
     <w:p>
       <w:pPr>
-        <w:pStyle w:val="Prrafodelista"/>
+        <w:pStyle w:val="ListParagraph"/>
         <w:numPr>
           <w:ilvl w:val="0"/>
           <w:numId w:val="23"/>
@@ -6389,7 +6388,7 @@
     </w:p>
     <w:p>
       <w:pPr>
-        <w:pStyle w:val="Prrafodelista"/>
+        <w:pStyle w:val="ListParagraph"/>
         <w:numPr>
           <w:ilvl w:val="0"/>
           <w:numId w:val="23"/>
@@ -6407,7 +6406,7 @@
     </w:p>
     <w:p>
       <w:pPr>
-        <w:pStyle w:val="Prrafodelista"/>
+        <w:pStyle w:val="ListParagraph"/>
         <w:numPr>
           <w:ilvl w:val="0"/>
           <w:numId w:val="23"/>
@@ -6425,7 +6424,7 @@
     </w:p>
     <w:p>
       <w:pPr>
-        <w:pStyle w:val="Prrafodelista"/>
+        <w:pStyle w:val="ListParagraph"/>
         <w:numPr>
           <w:ilvl w:val="0"/>
           <w:numId w:val="23"/>
@@ -6463,7 +6462,7 @@
     </w:p>
     <w:p>
       <w:pPr>
-        <w:pStyle w:val="Prrafodelista"/>
+        <w:pStyle w:val="ListParagraph"/>
         <w:numPr>
           <w:ilvl w:val="0"/>
           <w:numId w:val="24"/>
@@ -6481,7 +6480,7 @@
     </w:p>
     <w:p>
       <w:pPr>
-        <w:pStyle w:val="Prrafodelista"/>
+        <w:pStyle w:val="ListParagraph"/>
         <w:numPr>
           <w:ilvl w:val="0"/>
           <w:numId w:val="24"/>
@@ -6499,7 +6498,7 @@
     </w:p>
     <w:p>
       <w:pPr>
-        <w:pStyle w:val="Prrafodelista"/>
+        <w:pStyle w:val="ListParagraph"/>
         <w:numPr>
           <w:ilvl w:val="0"/>
           <w:numId w:val="24"/>
@@ -6517,7 +6516,7 @@
     </w:p>
     <w:p>
       <w:pPr>
-        <w:pStyle w:val="Prrafodelista"/>
+        <w:pStyle w:val="ListParagraph"/>
         <w:numPr>
           <w:ilvl w:val="0"/>
           <w:numId w:val="24"/>
@@ -6563,14 +6562,14 @@
     </w:p>
     <w:p>
       <w:pPr>
-        <w:pStyle w:val="Ttulo1"/>
-      </w:pPr>
-      <w:bookmarkStart w:id="15" w:name="_Toc223702548"/>
+        <w:pStyle w:val="Heading1"/>
+      </w:pPr>
+      <w:bookmarkStart w:id="14" w:name="_Toc223702548"/>
       <w:r>
         <w:lastRenderedPageBreak/>
         <w:t>Recopilación de evidencias y documentación de observaciones</w:t>
       </w:r>
-      <w:bookmarkEnd w:id="15"/>
+      <w:bookmarkEnd w:id="14"/>
     </w:p>
     <w:p>
       <w:pPr>
@@ -6621,7 +6620,7 @@
     </w:p>
     <w:p>
       <w:pPr>
-        <w:pStyle w:val="Prrafodelista"/>
+        <w:pStyle w:val="ListParagraph"/>
         <w:numPr>
           <w:ilvl w:val="0"/>
           <w:numId w:val="25"/>
@@ -6639,7 +6638,7 @@
     </w:p>
     <w:p>
       <w:pPr>
-        <w:pStyle w:val="Prrafodelista"/>
+        <w:pStyle w:val="ListParagraph"/>
         <w:numPr>
           <w:ilvl w:val="0"/>
           <w:numId w:val="25"/>
@@ -6657,7 +6656,7 @@
     </w:p>
     <w:p>
       <w:pPr>
-        <w:pStyle w:val="Prrafodelista"/>
+        <w:pStyle w:val="ListParagraph"/>
         <w:numPr>
           <w:ilvl w:val="0"/>
           <w:numId w:val="25"/>
@@ -6675,7 +6674,7 @@
     </w:p>
     <w:p>
       <w:pPr>
-        <w:pStyle w:val="Prrafodelista"/>
+        <w:pStyle w:val="ListParagraph"/>
         <w:numPr>
           <w:ilvl w:val="0"/>
           <w:numId w:val="25"/>
@@ -6746,7 +6745,7 @@
     </w:p>
     <w:p>
       <w:pPr>
-        <w:pStyle w:val="Prrafodelista"/>
+        <w:pStyle w:val="ListParagraph"/>
         <w:keepNext/>
         <w:keepLines/>
         <w:numPr>
@@ -6767,21 +6766,21 @@
           <w:lang w:eastAsia="es-CO"/>
         </w:rPr>
       </w:pPr>
-      <w:bookmarkStart w:id="16" w:name="_Toc223702549"/>
+      <w:bookmarkStart w:id="15" w:name="_Toc223702549"/>
+      <w:bookmarkEnd w:id="15"/>
+    </w:p>
+    <w:p>
+      <w:pPr>
+        <w:pStyle w:val="Heading2"/>
+      </w:pPr>
+      <w:bookmarkStart w:id="16" w:name="_Toc223702550"/>
+      <w:r>
+        <w:t>Proceso para recopilar evidencias</w:t>
+      </w:r>
       <w:bookmarkEnd w:id="16"/>
     </w:p>
     <w:p>
       <w:pPr>
-        <w:pStyle w:val="Ttulo2"/>
-      </w:pPr>
-      <w:bookmarkStart w:id="17" w:name="_Toc223702550"/>
-      <w:r>
-        <w:t>Proceso para recopilar evidencias</w:t>
-      </w:r>
-      <w:bookmarkEnd w:id="17"/>
-    </w:p>
-    <w:p>
-      <w:pPr>
         <w:rPr>
           <w:lang w:eastAsia="es-CO"/>
         </w:rPr>
@@ -6808,7 +6807,7 @@
     </w:p>
     <w:p>
       <w:pPr>
-        <w:pStyle w:val="Prrafodelista"/>
+        <w:pStyle w:val="ListParagraph"/>
         <w:numPr>
           <w:ilvl w:val="0"/>
           <w:numId w:val="26"/>
@@ -6826,7 +6825,7 @@
     </w:p>
     <w:p>
       <w:pPr>
-        <w:pStyle w:val="Prrafodelista"/>
+        <w:pStyle w:val="ListParagraph"/>
         <w:numPr>
           <w:ilvl w:val="0"/>
           <w:numId w:val="26"/>
@@ -6844,7 +6843,7 @@
     </w:p>
     <w:p>
       <w:pPr>
-        <w:pStyle w:val="Prrafodelista"/>
+        <w:pStyle w:val="ListParagraph"/>
         <w:numPr>
           <w:ilvl w:val="0"/>
           <w:numId w:val="26"/>
@@ -6862,7 +6861,7 @@
     </w:p>
     <w:p>
       <w:pPr>
-        <w:pStyle w:val="Prrafodelista"/>
+        <w:pStyle w:val="ListParagraph"/>
         <w:numPr>
           <w:ilvl w:val="0"/>
           <w:numId w:val="26"/>
@@ -6880,7 +6879,7 @@
     </w:p>
     <w:p>
       <w:pPr>
-        <w:pStyle w:val="Prrafodelista"/>
+        <w:pStyle w:val="ListParagraph"/>
         <w:numPr>
           <w:ilvl w:val="0"/>
           <w:numId w:val="26"/>
@@ -6925,7 +6924,7 @@
     </w:p>
     <w:p>
       <w:pPr>
-        <w:pStyle w:val="Prrafodelista"/>
+        <w:pStyle w:val="ListParagraph"/>
         <w:numPr>
           <w:ilvl w:val="0"/>
           <w:numId w:val="27"/>
@@ -6943,7 +6942,7 @@
     </w:p>
     <w:p>
       <w:pPr>
-        <w:pStyle w:val="Prrafodelista"/>
+        <w:pStyle w:val="ListParagraph"/>
         <w:numPr>
           <w:ilvl w:val="0"/>
           <w:numId w:val="27"/>
@@ -6961,7 +6960,7 @@
     </w:p>
     <w:p>
       <w:pPr>
-        <w:pStyle w:val="Prrafodelista"/>
+        <w:pStyle w:val="ListParagraph"/>
         <w:numPr>
           <w:ilvl w:val="0"/>
           <w:numId w:val="27"/>
@@ -6979,7 +6978,7 @@
     </w:p>
     <w:p>
       <w:pPr>
-        <w:pStyle w:val="Prrafodelista"/>
+        <w:pStyle w:val="ListParagraph"/>
         <w:numPr>
           <w:ilvl w:val="0"/>
           <w:numId w:val="27"/>
@@ -6997,7 +6996,7 @@
     </w:p>
     <w:p>
       <w:pPr>
-        <w:pStyle w:val="Prrafodelista"/>
+        <w:pStyle w:val="ListParagraph"/>
         <w:numPr>
           <w:ilvl w:val="0"/>
           <w:numId w:val="27"/>
@@ -7015,7 +7014,7 @@
     </w:p>
     <w:p>
       <w:pPr>
-        <w:pStyle w:val="Prrafodelista"/>
+        <w:pStyle w:val="ListParagraph"/>
         <w:numPr>
           <w:ilvl w:val="0"/>
           <w:numId w:val="28"/>
@@ -7033,7 +7032,7 @@
     </w:p>
     <w:p>
       <w:pPr>
-        <w:pStyle w:val="Prrafodelista"/>
+        <w:pStyle w:val="ListParagraph"/>
         <w:numPr>
           <w:ilvl w:val="0"/>
           <w:numId w:val="27"/>
@@ -7051,7 +7050,7 @@
     </w:p>
     <w:p>
       <w:pPr>
-        <w:pStyle w:val="Prrafodelista"/>
+        <w:pStyle w:val="ListParagraph"/>
         <w:numPr>
           <w:ilvl w:val="0"/>
           <w:numId w:val="27"/>
@@ -7069,7 +7068,7 @@
     </w:p>
     <w:p>
       <w:pPr>
-        <w:pStyle w:val="Prrafodelista"/>
+        <w:pStyle w:val="ListParagraph"/>
         <w:numPr>
           <w:ilvl w:val="1"/>
           <w:numId w:val="27"/>
@@ -7087,7 +7086,7 @@
     </w:p>
     <w:p>
       <w:pPr>
-        <w:pStyle w:val="Prrafodelista"/>
+        <w:pStyle w:val="ListParagraph"/>
         <w:numPr>
           <w:ilvl w:val="0"/>
           <w:numId w:val="27"/>
@@ -7118,13 +7117,13 @@
     </w:p>
     <w:p>
       <w:pPr>
-        <w:pStyle w:val="Ttulo2"/>
-      </w:pPr>
-      <w:bookmarkStart w:id="18" w:name="_Toc223702551"/>
+        <w:pStyle w:val="Heading2"/>
+      </w:pPr>
+      <w:bookmarkStart w:id="17" w:name="_Toc223702551"/>
       <w:r>
         <w:t>Tipos de evidencias</w:t>
       </w:r>
-      <w:bookmarkEnd w:id="18"/>
+      <w:bookmarkEnd w:id="17"/>
     </w:p>
     <w:p>
       <w:pPr>
@@ -7161,7 +7160,7 @@
     </w:p>
     <w:p>
       <w:pPr>
-        <w:pStyle w:val="Prrafodelista"/>
+        <w:pStyle w:val="ListParagraph"/>
         <w:numPr>
           <w:ilvl w:val="0"/>
           <w:numId w:val="29"/>
@@ -7194,7 +7193,7 @@
     </w:p>
     <w:p>
       <w:pPr>
-        <w:pStyle w:val="Prrafodelista"/>
+        <w:pStyle w:val="ListParagraph"/>
         <w:numPr>
           <w:ilvl w:val="0"/>
           <w:numId w:val="29"/>
@@ -7227,7 +7226,7 @@
     </w:p>
     <w:p>
       <w:pPr>
-        <w:pStyle w:val="Prrafodelista"/>
+        <w:pStyle w:val="ListParagraph"/>
         <w:numPr>
           <w:ilvl w:val="0"/>
           <w:numId w:val="29"/>
@@ -7260,7 +7259,7 @@
     </w:p>
     <w:p>
       <w:pPr>
-        <w:pStyle w:val="Prrafodelista"/>
+        <w:pStyle w:val="ListParagraph"/>
         <w:numPr>
           <w:ilvl w:val="0"/>
           <w:numId w:val="29"/>
@@ -7327,13 +7326,13 @@
     </w:p>
     <w:p>
       <w:pPr>
-        <w:pStyle w:val="Ttulo2"/>
-      </w:pPr>
-      <w:bookmarkStart w:id="19" w:name="_Toc223702552"/>
+        <w:pStyle w:val="Heading2"/>
+      </w:pPr>
+      <w:bookmarkStart w:id="18" w:name="_Toc223702552"/>
       <w:r>
         <w:t>Responsables de las evidencias</w:t>
       </w:r>
-      <w:bookmarkEnd w:id="19"/>
+      <w:bookmarkEnd w:id="18"/>
     </w:p>
     <w:p>
       <w:pPr>
@@ -7363,7 +7362,7 @@
     </w:p>
     <w:p>
       <w:pPr>
-        <w:pStyle w:val="Prrafodelista"/>
+        <w:pStyle w:val="ListParagraph"/>
         <w:numPr>
           <w:ilvl w:val="0"/>
           <w:numId w:val="30"/>
@@ -7381,7 +7380,7 @@
     </w:p>
     <w:p>
       <w:pPr>
-        <w:pStyle w:val="Prrafodelista"/>
+        <w:pStyle w:val="ListParagraph"/>
         <w:numPr>
           <w:ilvl w:val="0"/>
           <w:numId w:val="30"/>
@@ -7399,7 +7398,7 @@
     </w:p>
     <w:p>
       <w:pPr>
-        <w:pStyle w:val="Prrafodelista"/>
+        <w:pStyle w:val="ListParagraph"/>
         <w:numPr>
           <w:ilvl w:val="0"/>
           <w:numId w:val="30"/>
@@ -7423,7 +7422,7 @@
     </w:p>
     <w:p>
       <w:pPr>
-        <w:pStyle w:val="Prrafodelista"/>
+        <w:pStyle w:val="ListParagraph"/>
         <w:numPr>
           <w:ilvl w:val="0"/>
           <w:numId w:val="30"/>
@@ -7441,7 +7440,7 @@
     </w:p>
     <w:p>
       <w:pPr>
-        <w:pStyle w:val="Prrafodelista"/>
+        <w:pStyle w:val="ListParagraph"/>
         <w:numPr>
           <w:ilvl w:val="0"/>
           <w:numId w:val="30"/>
@@ -7472,7 +7471,7 @@
     </w:p>
     <w:p>
       <w:pPr>
-        <w:pStyle w:val="Prrafodelista"/>
+        <w:pStyle w:val="ListParagraph"/>
         <w:numPr>
           <w:ilvl w:val="0"/>
           <w:numId w:val="31"/>
@@ -7490,7 +7489,7 @@
     </w:p>
     <w:p>
       <w:pPr>
-        <w:pStyle w:val="Prrafodelista"/>
+        <w:pStyle w:val="ListParagraph"/>
         <w:numPr>
           <w:ilvl w:val="0"/>
           <w:numId w:val="31"/>
@@ -7508,7 +7507,7 @@
     </w:p>
     <w:p>
       <w:pPr>
-        <w:pStyle w:val="Prrafodelista"/>
+        <w:pStyle w:val="ListParagraph"/>
         <w:numPr>
           <w:ilvl w:val="0"/>
           <w:numId w:val="31"/>
@@ -7533,7 +7532,7 @@
     </w:p>
     <w:p>
       <w:pPr>
-        <w:pStyle w:val="Prrafodelista"/>
+        <w:pStyle w:val="ListParagraph"/>
         <w:numPr>
           <w:ilvl w:val="0"/>
           <w:numId w:val="31"/>
@@ -7585,13 +7584,13 @@
     </w:p>
     <w:p>
       <w:pPr>
-        <w:pStyle w:val="Ttulo2"/>
-      </w:pPr>
-      <w:bookmarkStart w:id="20" w:name="_Toc223702553"/>
+        <w:pStyle w:val="Heading2"/>
+      </w:pPr>
+      <w:bookmarkStart w:id="19" w:name="_Toc223702553"/>
       <w:r>
         <w:t>Registro y documentación de observaciones</w:t>
       </w:r>
-      <w:bookmarkEnd w:id="20"/>
+      <w:bookmarkEnd w:id="19"/>
     </w:p>
     <w:p>
       <w:pPr>
@@ -7970,14 +7969,14 @@
     </w:p>
     <w:p>
       <w:pPr>
-        <w:pStyle w:val="Ttulo1"/>
-      </w:pPr>
-      <w:bookmarkStart w:id="21" w:name="_Toc223702554"/>
+        <w:pStyle w:val="Heading1"/>
+      </w:pPr>
+      <w:bookmarkStart w:id="20" w:name="_Toc223702554"/>
       <w:r>
         <w:lastRenderedPageBreak/>
         <w:t>No conformidades, correcciones y acciones correctivas</w:t>
       </w:r>
-      <w:bookmarkEnd w:id="21"/>
+      <w:bookmarkEnd w:id="20"/>
     </w:p>
     <w:p>
       <w:pPr>
@@ -8042,7 +8041,7 @@
                     </pic:cNvPicPr>
                   </pic:nvPicPr>
                   <pic:blipFill>
-                    <a:blip r:embed="rId10">
+                    <a:blip r:embed="rId13">
                       <a:extLst>
                         <a:ext uri="{28A0092B-C50C-407E-A947-70E740481C1C}">
                           <a14:useLocalDpi xmlns:a14="http://schemas.microsoft.com/office/drawing/2010/main" val="0"/>
@@ -8113,7 +8112,7 @@
     </w:p>
     <w:p>
       <w:pPr>
-        <w:pStyle w:val="Prrafodelista"/>
+        <w:pStyle w:val="ListParagraph"/>
         <w:numPr>
           <w:ilvl w:val="0"/>
           <w:numId w:val="32"/>
@@ -8132,7 +8131,7 @@
     </w:p>
     <w:p>
       <w:pPr>
-        <w:pStyle w:val="Prrafodelista"/>
+        <w:pStyle w:val="ListParagraph"/>
         <w:numPr>
           <w:ilvl w:val="0"/>
           <w:numId w:val="33"/>
@@ -8151,7 +8150,7 @@
     </w:p>
     <w:p>
       <w:pPr>
-        <w:pStyle w:val="Prrafodelista"/>
+        <w:pStyle w:val="ListParagraph"/>
         <w:numPr>
           <w:ilvl w:val="0"/>
           <w:numId w:val="33"/>
@@ -8171,7 +8170,7 @@
     </w:p>
     <w:p>
       <w:pPr>
-        <w:pStyle w:val="Prrafodelista"/>
+        <w:pStyle w:val="ListParagraph"/>
         <w:numPr>
           <w:ilvl w:val="0"/>
           <w:numId w:val="33"/>
@@ -8190,7 +8189,7 @@
     </w:p>
     <w:p>
       <w:pPr>
-        <w:pStyle w:val="Prrafodelista"/>
+        <w:pStyle w:val="ListParagraph"/>
         <w:ind w:left="1701" w:firstLine="0"/>
         <w:rPr>
           <w:lang w:eastAsia="es-CO"/>
@@ -8199,7 +8198,7 @@
     </w:p>
     <w:p>
       <w:pPr>
-        <w:pStyle w:val="Prrafodelista"/>
+        <w:pStyle w:val="ListParagraph"/>
         <w:numPr>
           <w:ilvl w:val="0"/>
           <w:numId w:val="34"/>
@@ -8218,7 +8217,7 @@
     </w:p>
     <w:p>
       <w:pPr>
-        <w:pStyle w:val="Prrafodelista"/>
+        <w:pStyle w:val="ListParagraph"/>
         <w:numPr>
           <w:ilvl w:val="0"/>
           <w:numId w:val="35"/>
@@ -8236,7 +8235,7 @@
     </w:p>
     <w:p>
       <w:pPr>
-        <w:pStyle w:val="Prrafodelista"/>
+        <w:pStyle w:val="ListParagraph"/>
         <w:numPr>
           <w:ilvl w:val="0"/>
           <w:numId w:val="35"/>
@@ -8254,7 +8253,7 @@
     </w:p>
     <w:p>
       <w:pPr>
-        <w:pStyle w:val="Prrafodelista"/>
+        <w:pStyle w:val="ListParagraph"/>
         <w:numPr>
           <w:ilvl w:val="0"/>
           <w:numId w:val="35"/>
@@ -8293,7 +8292,7 @@
     </w:p>
     <w:p>
       <w:pPr>
-        <w:pStyle w:val="Prrafodelista"/>
+        <w:pStyle w:val="ListParagraph"/>
         <w:keepNext/>
         <w:keepLines/>
         <w:numPr>
@@ -8314,18 +8313,18 @@
           <w:lang w:eastAsia="es-CO"/>
         </w:rPr>
       </w:pPr>
-      <w:bookmarkStart w:id="22" w:name="_Toc223702555"/>
+      <w:bookmarkStart w:id="21" w:name="_Toc223702555"/>
+      <w:bookmarkEnd w:id="21"/>
+    </w:p>
+    <w:p>
+      <w:pPr>
+        <w:pStyle w:val="Heading2"/>
+      </w:pPr>
+      <w:bookmarkStart w:id="22" w:name="_Toc223702556"/>
+      <w:r>
+        <w:t>No conformidad</w:t>
+      </w:r>
       <w:bookmarkEnd w:id="22"/>
-    </w:p>
-    <w:p>
-      <w:pPr>
-        <w:pStyle w:val="Ttulo2"/>
-      </w:pPr>
-      <w:bookmarkStart w:id="23" w:name="_Toc223702556"/>
-      <w:r>
-        <w:t>No conformidad</w:t>
-      </w:r>
-      <w:bookmarkEnd w:id="23"/>
     </w:p>
     <w:p>
       <w:pPr>
@@ -8355,7 +8354,7 @@
     </w:p>
     <w:tbl>
       <w:tblPr>
-        <w:tblStyle w:val="Tablaconcuadrcula"/>
+        <w:tblStyle w:val="TableGrid"/>
         <w:tblW w:w="0" w:type="auto"/>
         <w:tblLook w:val="04A0" w:firstRow="1" w:lastRow="0" w:firstColumn="1" w:lastColumn="0" w:noHBand="0" w:noVBand="1"/>
       </w:tblPr>
@@ -8379,17 +8378,8 @@
                 <w:b/>
                 <w:lang w:eastAsia="es-CO"/>
               </w:rPr>
-              <w:t xml:space="preserve">Tema del programa: </w:t>
+              <w:t>Tema del programa: Pódcast</w:t>
             </w:r>
-            <w:proofErr w:type="spellStart"/>
-            <w:r>
-              <w:rPr>
-                <w:b/>
-                <w:lang w:eastAsia="es-CO"/>
-              </w:rPr>
-              <w:t>Pódcast</w:t>
-            </w:r>
-            <w:proofErr w:type="spellEnd"/>
             <w:r>
               <w:rPr>
                 <w:lang w:eastAsia="es-CO"/>
@@ -8827,7 +8817,7 @@
     </w:p>
     <w:p>
       <w:pPr>
-        <w:pStyle w:val="Prrafodelista"/>
+        <w:pStyle w:val="ListParagraph"/>
         <w:numPr>
           <w:ilvl w:val="0"/>
           <w:numId w:val="36"/>
@@ -8852,7 +8842,7 @@
     </w:p>
     <w:p>
       <w:pPr>
-        <w:pStyle w:val="Prrafodelista"/>
+        <w:pStyle w:val="ListParagraph"/>
         <w:numPr>
           <w:ilvl w:val="0"/>
           <w:numId w:val="36"/>
@@ -8877,7 +8867,7 @@
     </w:p>
     <w:p>
       <w:pPr>
-        <w:pStyle w:val="Prrafodelista"/>
+        <w:pStyle w:val="ListParagraph"/>
         <w:numPr>
           <w:ilvl w:val="0"/>
           <w:numId w:val="36"/>
@@ -9046,17 +9036,17 @@
     </w:p>
     <w:p>
       <w:pPr>
-        <w:pStyle w:val="Ttulo2"/>
+        <w:pStyle w:val="Heading2"/>
       </w:pPr>
       <w:r>
         <w:lastRenderedPageBreak/>
         <w:t xml:space="preserve"> </w:t>
       </w:r>
-      <w:bookmarkStart w:id="24" w:name="_Toc223702557"/>
+      <w:bookmarkStart w:id="23" w:name="_Toc223702557"/>
       <w:r>
         <w:t>Correcciones y acciones correctivas</w:t>
       </w:r>
-      <w:bookmarkEnd w:id="24"/>
+      <w:bookmarkEnd w:id="23"/>
     </w:p>
     <w:p>
       <w:pPr>
@@ -9073,7 +9063,7 @@
     </w:p>
     <w:p>
       <w:pPr>
-        <w:pStyle w:val="Prrafodelista"/>
+        <w:pStyle w:val="ListParagraph"/>
         <w:numPr>
           <w:ilvl w:val="0"/>
           <w:numId w:val="37"/>
@@ -9118,7 +9108,7 @@
     </w:p>
     <w:p>
       <w:pPr>
-        <w:pStyle w:val="Prrafodelista"/>
+        <w:pStyle w:val="ListParagraph"/>
         <w:numPr>
           <w:ilvl w:val="0"/>
           <w:numId w:val="38"/>
@@ -9136,7 +9126,7 @@
     </w:p>
     <w:p>
       <w:pPr>
-        <w:pStyle w:val="Prrafodelista"/>
+        <w:pStyle w:val="ListParagraph"/>
         <w:numPr>
           <w:ilvl w:val="0"/>
           <w:numId w:val="38"/>
@@ -9154,7 +9144,7 @@
     </w:p>
     <w:p>
       <w:pPr>
-        <w:pStyle w:val="Prrafodelista"/>
+        <w:pStyle w:val="ListParagraph"/>
         <w:numPr>
           <w:ilvl w:val="0"/>
           <w:numId w:val="38"/>
@@ -9192,7 +9182,7 @@
     </w:p>
     <w:p>
       <w:pPr>
-        <w:pStyle w:val="Prrafodelista"/>
+        <w:pStyle w:val="ListParagraph"/>
         <w:numPr>
           <w:ilvl w:val="0"/>
           <w:numId w:val="37"/>
@@ -9232,7 +9222,7 @@
     </w:p>
     <w:p>
       <w:pPr>
-        <w:pStyle w:val="Prrafodelista"/>
+        <w:pStyle w:val="ListParagraph"/>
         <w:numPr>
           <w:ilvl w:val="0"/>
           <w:numId w:val="39"/>
@@ -9250,7 +9240,7 @@
     </w:p>
     <w:p>
       <w:pPr>
-        <w:pStyle w:val="Prrafodelista"/>
+        <w:pStyle w:val="ListParagraph"/>
         <w:numPr>
           <w:ilvl w:val="0"/>
           <w:numId w:val="39"/>
@@ -9268,7 +9258,7 @@
     </w:p>
     <w:p>
       <w:pPr>
-        <w:pStyle w:val="Prrafodelista"/>
+        <w:pStyle w:val="ListParagraph"/>
         <w:numPr>
           <w:ilvl w:val="0"/>
           <w:numId w:val="39"/>
@@ -9286,7 +9276,7 @@
     </w:p>
     <w:p>
       <w:pPr>
-        <w:pStyle w:val="Prrafodelista"/>
+        <w:pStyle w:val="ListParagraph"/>
         <w:numPr>
           <w:ilvl w:val="0"/>
           <w:numId w:val="39"/>
@@ -9346,16 +9336,16 @@
     </w:p>
     <w:p>
       <w:pPr>
-        <w:pStyle w:val="Ttulo2"/>
+        <w:pStyle w:val="Heading2"/>
       </w:pPr>
       <w:r>
         <w:t xml:space="preserve"> </w:t>
       </w:r>
-      <w:bookmarkStart w:id="25" w:name="_Toc223702558"/>
+      <w:bookmarkStart w:id="24" w:name="_Toc223702558"/>
       <w:r>
         <w:t>Seguimiento y verificación de eficacia</w:t>
       </w:r>
-      <w:bookmarkEnd w:id="25"/>
+      <w:bookmarkEnd w:id="24"/>
     </w:p>
     <w:p>
       <w:pPr>
@@ -9385,7 +9375,7 @@
     </w:p>
     <w:p>
       <w:pPr>
-        <w:pStyle w:val="Prrafodelista"/>
+        <w:pStyle w:val="ListParagraph"/>
         <w:numPr>
           <w:ilvl w:val="0"/>
           <w:numId w:val="40"/>
@@ -9403,7 +9393,7 @@
     </w:p>
     <w:p>
       <w:pPr>
-        <w:pStyle w:val="Prrafodelista"/>
+        <w:pStyle w:val="ListParagraph"/>
         <w:numPr>
           <w:ilvl w:val="0"/>
           <w:numId w:val="40"/>
@@ -9421,7 +9411,7 @@
     </w:p>
     <w:p>
       <w:pPr>
-        <w:pStyle w:val="Prrafodelista"/>
+        <w:pStyle w:val="ListParagraph"/>
         <w:numPr>
           <w:ilvl w:val="0"/>
           <w:numId w:val="40"/>
@@ -9439,7 +9429,7 @@
     </w:p>
     <w:p>
       <w:pPr>
-        <w:pStyle w:val="Prrafodelista"/>
+        <w:pStyle w:val="ListParagraph"/>
         <w:numPr>
           <w:ilvl w:val="0"/>
           <w:numId w:val="40"/>
@@ -9457,7 +9447,7 @@
     </w:p>
     <w:p>
       <w:pPr>
-        <w:pStyle w:val="Prrafodelista"/>
+        <w:pStyle w:val="ListParagraph"/>
         <w:ind w:firstLine="0"/>
         <w:rPr>
           <w:lang w:eastAsia="es-CO"/>
@@ -9521,14 +9511,14 @@
     </w:p>
     <w:p>
       <w:pPr>
-        <w:pStyle w:val="Ttulo1"/>
-      </w:pPr>
-      <w:bookmarkStart w:id="26" w:name="_Toc223702559"/>
+        <w:pStyle w:val="Heading1"/>
+      </w:pPr>
+      <w:bookmarkStart w:id="25" w:name="_Toc223702559"/>
       <w:r>
         <w:lastRenderedPageBreak/>
         <w:t>Reunión de cierre</w:t>
       </w:r>
-      <w:bookmarkEnd w:id="26"/>
+      <w:bookmarkEnd w:id="25"/>
     </w:p>
     <w:p>
       <w:pPr>
@@ -9591,7 +9581,7 @@
     </w:p>
     <w:p>
       <w:pPr>
-        <w:pStyle w:val="Prrafodelista"/>
+        <w:pStyle w:val="ListParagraph"/>
         <w:keepNext/>
         <w:keepLines/>
         <w:numPr>
@@ -9612,18 +9602,18 @@
           <w:lang w:eastAsia="es-CO"/>
         </w:rPr>
       </w:pPr>
-      <w:bookmarkStart w:id="27" w:name="_Toc223702560"/>
+      <w:bookmarkStart w:id="26" w:name="_Toc223702560"/>
+      <w:bookmarkEnd w:id="26"/>
+    </w:p>
+    <w:p>
+      <w:pPr>
+        <w:pStyle w:val="Heading2"/>
+      </w:pPr>
+      <w:bookmarkStart w:id="27" w:name="_Toc223702561"/>
+      <w:r>
+        <w:t>Asistentes</w:t>
+      </w:r>
       <w:bookmarkEnd w:id="27"/>
-    </w:p>
-    <w:p>
-      <w:pPr>
-        <w:pStyle w:val="Ttulo2"/>
-      </w:pPr>
-      <w:bookmarkStart w:id="28" w:name="_Toc223702561"/>
-      <w:r>
-        <w:t>Asistentes</w:t>
-      </w:r>
-      <w:bookmarkEnd w:id="28"/>
     </w:p>
     <w:p>
       <w:pPr>
@@ -9654,7 +9644,7 @@
     </w:p>
     <w:p>
       <w:pPr>
-        <w:pStyle w:val="Prrafodelista"/>
+        <w:pStyle w:val="ListParagraph"/>
         <w:numPr>
           <w:ilvl w:val="0"/>
           <w:numId w:val="41"/>
@@ -9672,7 +9662,7 @@
     </w:p>
     <w:p>
       <w:pPr>
-        <w:pStyle w:val="Prrafodelista"/>
+        <w:pStyle w:val="ListParagraph"/>
         <w:numPr>
           <w:ilvl w:val="0"/>
           <w:numId w:val="41"/>
@@ -9690,7 +9680,7 @@
     </w:p>
     <w:p>
       <w:pPr>
-        <w:pStyle w:val="Prrafodelista"/>
+        <w:pStyle w:val="ListParagraph"/>
         <w:numPr>
           <w:ilvl w:val="0"/>
           <w:numId w:val="41"/>
@@ -9708,7 +9698,7 @@
     </w:p>
     <w:p>
       <w:pPr>
-        <w:pStyle w:val="Prrafodelista"/>
+        <w:pStyle w:val="ListParagraph"/>
         <w:numPr>
           <w:ilvl w:val="0"/>
           <w:numId w:val="41"/>
@@ -9767,13 +9757,13 @@
     </w:p>
     <w:p>
       <w:pPr>
-        <w:pStyle w:val="Ttulo2"/>
-      </w:pPr>
-      <w:bookmarkStart w:id="29" w:name="_Toc223702562"/>
+        <w:pStyle w:val="Heading2"/>
+      </w:pPr>
+      <w:bookmarkStart w:id="28" w:name="_Toc223702562"/>
       <w:r>
         <w:t>Presentación de hallazgos</w:t>
       </w:r>
-      <w:bookmarkEnd w:id="29"/>
+      <w:bookmarkEnd w:id="28"/>
     </w:p>
     <w:p>
       <w:pPr>
@@ -9824,7 +9814,7 @@
     </w:p>
     <w:p>
       <w:pPr>
-        <w:pStyle w:val="Prrafodelista"/>
+        <w:pStyle w:val="ListParagraph"/>
         <w:numPr>
           <w:ilvl w:val="0"/>
           <w:numId w:val="42"/>
@@ -9842,7 +9832,7 @@
     </w:p>
     <w:p>
       <w:pPr>
-        <w:pStyle w:val="Prrafodelista"/>
+        <w:pStyle w:val="ListParagraph"/>
         <w:numPr>
           <w:ilvl w:val="0"/>
           <w:numId w:val="42"/>
@@ -9860,7 +9850,7 @@
     </w:p>
     <w:p>
       <w:pPr>
-        <w:pStyle w:val="Prrafodelista"/>
+        <w:pStyle w:val="ListParagraph"/>
         <w:numPr>
           <w:ilvl w:val="0"/>
           <w:numId w:val="42"/>
@@ -9878,7 +9868,7 @@
     </w:p>
     <w:p>
       <w:pPr>
-        <w:pStyle w:val="Prrafodelista"/>
+        <w:pStyle w:val="ListParagraph"/>
         <w:numPr>
           <w:ilvl w:val="0"/>
           <w:numId w:val="42"/>
@@ -9942,13 +9932,13 @@
     </w:p>
     <w:p>
       <w:pPr>
-        <w:pStyle w:val="Ttulo2"/>
-      </w:pPr>
-      <w:bookmarkStart w:id="30" w:name="_Toc223702563"/>
+        <w:pStyle w:val="Heading2"/>
+      </w:pPr>
+      <w:bookmarkStart w:id="29" w:name="_Toc223702563"/>
       <w:r>
         <w:t>Acciones posteriores</w:t>
       </w:r>
-      <w:bookmarkEnd w:id="30"/>
+      <w:bookmarkEnd w:id="29"/>
     </w:p>
     <w:p>
       <w:pPr>
@@ -9985,7 +9975,7 @@
     </w:p>
     <w:p>
       <w:pPr>
-        <w:pStyle w:val="Prrafodelista"/>
+        <w:pStyle w:val="ListParagraph"/>
         <w:numPr>
           <w:ilvl w:val="0"/>
           <w:numId w:val="43"/>
@@ -10003,7 +9993,7 @@
     </w:p>
     <w:p>
       <w:pPr>
-        <w:pStyle w:val="Prrafodelista"/>
+        <w:pStyle w:val="ListParagraph"/>
         <w:numPr>
           <w:ilvl w:val="0"/>
           <w:numId w:val="43"/>
@@ -10021,7 +10011,7 @@
     </w:p>
     <w:p>
       <w:pPr>
-        <w:pStyle w:val="Prrafodelista"/>
+        <w:pStyle w:val="ListParagraph"/>
         <w:numPr>
           <w:ilvl w:val="0"/>
           <w:numId w:val="43"/>
@@ -10039,7 +10029,7 @@
     </w:p>
     <w:p>
       <w:pPr>
-        <w:pStyle w:val="Prrafodelista"/>
+        <w:pStyle w:val="ListParagraph"/>
         <w:numPr>
           <w:ilvl w:val="0"/>
           <w:numId w:val="43"/>
@@ -10057,7 +10047,7 @@
     </w:p>
     <w:p>
       <w:pPr>
-        <w:pStyle w:val="Prrafodelista"/>
+        <w:pStyle w:val="ListParagraph"/>
         <w:numPr>
           <w:ilvl w:val="0"/>
           <w:numId w:val="43"/>
@@ -10075,7 +10065,7 @@
     </w:p>
     <w:p>
       <w:pPr>
-        <w:pStyle w:val="Prrafodelista"/>
+        <w:pStyle w:val="ListParagraph"/>
         <w:ind w:firstLine="0"/>
         <w:rPr>
           <w:lang w:eastAsia="es-CO"/>
@@ -10125,14 +10115,14 @@
     </w:p>
     <w:p>
       <w:pPr>
-        <w:pStyle w:val="Ttulo1"/>
-      </w:pPr>
-      <w:bookmarkStart w:id="31" w:name="_Toc223702564"/>
+        <w:pStyle w:val="Heading1"/>
+      </w:pPr>
+      <w:bookmarkStart w:id="30" w:name="_Toc223702564"/>
       <w:r>
         <w:lastRenderedPageBreak/>
         <w:t>Finalización de la auditoría</w:t>
       </w:r>
-      <w:bookmarkEnd w:id="31"/>
+      <w:bookmarkEnd w:id="30"/>
     </w:p>
     <w:p>
       <w:pPr>
@@ -10162,7 +10152,7 @@
     </w:p>
     <w:p>
       <w:pPr>
-        <w:pStyle w:val="Prrafodelista"/>
+        <w:pStyle w:val="ListParagraph"/>
         <w:numPr>
           <w:ilvl w:val="0"/>
           <w:numId w:val="44"/>
@@ -10180,7 +10170,7 @@
     </w:p>
     <w:p>
       <w:pPr>
-        <w:pStyle w:val="Prrafodelista"/>
+        <w:pStyle w:val="ListParagraph"/>
         <w:numPr>
           <w:ilvl w:val="0"/>
           <w:numId w:val="44"/>
@@ -10198,7 +10188,7 @@
     </w:p>
     <w:p>
       <w:pPr>
-        <w:pStyle w:val="Prrafodelista"/>
+        <w:pStyle w:val="ListParagraph"/>
         <w:numPr>
           <w:ilvl w:val="0"/>
           <w:numId w:val="44"/>
@@ -10216,7 +10206,7 @@
     </w:p>
     <w:p>
       <w:pPr>
-        <w:pStyle w:val="Prrafodelista"/>
+        <w:pStyle w:val="ListParagraph"/>
         <w:numPr>
           <w:ilvl w:val="0"/>
           <w:numId w:val="44"/>
@@ -10234,7 +10224,7 @@
     </w:p>
     <w:p>
       <w:pPr>
-        <w:pStyle w:val="Prrafodelista"/>
+        <w:pStyle w:val="ListParagraph"/>
         <w:ind w:firstLine="0"/>
         <w:rPr>
           <w:lang w:eastAsia="es-CO"/>
@@ -10290,7 +10280,7 @@
     </w:p>
     <w:p>
       <w:pPr>
-        <w:pStyle w:val="Prrafodelista"/>
+        <w:pStyle w:val="ListParagraph"/>
         <w:keepNext/>
         <w:keepLines/>
         <w:numPr>
@@ -10311,21 +10301,21 @@
           <w:lang w:eastAsia="es-CO"/>
         </w:rPr>
       </w:pPr>
-      <w:bookmarkStart w:id="32" w:name="_Toc223702565"/>
+      <w:bookmarkStart w:id="31" w:name="_Toc223702565"/>
+      <w:bookmarkEnd w:id="31"/>
+    </w:p>
+    <w:p>
+      <w:pPr>
+        <w:pStyle w:val="Heading2"/>
+      </w:pPr>
+      <w:bookmarkStart w:id="32" w:name="_Toc223702566"/>
+      <w:r>
+        <w:t>Asignación de tareas y responsabilidades</w:t>
+      </w:r>
       <w:bookmarkEnd w:id="32"/>
     </w:p>
     <w:p>
       <w:pPr>
-        <w:pStyle w:val="Ttulo2"/>
-      </w:pPr>
-      <w:bookmarkStart w:id="33" w:name="_Toc223702566"/>
-      <w:r>
-        <w:t>Asignación de tareas y responsabilidades</w:t>
-      </w:r>
-      <w:bookmarkEnd w:id="33"/>
-    </w:p>
-    <w:p>
-      <w:pPr>
         <w:rPr>
           <w:lang w:eastAsia="es-CO"/>
         </w:rPr>
@@ -10352,7 +10342,7 @@
     </w:p>
     <w:p>
       <w:pPr>
-        <w:pStyle w:val="Prrafodelista"/>
+        <w:pStyle w:val="ListParagraph"/>
         <w:numPr>
           <w:ilvl w:val="0"/>
           <w:numId w:val="45"/>
@@ -10370,7 +10360,7 @@
     </w:p>
     <w:p>
       <w:pPr>
-        <w:pStyle w:val="Prrafodelista"/>
+        <w:pStyle w:val="ListParagraph"/>
         <w:numPr>
           <w:ilvl w:val="0"/>
           <w:numId w:val="45"/>
@@ -10388,7 +10378,7 @@
     </w:p>
     <w:p>
       <w:pPr>
-        <w:pStyle w:val="Prrafodelista"/>
+        <w:pStyle w:val="ListParagraph"/>
         <w:numPr>
           <w:ilvl w:val="0"/>
           <w:numId w:val="45"/>
@@ -10406,7 +10396,7 @@
     </w:p>
     <w:p>
       <w:pPr>
-        <w:pStyle w:val="Prrafodelista"/>
+        <w:pStyle w:val="ListParagraph"/>
         <w:numPr>
           <w:ilvl w:val="0"/>
           <w:numId w:val="45"/>
@@ -10424,7 +10414,7 @@
     </w:p>
     <w:p>
       <w:pPr>
-        <w:pStyle w:val="Prrafodelista"/>
+        <w:pStyle w:val="ListParagraph"/>
         <w:numPr>
           <w:ilvl w:val="0"/>
           <w:numId w:val="45"/>
@@ -10442,7 +10432,7 @@
     </w:p>
     <w:p>
       <w:pPr>
-        <w:pStyle w:val="Prrafodelista"/>
+        <w:pStyle w:val="ListParagraph"/>
         <w:ind w:firstLine="0"/>
         <w:rPr>
           <w:lang w:eastAsia="es-CO"/>
@@ -10503,7 +10493,7 @@
     </w:p>
     <w:p>
       <w:pPr>
-        <w:pStyle w:val="Prrafodelista"/>
+        <w:pStyle w:val="ListParagraph"/>
         <w:numPr>
           <w:ilvl w:val="0"/>
           <w:numId w:val="46"/>
@@ -10521,7 +10511,7 @@
     </w:p>
     <w:p>
       <w:pPr>
-        <w:pStyle w:val="Prrafodelista"/>
+        <w:pStyle w:val="ListParagraph"/>
         <w:numPr>
           <w:ilvl w:val="0"/>
           <w:numId w:val="46"/>
@@ -10540,7 +10530,7 @@
     </w:p>
     <w:p>
       <w:pPr>
-        <w:pStyle w:val="Prrafodelista"/>
+        <w:pStyle w:val="ListParagraph"/>
         <w:numPr>
           <w:ilvl w:val="0"/>
           <w:numId w:val="46"/>
@@ -10558,7 +10548,7 @@
     </w:p>
     <w:p>
       <w:pPr>
-        <w:pStyle w:val="Prrafodelista"/>
+        <w:pStyle w:val="ListParagraph"/>
         <w:numPr>
           <w:ilvl w:val="0"/>
           <w:numId w:val="46"/>
@@ -10602,13 +10592,13 @@
     </w:p>
     <w:p>
       <w:pPr>
-        <w:pStyle w:val="Ttulo2"/>
-      </w:pPr>
-      <w:bookmarkStart w:id="34" w:name="_Toc223702567"/>
+        <w:pStyle w:val="Heading2"/>
+      </w:pPr>
+      <w:bookmarkStart w:id="33" w:name="_Toc223702567"/>
       <w:r>
         <w:t>Elaboración y entrega del informe general</w:t>
       </w:r>
-      <w:bookmarkEnd w:id="34"/>
+      <w:bookmarkEnd w:id="33"/>
     </w:p>
     <w:p>
       <w:pPr>
@@ -10638,7 +10628,7 @@
     </w:p>
     <w:p>
       <w:pPr>
-        <w:pStyle w:val="Prrafodelista"/>
+        <w:pStyle w:val="ListParagraph"/>
         <w:numPr>
           <w:ilvl w:val="0"/>
           <w:numId w:val="47"/>
@@ -10656,7 +10646,7 @@
     </w:p>
     <w:p>
       <w:pPr>
-        <w:pStyle w:val="Prrafodelista"/>
+        <w:pStyle w:val="ListParagraph"/>
         <w:numPr>
           <w:ilvl w:val="0"/>
           <w:numId w:val="47"/>
@@ -10674,7 +10664,7 @@
     </w:p>
     <w:p>
       <w:pPr>
-        <w:pStyle w:val="Prrafodelista"/>
+        <w:pStyle w:val="ListParagraph"/>
         <w:numPr>
           <w:ilvl w:val="0"/>
           <w:numId w:val="47"/>
@@ -10692,7 +10682,7 @@
     </w:p>
     <w:p>
       <w:pPr>
-        <w:pStyle w:val="Prrafodelista"/>
+        <w:pStyle w:val="ListParagraph"/>
         <w:numPr>
           <w:ilvl w:val="0"/>
           <w:numId w:val="47"/>
@@ -10710,7 +10700,7 @@
     </w:p>
     <w:p>
       <w:pPr>
-        <w:pStyle w:val="Prrafodelista"/>
+        <w:pStyle w:val="ListParagraph"/>
         <w:numPr>
           <w:ilvl w:val="0"/>
           <w:numId w:val="47"/>
@@ -10728,7 +10718,7 @@
     </w:p>
     <w:p>
       <w:pPr>
-        <w:pStyle w:val="Prrafodelista"/>
+        <w:pStyle w:val="ListParagraph"/>
         <w:numPr>
           <w:ilvl w:val="0"/>
           <w:numId w:val="47"/>
@@ -10844,13 +10834,13 @@
     </w:p>
     <w:p>
       <w:pPr>
-        <w:pStyle w:val="Ttulo2"/>
-      </w:pPr>
-      <w:bookmarkStart w:id="35" w:name="_Toc223702568"/>
+        <w:pStyle w:val="Heading2"/>
+      </w:pPr>
+      <w:bookmarkStart w:id="34" w:name="_Toc223702568"/>
       <w:r>
         <w:t>Cierre formal del proceso</w:t>
       </w:r>
-      <w:bookmarkEnd w:id="35"/>
+      <w:bookmarkEnd w:id="34"/>
     </w:p>
     <w:p>
       <w:pPr>
@@ -10894,7 +10884,7 @@
     </w:p>
     <w:p>
       <w:pPr>
-        <w:pStyle w:val="Prrafodelista"/>
+        <w:pStyle w:val="ListParagraph"/>
         <w:numPr>
           <w:ilvl w:val="0"/>
           <w:numId w:val="48"/>
@@ -10912,7 +10902,7 @@
     </w:p>
     <w:p>
       <w:pPr>
-        <w:pStyle w:val="Prrafodelista"/>
+        <w:pStyle w:val="ListParagraph"/>
         <w:numPr>
           <w:ilvl w:val="0"/>
           <w:numId w:val="48"/>
@@ -10930,7 +10920,7 @@
     </w:p>
     <w:p>
       <w:pPr>
-        <w:pStyle w:val="Prrafodelista"/>
+        <w:pStyle w:val="ListParagraph"/>
         <w:numPr>
           <w:ilvl w:val="0"/>
           <w:numId w:val="48"/>
@@ -10948,7 +10938,7 @@
     </w:p>
     <w:p>
       <w:pPr>
-        <w:pStyle w:val="Prrafodelista"/>
+        <w:pStyle w:val="ListParagraph"/>
         <w:numPr>
           <w:ilvl w:val="0"/>
           <w:numId w:val="48"/>
@@ -10966,7 +10956,7 @@
     </w:p>
     <w:p>
       <w:pPr>
-        <w:pStyle w:val="Prrafodelista"/>
+        <w:pStyle w:val="ListParagraph"/>
         <w:numPr>
           <w:ilvl w:val="0"/>
           <w:numId w:val="48"/>
@@ -10984,7 +10974,7 @@
     </w:p>
     <w:p>
       <w:pPr>
-        <w:pStyle w:val="Prrafodelista"/>
+        <w:pStyle w:val="ListParagraph"/>
         <w:numPr>
           <w:ilvl w:val="0"/>
           <w:numId w:val="48"/>
@@ -11434,7 +11424,7 @@
     </w:p>
     <w:p>
       <w:pPr>
-        <w:pStyle w:val="Prrafodelista"/>
+        <w:pStyle w:val="ListParagraph"/>
         <w:numPr>
           <w:ilvl w:val="0"/>
           <w:numId w:val="49"/>
@@ -11452,7 +11442,7 @@
     </w:p>
     <w:p>
       <w:pPr>
-        <w:pStyle w:val="Prrafodelista"/>
+        <w:pStyle w:val="ListParagraph"/>
         <w:numPr>
           <w:ilvl w:val="0"/>
           <w:numId w:val="49"/>
@@ -11470,7 +11460,7 @@
     </w:p>
     <w:p>
       <w:pPr>
-        <w:pStyle w:val="Prrafodelista"/>
+        <w:pStyle w:val="ListParagraph"/>
         <w:numPr>
           <w:ilvl w:val="0"/>
           <w:numId w:val="49"/>
@@ -11488,7 +11478,7 @@
     </w:p>
     <w:p>
       <w:pPr>
-        <w:pStyle w:val="Prrafodelista"/>
+        <w:pStyle w:val="ListParagraph"/>
         <w:numPr>
           <w:ilvl w:val="0"/>
           <w:numId w:val="49"/>
@@ -11535,12 +11525,12 @@
       <w:pPr>
         <w:pStyle w:val="Titulosgenerales"/>
       </w:pPr>
-      <w:bookmarkStart w:id="36" w:name="_Toc223702569"/>
+      <w:bookmarkStart w:id="35" w:name="_Toc223702569"/>
       <w:r>
         <w:lastRenderedPageBreak/>
         <w:t>Síntesis</w:t>
       </w:r>
-      <w:bookmarkEnd w:id="36"/>
+      <w:bookmarkEnd w:id="35"/>
     </w:p>
     <w:p>
       <w:pPr>
@@ -11591,7 +11581,7 @@
                     </pic:cNvPicPr>
                   </pic:nvPicPr>
                   <pic:blipFill>
-                    <a:blip r:embed="rId11">
+                    <a:blip r:embed="rId14">
                       <a:extLst>
                         <a:ext uri="{28A0092B-C50C-407E-A947-70E740481C1C}">
                           <a14:useLocalDpi xmlns:a14="http://schemas.microsoft.com/office/drawing/2010/main" val="0"/>
@@ -11624,14 +11614,14 @@
       <w:pPr>
         <w:pStyle w:val="Titulosgenerales"/>
       </w:pPr>
-      <w:bookmarkStart w:id="37" w:name="_Toc176443725"/>
-      <w:bookmarkStart w:id="38" w:name="_Toc223702570"/>
+      <w:bookmarkStart w:id="36" w:name="_Toc176443725"/>
+      <w:bookmarkStart w:id="37" w:name="_Toc223702570"/>
       <w:r>
         <w:lastRenderedPageBreak/>
         <w:t>Glosario</w:t>
       </w:r>
+      <w:bookmarkEnd w:id="36"/>
       <w:bookmarkEnd w:id="37"/>
-      <w:bookmarkEnd w:id="38"/>
     </w:p>
     <w:p>
       <w:pPr>
@@ -11948,8 +11938,8 @@
           <w:lang w:val="es-MX"/>
         </w:rPr>
       </w:pPr>
-      <w:bookmarkStart w:id="39" w:name="_Toc176443726"/>
-      <w:bookmarkStart w:id="40" w:name="_Toc223702571"/>
+      <w:bookmarkStart w:id="38" w:name="_Toc176443726"/>
+      <w:bookmarkStart w:id="39" w:name="_Toc223702571"/>
       <w:r>
         <w:rPr>
           <w:lang w:val="es-MX"/>
@@ -11957,8 +11947,8 @@
         <w:lastRenderedPageBreak/>
         <w:t>Referencias bibliográficas</w:t>
       </w:r>
+      <w:bookmarkEnd w:id="38"/>
       <w:bookmarkEnd w:id="39"/>
-      <w:bookmarkEnd w:id="40"/>
     </w:p>
     <w:p>
       <w:pPr>
@@ -11966,47 +11956,51 @@
           <w:lang w:val="es-MX" w:eastAsia="es-CO"/>
         </w:rPr>
       </w:pPr>
+      <w:r>
+        <w:rPr>
+          <w:lang w:val="es-MX" w:eastAsia="es-CO"/>
+        </w:rPr>
+        <w:t xml:space="preserve">Arter, D. R. (2003). Auditorías de calidad para mejorar la productividad (3.ª ed.). ASQ </w:t>
+      </w:r>
       <w:proofErr w:type="spellStart"/>
       <w:r>
         <w:rPr>
           <w:lang w:val="es-MX" w:eastAsia="es-CO"/>
         </w:rPr>
-        <w:t>Arter</w:t>
+        <w:t>Quality</w:t>
       </w:r>
       <w:proofErr w:type="spellEnd"/>
       <w:r>
         <w:rPr>
           <w:lang w:val="es-MX" w:eastAsia="es-CO"/>
         </w:rPr>
-        <w:t xml:space="preserve">, D. R. (2003). Auditorías de calidad para mejorar la productividad (3.ª ed.). ASQ </w:t>
-      </w:r>
-      <w:proofErr w:type="spellStart"/>
-      <w:r>
+        <w:t xml:space="preserve"> Press.</w:t>
+      </w:r>
+    </w:p>
+    <w:p>
+      <w:pPr>
         <w:rPr>
           <w:lang w:val="es-MX" w:eastAsia="es-CO"/>
         </w:rPr>
-        <w:t>Quality</w:t>
-      </w:r>
-      <w:proofErr w:type="spellEnd"/>
+      </w:pPr>
       <w:r>
         <w:rPr>
           <w:lang w:val="es-MX" w:eastAsia="es-CO"/>
         </w:rPr>
-        <w:t xml:space="preserve"> </w:t>
-      </w:r>
-      <w:proofErr w:type="spellStart"/>
-      <w:r>
+        <w:t>Canela López, J. R. (2004). La gestión por calidad total en la empresa moderna. Alfaomega.</w:t>
+      </w:r>
+    </w:p>
+    <w:p>
+      <w:pPr>
         <w:rPr>
           <w:lang w:val="es-MX" w:eastAsia="es-CO"/>
         </w:rPr>
-        <w:t>Press</w:t>
-      </w:r>
-      <w:proofErr w:type="spellEnd"/>
+      </w:pPr>
       <w:r>
         <w:rPr>
           <w:lang w:val="es-MX" w:eastAsia="es-CO"/>
         </w:rPr>
-        <w:t>.</w:t>
+        <w:t>Cantú Delgado, H. (1997). Desarrollo de una cultura de calidad (1.ª ed.). McGraw-Hill.</w:t>
       </w:r>
     </w:p>
     <w:p>
@@ -12019,202 +12013,76 @@
         <w:rPr>
           <w:lang w:val="es-MX" w:eastAsia="es-CO"/>
         </w:rPr>
-        <w:t>Canela López, J. R. (2004). La gestión por calidad total en la empresa moderna. Alfaomega.</w:t>
-      </w:r>
-    </w:p>
-    <w:p>
-      <w:pPr>
+        <w:t>Deming, W. E. (1986). Calidad, productividad y competitividad: La salida de la crisis. Díaz de Santos.</w:t>
+      </w:r>
+    </w:p>
+    <w:p>
+      <w:pPr>
+        <w:rPr>
+          <w:lang w:val="en-US" w:eastAsia="es-CO"/>
+        </w:rPr>
+      </w:pPr>
+      <w:r>
         <w:rPr>
           <w:lang w:val="es-MX" w:eastAsia="es-CO"/>
         </w:rPr>
-      </w:pPr>
-      <w:r>
+        <w:t xml:space="preserve">Harrington, J., &amp; Harrington, J., Jr. (1997). Administración total del mejoramiento continuo. </w:t>
+      </w:r>
+      <w:r>
+        <w:rPr>
+          <w:lang w:val="en-US" w:eastAsia="es-CO"/>
+        </w:rPr>
+        <w:t>McGraw-Hill.</w:t>
+      </w:r>
+    </w:p>
+    <w:p>
+      <w:pPr>
         <w:rPr>
           <w:lang w:val="es-MX" w:eastAsia="es-CO"/>
         </w:rPr>
-        <w:t>Cantú Delgado, H. (1997). Desarrollo de una cultura de calidad (1.ª ed.). McGraw-Hill.</w:t>
-      </w:r>
-    </w:p>
-    <w:p>
-      <w:pPr>
+      </w:pPr>
+      <w:r>
+        <w:rPr>
+          <w:lang w:val="en-US" w:eastAsia="es-CO"/>
+        </w:rPr>
+        <w:t xml:space="preserve">International Organization for Standardization. (2015). ISO 9001:2015 Quality management systems – Requirements. </w:t>
+      </w:r>
+      <w:r>
         <w:rPr>
           <w:lang w:val="es-MX" w:eastAsia="es-CO"/>
         </w:rPr>
-      </w:pPr>
-      <w:r>
+        <w:t>ISO.</w:t>
+      </w:r>
+    </w:p>
+    <w:p>
+      <w:pPr>
         <w:rPr>
           <w:lang w:val="es-MX" w:eastAsia="es-CO"/>
         </w:rPr>
-        <w:t>Deming, W. E. (1986). Calidad, productividad y competitividad: La salida de la crisis. Díaz de Santos.</w:t>
-      </w:r>
-    </w:p>
-    <w:p>
-      <w:pPr>
+      </w:pPr>
+      <w:r>
         <w:rPr>
           <w:lang w:val="es-MX" w:eastAsia="es-CO"/>
         </w:rPr>
-      </w:pPr>
-      <w:r>
+        <w:t>Maldonado, J. Á. (2015). Fundamentos de calidad total.</w:t>
+      </w:r>
+    </w:p>
+    <w:p>
+      <w:pPr>
         <w:rPr>
           <w:lang w:val="es-MX" w:eastAsia="es-CO"/>
         </w:rPr>
-        <w:t>Harrington, J., &amp; Harrington, J., Jr. (1997). Administración total del mejoramiento continuo. McGraw-Hill.</w:t>
-      </w:r>
-    </w:p>
-    <w:p>
-      <w:pPr>
+      </w:pPr>
+      <w:r>
         <w:rPr>
           <w:lang w:val="es-MX" w:eastAsia="es-CO"/>
         </w:rPr>
-      </w:pPr>
-      <w:r>
-        <w:rPr>
-          <w:lang w:val="es-MX" w:eastAsia="es-CO"/>
-        </w:rPr>
-        <w:t xml:space="preserve">International </w:t>
-      </w:r>
-      <w:proofErr w:type="spellStart"/>
-      <w:r>
-        <w:rPr>
-          <w:lang w:val="es-MX" w:eastAsia="es-CO"/>
-        </w:rPr>
-        <w:t>Organization</w:t>
-      </w:r>
-      <w:proofErr w:type="spellEnd"/>
-      <w:r>
-        <w:rPr>
-          <w:lang w:val="es-MX" w:eastAsia="es-CO"/>
-        </w:rPr>
-        <w:t xml:space="preserve"> </w:t>
-      </w:r>
-      <w:proofErr w:type="spellStart"/>
-      <w:r>
-        <w:rPr>
-          <w:lang w:val="es-MX" w:eastAsia="es-CO"/>
-        </w:rPr>
-        <w:t>for</w:t>
-      </w:r>
-      <w:proofErr w:type="spellEnd"/>
-      <w:r>
-        <w:rPr>
-          <w:lang w:val="es-MX" w:eastAsia="es-CO"/>
-        </w:rPr>
-        <w:t xml:space="preserve"> </w:t>
-      </w:r>
-      <w:proofErr w:type="spellStart"/>
-      <w:r>
-        <w:rPr>
-          <w:lang w:val="es-MX" w:eastAsia="es-CO"/>
-        </w:rPr>
-        <w:t>Standardization</w:t>
-      </w:r>
-      <w:proofErr w:type="spellEnd"/>
-      <w:r>
-        <w:rPr>
-          <w:lang w:val="es-MX" w:eastAsia="es-CO"/>
-        </w:rPr>
-        <w:t xml:space="preserve">. (2015). ISO 9001:2015 </w:t>
-      </w:r>
-      <w:proofErr w:type="spellStart"/>
-      <w:r>
-        <w:rPr>
-          <w:lang w:val="es-MX" w:eastAsia="es-CO"/>
-        </w:rPr>
-        <w:t>Quality</w:t>
-      </w:r>
-      <w:proofErr w:type="spellEnd"/>
-      <w:r>
-        <w:rPr>
-          <w:lang w:val="es-MX" w:eastAsia="es-CO"/>
-        </w:rPr>
-        <w:t xml:space="preserve"> </w:t>
-      </w:r>
-      <w:proofErr w:type="spellStart"/>
-      <w:r>
-        <w:rPr>
-          <w:lang w:val="es-MX" w:eastAsia="es-CO"/>
-        </w:rPr>
-        <w:t>management</w:t>
-      </w:r>
-      <w:proofErr w:type="spellEnd"/>
-      <w:r>
-        <w:rPr>
-          <w:lang w:val="es-MX" w:eastAsia="es-CO"/>
-        </w:rPr>
-        <w:t xml:space="preserve"> </w:t>
-      </w:r>
-      <w:proofErr w:type="spellStart"/>
-      <w:r>
-        <w:rPr>
-          <w:lang w:val="es-MX" w:eastAsia="es-CO"/>
-        </w:rPr>
-        <w:t>systems</w:t>
-      </w:r>
-      <w:proofErr w:type="spellEnd"/>
-      <w:r>
-        <w:rPr>
-          <w:lang w:val="es-MX" w:eastAsia="es-CO"/>
-        </w:rPr>
-        <w:t xml:space="preserve"> – </w:t>
-      </w:r>
-      <w:proofErr w:type="spellStart"/>
-      <w:r>
-        <w:rPr>
-          <w:lang w:val="es-MX" w:eastAsia="es-CO"/>
-        </w:rPr>
-        <w:t>Requirements</w:t>
-      </w:r>
-      <w:proofErr w:type="spellEnd"/>
-      <w:r>
-        <w:rPr>
-          <w:lang w:val="es-MX" w:eastAsia="es-CO"/>
-        </w:rPr>
-        <w:t>. ISO.</w:t>
-      </w:r>
-    </w:p>
-    <w:p>
-      <w:pPr>
-        <w:rPr>
-          <w:lang w:val="es-MX" w:eastAsia="es-CO"/>
-        </w:rPr>
-      </w:pPr>
-      <w:r>
-        <w:rPr>
-          <w:lang w:val="es-MX" w:eastAsia="es-CO"/>
-        </w:rPr>
-        <w:t>Maldonado, J. Á. (2015). Fundamentos de calidad total.</w:t>
-      </w:r>
-    </w:p>
-    <w:p>
-      <w:pPr>
-        <w:rPr>
-          <w:lang w:val="es-MX" w:eastAsia="es-CO"/>
-        </w:rPr>
-      </w:pPr>
-      <w:r>
-        <w:rPr>
-          <w:lang w:val="es-MX" w:eastAsia="es-CO"/>
-        </w:rPr>
-        <w:t xml:space="preserve">Mateo </w:t>
-      </w:r>
-      <w:proofErr w:type="spellStart"/>
-      <w:r>
-        <w:rPr>
-          <w:lang w:val="es-MX" w:eastAsia="es-CO"/>
-        </w:rPr>
-        <w:t>Comprés</w:t>
-      </w:r>
-      <w:proofErr w:type="spellEnd"/>
-      <w:r>
-        <w:rPr>
-          <w:lang w:val="es-MX" w:eastAsia="es-CO"/>
-        </w:rPr>
-        <w:t xml:space="preserve">, R. J. (2009). Sistemas de gestión de la calidad: Un camino hacia la satisfacción del cliente (Parte I). Suprema Qualitas. </w:t>
-      </w:r>
-      <w:hyperlink r:id="rId12" w:history="1">
-        <w:r>
-          <w:rPr>
-            <w:rStyle w:val="Hipervnculo"/>
+        <w:t xml:space="preserve">Mateo Comprés, R. J. (2009). Sistemas de gestión de la calidad: Un camino hacia la satisfacción del cliente (Parte I). Suprema Qualitas. </w:t>
+      </w:r>
+      <w:hyperlink r:id="rId15" w:history="1">
+        <w:r>
+          <w:rPr>
+            <w:rStyle w:val="Hyperlink"/>
             <w:lang w:val="es-MX" w:eastAsia="es-CO"/>
           </w:rPr>
           <w:t>https://www.squalitas.com/es/blog/articulo/sistemas-de-gestion-de-la-calidad-un-camino-hacia-la-satisfaccion-del-cliente-parte-i</w:t>
@@ -12361,14 +12229,14 @@
       <w:pPr>
         <w:pStyle w:val="Titulosgenerales"/>
       </w:pPr>
-      <w:bookmarkStart w:id="41" w:name="_Toc176443727"/>
-      <w:bookmarkStart w:id="42" w:name="_Toc223702572"/>
+      <w:bookmarkStart w:id="40" w:name="_Toc176443727"/>
+      <w:bookmarkStart w:id="41" w:name="_Toc223702572"/>
       <w:r>
         <w:lastRenderedPageBreak/>
         <w:t>Créditos</w:t>
       </w:r>
+      <w:bookmarkEnd w:id="40"/>
       <w:bookmarkEnd w:id="41"/>
-      <w:bookmarkEnd w:id="42"/>
     </w:p>
     <w:tbl>
       <w:tblPr>
@@ -12541,15 +12409,7 @@
               </w:rPr>
             </w:pPr>
             <w:r>
-              <w:t xml:space="preserve">Diana Rocío </w:t>
-            </w:r>
-            <w:proofErr w:type="spellStart"/>
-            <w:r>
-              <w:t>Possos</w:t>
-            </w:r>
-            <w:proofErr w:type="spellEnd"/>
-            <w:r>
-              <w:t xml:space="preserve"> Beltrán</w:t>
+              <w:t>Diana Rocío Possos Beltrán</w:t>
             </w:r>
           </w:p>
         </w:tc>
@@ -13048,13 +12908,8 @@
                 <w:szCs w:val="24"/>
               </w:rPr>
             </w:pPr>
-            <w:proofErr w:type="spellStart"/>
             <w:r>
-              <w:t>Sebastian</w:t>
-            </w:r>
-            <w:proofErr w:type="spellEnd"/>
-            <w:r>
-              <w:t xml:space="preserve"> Trujillo Afanador</w:t>
+              <w:t>Sebastian Trujillo Afanador</w:t>
             </w:r>
           </w:p>
         </w:tc>
@@ -13311,8 +13166,8 @@
       </w:pPr>
     </w:p>
     <w:sectPr>
-      <w:headerReference w:type="default" r:id="rId13"/>
-      <w:footerReference w:type="default" r:id="rId14"/>
+      <w:headerReference w:type="default" r:id="rId16"/>
+      <w:footerReference w:type="default" r:id="rId17"/>
       <w:pgSz w:w="12240" w:h="15840"/>
       <w:pgMar w:top="1701" w:right="1134" w:bottom="1134" w:left="1134" w:header="709" w:footer="737" w:gutter="0"/>
       <w:pgNumType w:start="1"/>
@@ -13324,7 +13179,7 @@
 </file>
 
 <file path=word/endnotes.xml><?xml version="1.0" encoding="utf-8"?>
-<w:endnotes xmlns:wpc="http://schemas.microsoft.com/office/word/2010/wordprocessingCanvas" xmlns:cx="http://schemas.microsoft.com/office/drawing/2014/chartex" xmlns:cx1="http://schemas.microsoft.com/office/drawing/2015/9/8/chartex" xmlns:cx2="http://schemas.microsoft.com/office/drawing/2015/10/21/chartex" xmlns:cx3="http://schemas.microsoft.com/office/drawing/2016/5/9/chartex" xmlns:cx4="http://schemas.microsoft.com/office/drawing/2016/5/10/chartex" xmlns:cx5="http://schemas.microsoft.com/office/drawing/2016/5/11/chartex" xmlns:cx6="http://schemas.microsoft.com/office/drawing/2016/5/12/chartex" xmlns:cx7="http://schemas.microsoft.com/office/drawing/2016/5/13/chartex" xmlns:cx8="http://schemas.microsoft.com/office/drawing/2016/5/14/chartex" xmlns:mc="http://schemas.openxmlformats.org/markup-compatibility/2006" xmlns:aink="http://schemas.microsoft.com/office/drawing/2016/ink" xmlns:am3d="http://schemas.microsoft.com/office/drawing/2017/model3d" xmlns:o="urn:schemas-microsoft-com:office:office" xmlns:r="http://schemas.openxmlformats.org/officeDocument/2006/relationships" xmlns:m="http://schemas.openxmlformats.org/officeDocument/2006/math" xmlns:v="urn:schemas-microsoft-com:vml" xmlns:wp14="http://schemas.microsoft.com/office/word/2010/wordprocessingDrawing" xmlns:wp="http://schemas.openxmlformats.org/drawingml/2006/wordprocessingDrawing" xmlns:w10="urn:schemas-microsoft-com:office:word" xmlns:w="http://schemas.openxmlformats.org/wordprocessingml/2006/main" xmlns:w14="http://schemas.microsoft.com/office/word/2010/wordml" xmlns:w15="http://schemas.microsoft.com/office/word/2012/wordml" xmlns:w16cid="http://schemas.microsoft.com/office/word/2016/wordml/cid" xmlns:w16se="http://schemas.microsoft.com/office/word/2015/wordml/symex" xmlns:wpg="http://schemas.microsoft.com/office/word/2010/wordprocessingGroup" xmlns:wpi="http://schemas.microsoft.com/office/word/2010/wordprocessingInk" xmlns:wne="http://schemas.microsoft.com/office/word/2006/wordml" xmlns:wps="http://schemas.microsoft.com/office/word/2010/wordprocessingShape" mc:Ignorable="w14 w15 w16se w16cid wp14">
+<w:endnotes xmlns:wpc="http://schemas.microsoft.com/office/word/2010/wordprocessingCanvas" xmlns:cx="http://schemas.microsoft.com/office/drawing/2014/chartex" xmlns:cx1="http://schemas.microsoft.com/office/drawing/2015/9/8/chartex" xmlns:cx2="http://schemas.microsoft.com/office/drawing/2015/10/21/chartex" xmlns:cx3="http://schemas.microsoft.com/office/drawing/2016/5/9/chartex" xmlns:cx4="http://schemas.microsoft.com/office/drawing/2016/5/10/chartex" xmlns:cx5="http://schemas.microsoft.com/office/drawing/2016/5/11/chartex" xmlns:cx6="http://schemas.microsoft.com/office/drawing/2016/5/12/chartex" xmlns:cx7="http://schemas.microsoft.com/office/drawing/2016/5/13/chartex" xmlns:cx8="http://schemas.microsoft.com/office/drawing/2016/5/14/chartex" xmlns:mc="http://schemas.openxmlformats.org/markup-compatibility/2006" xmlns:aink="http://schemas.microsoft.com/office/drawing/2016/ink" xmlns:am3d="http://schemas.microsoft.com/office/drawing/2017/model3d" xmlns:o="urn:schemas-microsoft-com:office:office" xmlns:oel="http://schemas.microsoft.com/office/2019/extlst" xmlns:r="http://schemas.openxmlformats.org/officeDocument/2006/relationships" xmlns:m="http://schemas.openxmlformats.org/officeDocument/2006/math" xmlns:v="urn:schemas-microsoft-com:vml" xmlns:wp14="http://schemas.microsoft.com/office/word/2010/wordprocessingDrawing" xmlns:wp="http://schemas.openxmlformats.org/drawingml/2006/wordprocessingDrawing" xmlns:w10="urn:schemas-microsoft-com:office:word" xmlns:w="http://schemas.openxmlformats.org/wordprocessingml/2006/main" xmlns:w14="http://schemas.microsoft.com/office/word/2010/wordml" xmlns:w15="http://schemas.microsoft.com/office/word/2012/wordml" xmlns:w16cex="http://schemas.microsoft.com/office/word/2018/wordml/cex" xmlns:w16cid="http://schemas.microsoft.com/office/word/2016/wordml/cid" xmlns:w16="http://schemas.microsoft.com/office/word/2018/wordml" xmlns:w16du="http://schemas.microsoft.com/office/word/2023/wordml/word16du" xmlns:w16sdtdh="http://schemas.microsoft.com/office/word/2020/wordml/sdtdatahash" xmlns:w16sdtfl="http://schemas.microsoft.com/office/word/2024/wordml/sdtformatlock" xmlns:w16se="http://schemas.microsoft.com/office/word/2015/wordml/symex" xmlns:wpg="http://schemas.microsoft.com/office/word/2010/wordprocessingGroup" xmlns:wpi="http://schemas.microsoft.com/office/word/2010/wordprocessingInk" xmlns:wne="http://schemas.microsoft.com/office/word/2006/wordml" xmlns:wps="http://schemas.microsoft.com/office/word/2010/wordprocessingShape" mc:Ignorable="w14 w15 w16se w16cid w16 w16cex w16sdtdh w16sdtfl w16du wp14">
   <w:endnote w:type="separator" w:id="-1">
     <w:p>
       <w:pPr>
@@ -13349,10 +13204,10 @@
 </file>
 
 <file path=word/footer1.xml><?xml version="1.0" encoding="utf-8"?>
-<w:ftr xmlns:wpc="http://schemas.microsoft.com/office/word/2010/wordprocessingCanvas" xmlns:cx="http://schemas.microsoft.com/office/drawing/2014/chartex" xmlns:cx1="http://schemas.microsoft.com/office/drawing/2015/9/8/chartex" xmlns:cx2="http://schemas.microsoft.com/office/drawing/2015/10/21/chartex" xmlns:cx3="http://schemas.microsoft.com/office/drawing/2016/5/9/chartex" xmlns:cx4="http://schemas.microsoft.com/office/drawing/2016/5/10/chartex" xmlns:cx5="http://schemas.microsoft.com/office/drawing/2016/5/11/chartex" xmlns:cx6="http://schemas.microsoft.com/office/drawing/2016/5/12/chartex" xmlns:cx7="http://schemas.microsoft.com/office/drawing/2016/5/13/chartex" xmlns:cx8="http://schemas.microsoft.com/office/drawing/2016/5/14/chartex" xmlns:mc="http://schemas.openxmlformats.org/markup-compatibility/2006" xmlns:aink="http://schemas.microsoft.com/office/drawing/2016/ink" xmlns:am3d="http://schemas.microsoft.com/office/drawing/2017/model3d" xmlns:o="urn:schemas-microsoft-com:office:office" xmlns:r="http://schemas.openxmlformats.org/officeDocument/2006/relationships" xmlns:m="http://schemas.openxmlformats.org/officeDocument/2006/math" xmlns:v="urn:schemas-microsoft-com:vml" xmlns:wp14="http://schemas.microsoft.com/office/word/2010/wordprocessingDrawing" xmlns:wp="http://schemas.openxmlformats.org/drawingml/2006/wordprocessingDrawing" xmlns:w10="urn:schemas-microsoft-com:office:word" xmlns:w="http://schemas.openxmlformats.org/wordprocessingml/2006/main" xmlns:w14="http://schemas.microsoft.com/office/word/2010/wordml" xmlns:w15="http://schemas.microsoft.com/office/word/2012/wordml" xmlns:w16cid="http://schemas.microsoft.com/office/word/2016/wordml/cid" xmlns:w16se="http://schemas.microsoft.com/office/word/2015/wordml/symex" xmlns:wpg="http://schemas.microsoft.com/office/word/2010/wordprocessingGroup" xmlns:wpi="http://schemas.microsoft.com/office/word/2010/wordprocessingInk" xmlns:wne="http://schemas.microsoft.com/office/word/2006/wordml" xmlns:wps="http://schemas.microsoft.com/office/word/2010/wordprocessingShape" mc:Ignorable="w14 w15 w16se w16cid wp14">
+<w:ftr xmlns:wpc="http://schemas.microsoft.com/office/word/2010/wordprocessingCanvas" xmlns:cx="http://schemas.microsoft.com/office/drawing/2014/chartex" xmlns:cx1="http://schemas.microsoft.com/office/drawing/2015/9/8/chartex" xmlns:cx2="http://schemas.microsoft.com/office/drawing/2015/10/21/chartex" xmlns:cx3="http://schemas.microsoft.com/office/drawing/2016/5/9/chartex" xmlns:cx4="http://schemas.microsoft.com/office/drawing/2016/5/10/chartex" xmlns:cx5="http://schemas.microsoft.com/office/drawing/2016/5/11/chartex" xmlns:cx6="http://schemas.microsoft.com/office/drawing/2016/5/12/chartex" xmlns:cx7="http://schemas.microsoft.com/office/drawing/2016/5/13/chartex" xmlns:cx8="http://schemas.microsoft.com/office/drawing/2016/5/14/chartex" xmlns:mc="http://schemas.openxmlformats.org/markup-compatibility/2006" xmlns:aink="http://schemas.microsoft.com/office/drawing/2016/ink" xmlns:am3d="http://schemas.microsoft.com/office/drawing/2017/model3d" xmlns:o="urn:schemas-microsoft-com:office:office" xmlns:oel="http://schemas.microsoft.com/office/2019/extlst" xmlns:r="http://schemas.openxmlformats.org/officeDocument/2006/relationships" xmlns:m="http://schemas.openxmlformats.org/officeDocument/2006/math" xmlns:v="urn:schemas-microsoft-com:vml" xmlns:wp14="http://schemas.microsoft.com/office/word/2010/wordprocessingDrawing" xmlns:wp="http://schemas.openxmlformats.org/drawingml/2006/wordprocessingDrawing" xmlns:w10="urn:schemas-microsoft-com:office:word" xmlns:w="http://schemas.openxmlformats.org/wordprocessingml/2006/main" xmlns:w14="http://schemas.microsoft.com/office/word/2010/wordml" xmlns:w15="http://schemas.microsoft.com/office/word/2012/wordml" xmlns:w16cex="http://schemas.microsoft.com/office/word/2018/wordml/cex" xmlns:w16cid="http://schemas.microsoft.com/office/word/2016/wordml/cid" xmlns:w16="http://schemas.microsoft.com/office/word/2018/wordml" xmlns:w16du="http://schemas.microsoft.com/office/word/2023/wordml/word16du" xmlns:w16sdtdh="http://schemas.microsoft.com/office/word/2020/wordml/sdtdatahash" xmlns:w16sdtfl="http://schemas.microsoft.com/office/word/2024/wordml/sdtformatlock" xmlns:w16se="http://schemas.microsoft.com/office/word/2015/wordml/symex" xmlns:wpg="http://schemas.microsoft.com/office/word/2010/wordprocessingGroup" xmlns:wpi="http://schemas.microsoft.com/office/word/2010/wordprocessingInk" xmlns:wne="http://schemas.microsoft.com/office/word/2006/wordml" xmlns:wps="http://schemas.microsoft.com/office/word/2010/wordprocessingShape" mc:Ignorable="w14 w15 w16se w16cid w16 w16cex w16sdtdh w16sdtfl w16du wp14">
   <w:p>
     <w:pPr>
-      <w:pStyle w:val="Piedepgina"/>
+      <w:pStyle w:val="Footer"/>
       <w:jc w:val="right"/>
     </w:pPr>
     <w:r>
@@ -13437,7 +13292,7 @@
               <v:stroke joinstyle="miter"/>
               <v:path gradientshapeok="t" o:connecttype="rect"/>
             </v:shapetype>
-            <v:shape id="Cuadro de texto 1" o:spid="_x0000_s1027" type="#_x0000_t202" style="position:absolute;left:0;text-align:left;margin-left:16.1pt;margin-top:.65pt;width:455.15pt;height:41.4pt;z-index:251658240;visibility:visible;mso-wrap-style:square;mso-width-percent:0;mso-height-percent:0;mso-wrap-distance-left:9pt;mso-wrap-distance-top:3.6pt;mso-wrap-distance-right:9pt;mso-wrap-distance-bottom:3.6pt;mso-position-horizontal:absolute;mso-position-horizontal-relative:text;mso-position-vertical:absolute;mso-position-vertical-relative:text;mso-width-percent:0;mso-height-percent:0;mso-width-relative:margin;mso-height-relative:margin;v-text-anchor:top" o:gfxdata="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" stroked="f">
+            <v:shape id="Cuadro de texto 1" o:spid="_x0000_s1027" type="#_x0000_t202" style="position:absolute;left:0;text-align:left;margin-left:16.1pt;margin-top:.65pt;width:455.15pt;height:41.4pt;z-index:251658240;visibility:visible;mso-wrap-style:square;mso-width-percent:0;mso-height-percent:0;mso-wrap-distance-left:9pt;mso-wrap-distance-top:3.6pt;mso-wrap-distance-right:9pt;mso-wrap-distance-bottom:3.6pt;mso-position-horizontal:absolute;mso-position-horizontal-relative:text;mso-position-vertical:absolute;mso-position-vertical-relative:text;mso-width-percent:0;mso-height-percent:0;mso-width-relative:margin;mso-height-relative:margin;v-text-anchor:top" o:gfxdata="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" stroked="f">
               <v:textbox>
                 <w:txbxContent>
                   <w:p>
@@ -13479,14 +13334,14 @@
   </w:p>
   <w:p>
     <w:pPr>
-      <w:pStyle w:val="Piedepgina"/>
+      <w:pStyle w:val="Footer"/>
     </w:pPr>
   </w:p>
 </w:ftr>
 </file>
 
 <file path=word/footnotes.xml><?xml version="1.0" encoding="utf-8"?>
-<w:footnotes xmlns:wpc="http://schemas.microsoft.com/office/word/2010/wordprocessingCanvas" xmlns:cx="http://schemas.microsoft.com/office/drawing/2014/chartex" xmlns:cx1="http://schemas.microsoft.com/office/drawing/2015/9/8/chartex" xmlns:cx2="http://schemas.microsoft.com/office/drawing/2015/10/21/chartex" xmlns:cx3="http://schemas.microsoft.com/office/drawing/2016/5/9/chartex" xmlns:cx4="http://schemas.microsoft.com/office/drawing/2016/5/10/chartex" xmlns:cx5="http://schemas.microsoft.com/office/drawing/2016/5/11/chartex" xmlns:cx6="http://schemas.microsoft.com/office/drawing/2016/5/12/chartex" xmlns:cx7="http://schemas.microsoft.com/office/drawing/2016/5/13/chartex" xmlns:cx8="http://schemas.microsoft.com/office/drawing/2016/5/14/chartex" xmlns:mc="http://schemas.openxmlformats.org/markup-compatibility/2006" xmlns:aink="http://schemas.microsoft.com/office/drawing/2016/ink" xmlns:am3d="http://schemas.microsoft.com/office/drawing/2017/model3d" xmlns:o="urn:schemas-microsoft-com:office:office" xmlns:r="http://schemas.openxmlformats.org/officeDocument/2006/relationships" xmlns:m="http://schemas.openxmlformats.org/officeDocument/2006/math" xmlns:v="urn:schemas-microsoft-com:vml" xmlns:wp14="http://schemas.microsoft.com/office/word/2010/wordprocessingDrawing" xmlns:wp="http://schemas.openxmlformats.org/drawingml/2006/wordprocessingDrawing" xmlns:w10="urn:schemas-microsoft-com:office:word" xmlns:w="http://schemas.openxmlformats.org/wordprocessingml/2006/main" xmlns:w14="http://schemas.microsoft.com/office/word/2010/wordml" xmlns:w15="http://schemas.microsoft.com/office/word/2012/wordml" xmlns:w16cid="http://schemas.microsoft.com/office/word/2016/wordml/cid" xmlns:w16se="http://schemas.microsoft.com/office/word/2015/wordml/symex" xmlns:wpg="http://schemas.microsoft.com/office/word/2010/wordprocessingGroup" xmlns:wpi="http://schemas.microsoft.com/office/word/2010/wordprocessingInk" xmlns:wne="http://schemas.microsoft.com/office/word/2006/wordml" xmlns:wps="http://schemas.microsoft.com/office/word/2010/wordprocessingShape" mc:Ignorable="w14 w15 w16se w16cid wp14">
+<w:footnotes xmlns:wpc="http://schemas.microsoft.com/office/word/2010/wordprocessingCanvas" xmlns:cx="http://schemas.microsoft.com/office/drawing/2014/chartex" xmlns:cx1="http://schemas.microsoft.com/office/drawing/2015/9/8/chartex" xmlns:cx2="http://schemas.microsoft.com/office/drawing/2015/10/21/chartex" xmlns:cx3="http://schemas.microsoft.com/office/drawing/2016/5/9/chartex" xmlns:cx4="http://schemas.microsoft.com/office/drawing/2016/5/10/chartex" xmlns:cx5="http://schemas.microsoft.com/office/drawing/2016/5/11/chartex" xmlns:cx6="http://schemas.microsoft.com/office/drawing/2016/5/12/chartex" xmlns:cx7="http://schemas.microsoft.com/office/drawing/2016/5/13/chartex" xmlns:cx8="http://schemas.microsoft.com/office/drawing/2016/5/14/chartex" xmlns:mc="http://schemas.openxmlformats.org/markup-compatibility/2006" xmlns:aink="http://schemas.microsoft.com/office/drawing/2016/ink" xmlns:am3d="http://schemas.microsoft.com/office/drawing/2017/model3d" xmlns:o="urn:schemas-microsoft-com:office:office" xmlns:oel="http://schemas.microsoft.com/office/2019/extlst" xmlns:r="http://schemas.openxmlformats.org/officeDocument/2006/relationships" xmlns:m="http://schemas.openxmlformats.org/officeDocument/2006/math" xmlns:v="urn:schemas-microsoft-com:vml" xmlns:wp14="http://schemas.microsoft.com/office/word/2010/wordprocessingDrawing" xmlns:wp="http://schemas.openxmlformats.org/drawingml/2006/wordprocessingDrawing" xmlns:w10="urn:schemas-microsoft-com:office:word" xmlns:w="http://schemas.openxmlformats.org/wordprocessingml/2006/main" xmlns:w14="http://schemas.microsoft.com/office/word/2010/wordml" xmlns:w15="http://schemas.microsoft.com/office/word/2012/wordml" xmlns:w16cex="http://schemas.microsoft.com/office/word/2018/wordml/cex" xmlns:w16cid="http://schemas.microsoft.com/office/word/2016/wordml/cid" xmlns:w16="http://schemas.microsoft.com/office/word/2018/wordml" xmlns:w16du="http://schemas.microsoft.com/office/word/2023/wordml/word16du" xmlns:w16sdtdh="http://schemas.microsoft.com/office/word/2020/wordml/sdtdatahash" xmlns:w16sdtfl="http://schemas.microsoft.com/office/word/2024/wordml/sdtformatlock" xmlns:w16se="http://schemas.microsoft.com/office/word/2015/wordml/symex" xmlns:wpg="http://schemas.microsoft.com/office/word/2010/wordprocessingGroup" xmlns:wpi="http://schemas.microsoft.com/office/word/2010/wordprocessingInk" xmlns:wne="http://schemas.microsoft.com/office/word/2006/wordml" xmlns:wps="http://schemas.microsoft.com/office/word/2010/wordprocessingShape" mc:Ignorable="w14 w15 w16se w16cid w16 w16cex w16sdtdh w16sdtfl w16du wp14">
   <w:footnote w:type="separator" w:id="-1">
     <w:p>
       <w:pPr>
@@ -13511,10 +13366,10 @@
 </file>
 
 <file path=word/header1.xml><?xml version="1.0" encoding="utf-8"?>
-<w:hdr xmlns:wpc="http://schemas.microsoft.com/office/word/2010/wordprocessingCanvas" xmlns:cx="http://schemas.microsoft.com/office/drawing/2014/chartex" xmlns:cx1="http://schemas.microsoft.com/office/drawing/2015/9/8/chartex" xmlns:cx2="http://schemas.microsoft.com/office/drawing/2015/10/21/chartex" xmlns:cx3="http://schemas.microsoft.com/office/drawing/2016/5/9/chartex" xmlns:cx4="http://schemas.microsoft.com/office/drawing/2016/5/10/chartex" xmlns:cx5="http://schemas.microsoft.com/office/drawing/2016/5/11/chartex" xmlns:cx6="http://schemas.microsoft.com/office/drawing/2016/5/12/chartex" xmlns:cx7="http://schemas.microsoft.com/office/drawing/2016/5/13/chartex" xmlns:cx8="http://schemas.microsoft.com/office/drawing/2016/5/14/chartex" xmlns:mc="http://schemas.openxmlformats.org/markup-compatibility/2006" xmlns:aink="http://schemas.microsoft.com/office/drawing/2016/ink" xmlns:am3d="http://schemas.microsoft.com/office/drawing/2017/model3d" xmlns:o="urn:schemas-microsoft-com:office:office" xmlns:r="http://schemas.openxmlformats.org/officeDocument/2006/relationships" xmlns:m="http://schemas.openxmlformats.org/officeDocument/2006/math" xmlns:v="urn:schemas-microsoft-com:vml" xmlns:wp14="http://schemas.microsoft.com/office/word/2010/wordprocessingDrawing" xmlns:wp="http://schemas.openxmlformats.org/drawingml/2006/wordprocessingDrawing" xmlns:w10="urn:schemas-microsoft-com:office:word" xmlns:w="http://schemas.openxmlformats.org/wordprocessingml/2006/main" xmlns:w14="http://schemas.microsoft.com/office/word/2010/wordml" xmlns:w15="http://schemas.microsoft.com/office/word/2012/wordml" xmlns:w16cid="http://schemas.microsoft.com/office/word/2016/wordml/cid" xmlns:w16se="http://schemas.microsoft.com/office/word/2015/wordml/symex" xmlns:wpg="http://schemas.microsoft.com/office/word/2010/wordprocessingGroup" xmlns:wpi="http://schemas.microsoft.com/office/word/2010/wordprocessingInk" xmlns:wne="http://schemas.microsoft.com/office/word/2006/wordml" xmlns:wps="http://schemas.microsoft.com/office/word/2010/wordprocessingShape" mc:Ignorable="w14 w15 w16se w16cid wp14">
+<w:hdr xmlns:wpc="http://schemas.microsoft.com/office/word/2010/wordprocessingCanvas" xmlns:cx="http://schemas.microsoft.com/office/drawing/2014/chartex" xmlns:cx1="http://schemas.microsoft.com/office/drawing/2015/9/8/chartex" xmlns:cx2="http://schemas.microsoft.com/office/drawing/2015/10/21/chartex" xmlns:cx3="http://schemas.microsoft.com/office/drawing/2016/5/9/chartex" xmlns:cx4="http://schemas.microsoft.com/office/drawing/2016/5/10/chartex" xmlns:cx5="http://schemas.microsoft.com/office/drawing/2016/5/11/chartex" xmlns:cx6="http://schemas.microsoft.com/office/drawing/2016/5/12/chartex" xmlns:cx7="http://schemas.microsoft.com/office/drawing/2016/5/13/chartex" xmlns:cx8="http://schemas.microsoft.com/office/drawing/2016/5/14/chartex" xmlns:mc="http://schemas.openxmlformats.org/markup-compatibility/2006" xmlns:aink="http://schemas.microsoft.com/office/drawing/2016/ink" xmlns:am3d="http://schemas.microsoft.com/office/drawing/2017/model3d" xmlns:o="urn:schemas-microsoft-com:office:office" xmlns:oel="http://schemas.microsoft.com/office/2019/extlst" xmlns:r="http://schemas.openxmlformats.org/officeDocument/2006/relationships" xmlns:m="http://schemas.openxmlformats.org/officeDocument/2006/math" xmlns:v="urn:schemas-microsoft-com:vml" xmlns:wp14="http://schemas.microsoft.com/office/word/2010/wordprocessingDrawing" xmlns:wp="http://schemas.openxmlformats.org/drawingml/2006/wordprocessingDrawing" xmlns:w10="urn:schemas-microsoft-com:office:word" xmlns:w="http://schemas.openxmlformats.org/wordprocessingml/2006/main" xmlns:w14="http://schemas.microsoft.com/office/word/2010/wordml" xmlns:w15="http://schemas.microsoft.com/office/word/2012/wordml" xmlns:w16cex="http://schemas.microsoft.com/office/word/2018/wordml/cex" xmlns:w16cid="http://schemas.microsoft.com/office/word/2016/wordml/cid" xmlns:w16="http://schemas.microsoft.com/office/word/2018/wordml" xmlns:w16du="http://schemas.microsoft.com/office/word/2023/wordml/word16du" xmlns:w16sdtdh="http://schemas.microsoft.com/office/word/2020/wordml/sdtdatahash" xmlns:w16sdtfl="http://schemas.microsoft.com/office/word/2024/wordml/sdtformatlock" xmlns:w16se="http://schemas.microsoft.com/office/word/2015/wordml/symex" xmlns:wpg="http://schemas.microsoft.com/office/word/2010/wordprocessingGroup" xmlns:wpi="http://schemas.microsoft.com/office/word/2010/wordprocessingInk" xmlns:wne="http://schemas.microsoft.com/office/word/2006/wordml" xmlns:wps="http://schemas.microsoft.com/office/word/2010/wordprocessingShape" mc:Ignorable="w14 w15 w16se w16cid w16 w16cex w16sdtdh w16sdtfl w16du wp14">
   <w:p>
     <w:pPr>
-      <w:pStyle w:val="Encabezado"/>
+      <w:pStyle w:val="Header"/>
     </w:pPr>
     <w:r>
       <w:rPr>
@@ -13583,7 +13438,7 @@
 </file>
 
 <file path=word/numbering.xml><?xml version="1.0" encoding="utf-8"?>
-<w:numbering xmlns:wpc="http://schemas.microsoft.com/office/word/2010/wordprocessingCanvas" xmlns:cx="http://schemas.microsoft.com/office/drawing/2014/chartex" xmlns:cx1="http://schemas.microsoft.com/office/drawing/2015/9/8/chartex" xmlns:cx2="http://schemas.microsoft.com/office/drawing/2015/10/21/chartex" xmlns:cx3="http://schemas.microsoft.com/office/drawing/2016/5/9/chartex" xmlns:cx4="http://schemas.microsoft.com/office/drawing/2016/5/10/chartex" xmlns:cx5="http://schemas.microsoft.com/office/drawing/2016/5/11/chartex" xmlns:cx6="http://schemas.microsoft.com/office/drawing/2016/5/12/chartex" xmlns:cx7="http://schemas.microsoft.com/office/drawing/2016/5/13/chartex" xmlns:cx8="http://schemas.microsoft.com/office/drawing/2016/5/14/chartex" xmlns:mc="http://schemas.openxmlformats.org/markup-compatibility/2006" xmlns:aink="http://schemas.microsoft.com/office/drawing/2016/ink" xmlns:am3d="http://schemas.microsoft.com/office/drawing/2017/model3d" xmlns:o="urn:schemas-microsoft-com:office:office" xmlns:r="http://schemas.openxmlformats.org/officeDocument/2006/relationships" xmlns:m="http://schemas.openxmlformats.org/officeDocument/2006/math" xmlns:v="urn:schemas-microsoft-com:vml" xmlns:wp14="http://schemas.microsoft.com/office/word/2010/wordprocessingDrawing" xmlns:wp="http://schemas.openxmlformats.org/drawingml/2006/wordprocessingDrawing" xmlns:w10="urn:schemas-microsoft-com:office:word" xmlns:w="http://schemas.openxmlformats.org/wordprocessingml/2006/main" xmlns:w14="http://schemas.microsoft.com/office/word/2010/wordml" xmlns:w15="http://schemas.microsoft.com/office/word/2012/wordml" xmlns:w16cid="http://schemas.microsoft.com/office/word/2016/wordml/cid" xmlns:w16se="http://schemas.microsoft.com/office/word/2015/wordml/symex" xmlns:wpg="http://schemas.microsoft.com/office/word/2010/wordprocessingGroup" xmlns:wpi="http://schemas.microsoft.com/office/word/2010/wordprocessingInk" xmlns:wne="http://schemas.microsoft.com/office/word/2006/wordml" xmlns:wps="http://schemas.microsoft.com/office/word/2010/wordprocessingShape" mc:Ignorable="w14 w15 w16se w16cid wp14">
+<w:numbering xmlns:wpc="http://schemas.microsoft.com/office/word/2010/wordprocessingCanvas" xmlns:cx="http://schemas.microsoft.com/office/drawing/2014/chartex" xmlns:cx1="http://schemas.microsoft.com/office/drawing/2015/9/8/chartex" xmlns:cx2="http://schemas.microsoft.com/office/drawing/2015/10/21/chartex" xmlns:cx3="http://schemas.microsoft.com/office/drawing/2016/5/9/chartex" xmlns:cx4="http://schemas.microsoft.com/office/drawing/2016/5/10/chartex" xmlns:cx5="http://schemas.microsoft.com/office/drawing/2016/5/11/chartex" xmlns:cx6="http://schemas.microsoft.com/office/drawing/2016/5/12/chartex" xmlns:cx7="http://schemas.microsoft.com/office/drawing/2016/5/13/chartex" xmlns:cx8="http://schemas.microsoft.com/office/drawing/2016/5/14/chartex" xmlns:mc="http://schemas.openxmlformats.org/markup-compatibility/2006" xmlns:aink="http://schemas.microsoft.com/office/drawing/2016/ink" xmlns:am3d="http://schemas.microsoft.com/office/drawing/2017/model3d" xmlns:o="urn:schemas-microsoft-com:office:office" xmlns:oel="http://schemas.microsoft.com/office/2019/extlst" xmlns:r="http://schemas.openxmlformats.org/officeDocument/2006/relationships" xmlns:m="http://schemas.openxmlformats.org/officeDocument/2006/math" xmlns:v="urn:schemas-microsoft-com:vml" xmlns:wp14="http://schemas.microsoft.com/office/word/2010/wordprocessingDrawing" xmlns:wp="http://schemas.openxmlformats.org/drawingml/2006/wordprocessingDrawing" xmlns:w10="urn:schemas-microsoft-com:office:word" xmlns:w="http://schemas.openxmlformats.org/wordprocessingml/2006/main" xmlns:w14="http://schemas.microsoft.com/office/word/2010/wordml" xmlns:w15="http://schemas.microsoft.com/office/word/2012/wordml" xmlns:w16cex="http://schemas.microsoft.com/office/word/2018/wordml/cex" xmlns:w16cid="http://schemas.microsoft.com/office/word/2016/wordml/cid" xmlns:w16="http://schemas.microsoft.com/office/word/2018/wordml" xmlns:w16du="http://schemas.microsoft.com/office/word/2023/wordml/word16du" xmlns:w16sdtdh="http://schemas.microsoft.com/office/word/2020/wordml/sdtdatahash" xmlns:w16sdtfl="http://schemas.microsoft.com/office/word/2024/wordml/sdtformatlock" xmlns:w16se="http://schemas.microsoft.com/office/word/2015/wordml/symex" xmlns:wpg="http://schemas.microsoft.com/office/word/2010/wordprocessingGroup" xmlns:wpi="http://schemas.microsoft.com/office/word/2010/wordprocessingInk" xmlns:wne="http://schemas.microsoft.com/office/word/2006/wordml" xmlns:wps="http://schemas.microsoft.com/office/word/2010/wordprocessingShape" mc:Ignorable="w14 w15 w16se w16cid w16 w16cex w16sdtdh w16sdtfl w16du wp14">
   <w:abstractNum w:abstractNumId="0" w15:restartNumberingAfterBreak="0">
     <w:nsid w:val="FFFFFF89"/>
     <w:multiLevelType w:val="singleLevel"/>
@@ -13591,7 +13446,7 @@
     <w:lvl w:ilvl="0">
       <w:start w:val="1"/>
       <w:numFmt w:val="bullet"/>
-      <w:pStyle w:val="Listaconvietas"/>
+      <w:pStyle w:val="ListBullet"/>
       <w:lvlText w:val=""/>
       <w:lvlJc w:val="left"/>
       <w:pPr>
@@ -18417,7 +18272,7 @@
     <w:lvl w:ilvl="0" w:tplc="711E0358">
       <w:start w:val="1"/>
       <w:numFmt w:val="decimal"/>
-      <w:pStyle w:val="Ttulo1"/>
+      <w:pStyle w:val="Heading1"/>
       <w:lvlText w:val="%1."/>
       <w:lvlJc w:val="left"/>
       <w:pPr>
@@ -18739,7 +18594,7 @@
     <w:lvl w:ilvl="1">
       <w:start w:val="1"/>
       <w:numFmt w:val="decimal"/>
-      <w:pStyle w:val="Ttulo2"/>
+      <w:pStyle w:val="Heading2"/>
       <w:lvlText w:val="%1.%2."/>
       <w:lvlJc w:val="left"/>
       <w:pPr>
@@ -18923,154 +18778,154 @@
       </w:rPr>
     </w:lvl>
   </w:abstractNum>
-  <w:num w:numId="1">
+  <w:num w:numId="1" w16cid:durableId="2074427332">
     <w:abstractNumId w:val="48"/>
   </w:num>
-  <w:num w:numId="2">
+  <w:num w:numId="2" w16cid:durableId="2140684375">
     <w:abstractNumId w:val="0"/>
   </w:num>
-  <w:num w:numId="3">
+  <w:num w:numId="3" w16cid:durableId="1158226556">
     <w:abstractNumId w:val="30"/>
   </w:num>
-  <w:num w:numId="4">
+  <w:num w:numId="4" w16cid:durableId="1889950056">
     <w:abstractNumId w:val="22"/>
   </w:num>
-  <w:num w:numId="5">
+  <w:num w:numId="5" w16cid:durableId="963535422">
     <w:abstractNumId w:val="45"/>
   </w:num>
-  <w:num w:numId="6">
+  <w:num w:numId="6" w16cid:durableId="1740129464">
     <w:abstractNumId w:val="42"/>
   </w:num>
-  <w:num w:numId="7">
+  <w:num w:numId="7" w16cid:durableId="229538175">
     <w:abstractNumId w:val="36"/>
   </w:num>
-  <w:num w:numId="8">
+  <w:num w:numId="8" w16cid:durableId="57169515">
     <w:abstractNumId w:val="27"/>
   </w:num>
-  <w:num w:numId="9">
+  <w:num w:numId="9" w16cid:durableId="1833328305">
     <w:abstractNumId w:val="23"/>
   </w:num>
-  <w:num w:numId="10">
+  <w:num w:numId="10" w16cid:durableId="1922372515">
     <w:abstractNumId w:val="2"/>
   </w:num>
-  <w:num w:numId="11">
+  <w:num w:numId="11" w16cid:durableId="469857853">
     <w:abstractNumId w:val="14"/>
   </w:num>
-  <w:num w:numId="12">
+  <w:num w:numId="12" w16cid:durableId="607663771">
     <w:abstractNumId w:val="19"/>
   </w:num>
-  <w:num w:numId="13">
+  <w:num w:numId="13" w16cid:durableId="721059416">
     <w:abstractNumId w:val="39"/>
   </w:num>
-  <w:num w:numId="14">
+  <w:num w:numId="14" w16cid:durableId="1718550937">
     <w:abstractNumId w:val="20"/>
   </w:num>
-  <w:num w:numId="15">
+  <w:num w:numId="15" w16cid:durableId="1909923059">
     <w:abstractNumId w:val="49"/>
   </w:num>
-  <w:num w:numId="16">
+  <w:num w:numId="16" w16cid:durableId="56981722">
     <w:abstractNumId w:val="43"/>
   </w:num>
-  <w:num w:numId="17">
+  <w:num w:numId="17" w16cid:durableId="1895582087">
     <w:abstractNumId w:val="17"/>
   </w:num>
-  <w:num w:numId="18">
+  <w:num w:numId="18" w16cid:durableId="1380476023">
     <w:abstractNumId w:val="28"/>
   </w:num>
-  <w:num w:numId="19">
+  <w:num w:numId="19" w16cid:durableId="50813565">
     <w:abstractNumId w:val="15"/>
   </w:num>
-  <w:num w:numId="20">
+  <w:num w:numId="20" w16cid:durableId="678652717">
     <w:abstractNumId w:val="41"/>
   </w:num>
-  <w:num w:numId="21">
+  <w:num w:numId="21" w16cid:durableId="1641962076">
     <w:abstractNumId w:val="12"/>
   </w:num>
-  <w:num w:numId="22">
+  <w:num w:numId="22" w16cid:durableId="141387086">
     <w:abstractNumId w:val="8"/>
   </w:num>
-  <w:num w:numId="23">
+  <w:num w:numId="23" w16cid:durableId="353924051">
     <w:abstractNumId w:val="24"/>
   </w:num>
-  <w:num w:numId="24">
+  <w:num w:numId="24" w16cid:durableId="1638408985">
     <w:abstractNumId w:val="35"/>
   </w:num>
-  <w:num w:numId="25">
+  <w:num w:numId="25" w16cid:durableId="812983526">
     <w:abstractNumId w:val="37"/>
   </w:num>
-  <w:num w:numId="26">
+  <w:num w:numId="26" w16cid:durableId="1840921672">
     <w:abstractNumId w:val="29"/>
   </w:num>
-  <w:num w:numId="27">
+  <w:num w:numId="27" w16cid:durableId="1795561864">
     <w:abstractNumId w:val="13"/>
   </w:num>
-  <w:num w:numId="28">
+  <w:num w:numId="28" w16cid:durableId="295259475">
     <w:abstractNumId w:val="32"/>
   </w:num>
-  <w:num w:numId="29">
+  <w:num w:numId="29" w16cid:durableId="304897089">
     <w:abstractNumId w:val="34"/>
   </w:num>
-  <w:num w:numId="30">
+  <w:num w:numId="30" w16cid:durableId="1724015136">
     <w:abstractNumId w:val="16"/>
   </w:num>
-  <w:num w:numId="31">
+  <w:num w:numId="31" w16cid:durableId="1266305127">
     <w:abstractNumId w:val="3"/>
   </w:num>
-  <w:num w:numId="32">
+  <w:num w:numId="32" w16cid:durableId="361050681">
     <w:abstractNumId w:val="1"/>
   </w:num>
-  <w:num w:numId="33">
+  <w:num w:numId="33" w16cid:durableId="1303971246">
     <w:abstractNumId w:val="31"/>
   </w:num>
-  <w:num w:numId="34">
+  <w:num w:numId="34" w16cid:durableId="1811751349">
     <w:abstractNumId w:val="33"/>
   </w:num>
-  <w:num w:numId="35">
+  <w:num w:numId="35" w16cid:durableId="525994416">
     <w:abstractNumId w:val="38"/>
   </w:num>
-  <w:num w:numId="36">
+  <w:num w:numId="36" w16cid:durableId="512261604">
     <w:abstractNumId w:val="4"/>
   </w:num>
-  <w:num w:numId="37">
+  <w:num w:numId="37" w16cid:durableId="290789195">
     <w:abstractNumId w:val="21"/>
   </w:num>
-  <w:num w:numId="38">
+  <w:num w:numId="38" w16cid:durableId="1548377014">
     <w:abstractNumId w:val="18"/>
   </w:num>
-  <w:num w:numId="39">
+  <w:num w:numId="39" w16cid:durableId="1719359104">
     <w:abstractNumId w:val="40"/>
   </w:num>
-  <w:num w:numId="40">
+  <w:num w:numId="40" w16cid:durableId="1847164678">
     <w:abstractNumId w:val="7"/>
   </w:num>
-  <w:num w:numId="41">
+  <w:num w:numId="41" w16cid:durableId="1903566367">
     <w:abstractNumId w:val="6"/>
   </w:num>
-  <w:num w:numId="42">
+  <w:num w:numId="42" w16cid:durableId="812601110">
     <w:abstractNumId w:val="46"/>
   </w:num>
-  <w:num w:numId="43">
+  <w:num w:numId="43" w16cid:durableId="1446582667">
     <w:abstractNumId w:val="10"/>
   </w:num>
-  <w:num w:numId="44">
+  <w:num w:numId="44" w16cid:durableId="1741443524">
     <w:abstractNumId w:val="44"/>
   </w:num>
-  <w:num w:numId="45">
+  <w:num w:numId="45" w16cid:durableId="1693871850">
     <w:abstractNumId w:val="11"/>
   </w:num>
-  <w:num w:numId="46">
+  <w:num w:numId="46" w16cid:durableId="1144615390">
     <w:abstractNumId w:val="25"/>
   </w:num>
-  <w:num w:numId="47">
+  <w:num w:numId="47" w16cid:durableId="1074935442">
     <w:abstractNumId w:val="9"/>
   </w:num>
-  <w:num w:numId="48">
+  <w:num w:numId="48" w16cid:durableId="1730035347">
     <w:abstractNumId w:val="47"/>
   </w:num>
-  <w:num w:numId="49">
+  <w:num w:numId="49" w16cid:durableId="1693064800">
     <w:abstractNumId w:val="5"/>
   </w:num>
-  <w:num w:numId="50">
+  <w:num w:numId="50" w16cid:durableId="690109818">
     <w:abstractNumId w:val="26"/>
   </w:num>
   <w:numIdMacAtCleanup w:val="50"/>
@@ -19078,7 +18933,7 @@
 </file>
 
 <file path=word/styles.xml><?xml version="1.0" encoding="utf-8"?>
-<w:styles xmlns:mc="http://schemas.openxmlformats.org/markup-compatibility/2006" xmlns:r="http://schemas.openxmlformats.org/officeDocument/2006/relationships" xmlns:w="http://schemas.openxmlformats.org/wordprocessingml/2006/main" xmlns:w14="http://schemas.microsoft.com/office/word/2010/wordml" xmlns:w15="http://schemas.microsoft.com/office/word/2012/wordml" xmlns:w16cid="http://schemas.microsoft.com/office/word/2016/wordml/cid" xmlns:w16se="http://schemas.microsoft.com/office/word/2015/wordml/symex" mc:Ignorable="w14 w15 w16se w16cid">
+<w:styles xmlns:mc="http://schemas.openxmlformats.org/markup-compatibility/2006" xmlns:r="http://schemas.openxmlformats.org/officeDocument/2006/relationships" xmlns:w="http://schemas.openxmlformats.org/wordprocessingml/2006/main" xmlns:w14="http://schemas.microsoft.com/office/word/2010/wordml" xmlns:w15="http://schemas.microsoft.com/office/word/2012/wordml" xmlns:w16cex="http://schemas.microsoft.com/office/word/2018/wordml/cex" xmlns:w16cid="http://schemas.microsoft.com/office/word/2016/wordml/cid" xmlns:w16="http://schemas.microsoft.com/office/word/2018/wordml" xmlns:w16du="http://schemas.microsoft.com/office/word/2023/wordml/word16du" xmlns:w16sdtdh="http://schemas.microsoft.com/office/word/2020/wordml/sdtdatahash" xmlns:w16sdtfl="http://schemas.microsoft.com/office/word/2024/wordml/sdtformatlock" xmlns:w16se="http://schemas.microsoft.com/office/word/2015/wordml/symex" mc:Ignorable="w14 w15 w16se w16cid w16 w16cex w16sdtdh w16sdtfl w16du">
   <w:docDefaults>
     <w:rPrDefault>
       <w:rPr>
@@ -19088,7 +18943,7 @@
     </w:rPrDefault>
     <w:pPrDefault/>
   </w:docDefaults>
-  <w:latentStyles w:defLockedState="0" w:defUIPriority="99" w:defSemiHidden="0" w:defUnhideWhenUsed="0" w:defQFormat="0" w:count="375">
+  <w:latentStyles w:defLockedState="0" w:defUIPriority="99" w:defSemiHidden="0" w:defUnhideWhenUsed="0" w:defQFormat="0" w:count="376">
     <w:lsdException w:name="Normal" w:uiPriority="0" w:qFormat="1"/>
     <w:lsdException w:name="heading 1" w:uiPriority="9" w:qFormat="1"/>
     <w:lsdException w:name="heading 2" w:semiHidden="1" w:uiPriority="9" w:unhideWhenUsed="1" w:qFormat="1"/>
@@ -19464,6 +19319,7 @@
     <w:lsdException w:name="Smart Hyperlink" w:semiHidden="1" w:unhideWhenUsed="1"/>
     <w:lsdException w:name="Hashtag" w:semiHidden="1" w:unhideWhenUsed="1"/>
     <w:lsdException w:name="Unresolved Mention" w:semiHidden="1" w:unhideWhenUsed="1"/>
+    <w:lsdException w:name="Smart Link" w:semiHidden="1" w:unhideWhenUsed="1"/>
   </w:latentStyles>
   <w:style w:type="paragraph" w:default="1" w:styleId="Normal">
     <w:name w:val="Normal"/>
@@ -19480,11 +19336,11 @@
       <w:lang w:eastAsia="en-US"/>
     </w:rPr>
   </w:style>
-  <w:style w:type="paragraph" w:styleId="Ttulo1">
+  <w:style w:type="paragraph" w:styleId="Heading1">
     <w:name w:val="heading 1"/>
-    <w:basedOn w:val="Ttulo"/>
+    <w:basedOn w:val="Title"/>
     <w:next w:val="Normal"/>
-    <w:link w:val="Ttulo1Car"/>
+    <w:link w:val="Heading1Char"/>
     <w:autoRedefine/>
     <w:uiPriority w:val="9"/>
     <w:qFormat/>
@@ -19508,11 +19364,11 @@
       <w:lang w:eastAsia="es-CO"/>
     </w:rPr>
   </w:style>
-  <w:style w:type="paragraph" w:styleId="Ttulo2">
+  <w:style w:type="paragraph" w:styleId="Heading2">
     <w:name w:val="heading 2"/>
     <w:basedOn w:val="Normal"/>
     <w:next w:val="Normal"/>
-    <w:link w:val="Ttulo2Car"/>
+    <w:link w:val="Heading2Char"/>
     <w:autoRedefine/>
     <w:uiPriority w:val="9"/>
     <w:unhideWhenUsed/>
@@ -19539,11 +19395,11 @@
       <w:lang w:eastAsia="es-CO"/>
     </w:rPr>
   </w:style>
-  <w:style w:type="paragraph" w:styleId="Ttulo3">
+  <w:style w:type="paragraph" w:styleId="Heading3">
     <w:name w:val="heading 3"/>
-    <w:basedOn w:val="Ttulo2"/>
+    <w:basedOn w:val="Heading2"/>
     <w:next w:val="Normal"/>
-    <w:link w:val="Ttulo3Car"/>
+    <w:link w:val="Heading3Char"/>
     <w:autoRedefine/>
     <w:uiPriority w:val="9"/>
     <w:unhideWhenUsed/>
@@ -19562,11 +19418,11 @@
       <w:szCs w:val="24"/>
     </w:rPr>
   </w:style>
-  <w:style w:type="paragraph" w:styleId="Ttulo4">
+  <w:style w:type="paragraph" w:styleId="Heading4">
     <w:name w:val="heading 4"/>
-    <w:basedOn w:val="Ttulo3"/>
+    <w:basedOn w:val="Heading3"/>
     <w:next w:val="Normal"/>
-    <w:link w:val="Ttulo4Car"/>
+    <w:link w:val="Heading4Char"/>
     <w:uiPriority w:val="9"/>
     <w:unhideWhenUsed/>
     <w:qFormat/>
@@ -19580,11 +19436,11 @@
       <w:sz w:val="28"/>
     </w:rPr>
   </w:style>
-  <w:style w:type="paragraph" w:styleId="Ttulo5">
+  <w:style w:type="paragraph" w:styleId="Heading5">
     <w:name w:val="heading 5"/>
-    <w:basedOn w:val="Ttulo4"/>
+    <w:basedOn w:val="Heading4"/>
     <w:next w:val="Normal"/>
-    <w:link w:val="Ttulo5Car"/>
+    <w:link w:val="Heading5Char"/>
     <w:uiPriority w:val="9"/>
     <w:unhideWhenUsed/>
     <w:qFormat/>
@@ -19594,11 +19450,11 @@
       <w:outlineLvl w:val="4"/>
     </w:pPr>
   </w:style>
-  <w:style w:type="paragraph" w:styleId="Ttulo6">
+  <w:style w:type="paragraph" w:styleId="Heading6">
     <w:name w:val="heading 6"/>
-    <w:basedOn w:val="Ttulo5"/>
+    <w:basedOn w:val="Heading5"/>
     <w:next w:val="Normal"/>
-    <w:link w:val="Ttulo6Car"/>
+    <w:link w:val="Heading6Char"/>
     <w:uiPriority w:val="9"/>
     <w:semiHidden/>
     <w:unhideWhenUsed/>
@@ -19608,11 +19464,11 @@
       <w:outlineLvl w:val="5"/>
     </w:pPr>
   </w:style>
-  <w:style w:type="paragraph" w:styleId="Ttulo7">
+  <w:style w:type="paragraph" w:styleId="Heading7">
     <w:name w:val="heading 7"/>
     <w:basedOn w:val="Normal"/>
     <w:next w:val="Normal"/>
-    <w:link w:val="Ttulo7Car"/>
+    <w:link w:val="Heading7Char"/>
     <w:uiPriority w:val="9"/>
     <w:semiHidden/>
     <w:unhideWhenUsed/>
@@ -19632,11 +19488,11 @@
       <w:color w:val="1F3763" w:themeColor="accent1" w:themeShade="7F"/>
     </w:rPr>
   </w:style>
-  <w:style w:type="paragraph" w:styleId="Ttulo8">
+  <w:style w:type="paragraph" w:styleId="Heading8">
     <w:name w:val="heading 8"/>
     <w:basedOn w:val="Normal"/>
     <w:next w:val="Normal"/>
-    <w:link w:val="Ttulo8Car"/>
+    <w:link w:val="Heading8Char"/>
     <w:uiPriority w:val="9"/>
     <w:semiHidden/>
     <w:unhideWhenUsed/>
@@ -19656,11 +19512,11 @@
       <w:szCs w:val="21"/>
     </w:rPr>
   </w:style>
-  <w:style w:type="paragraph" w:styleId="Ttulo9">
+  <w:style w:type="paragraph" w:styleId="Heading9">
     <w:name w:val="heading 9"/>
     <w:basedOn w:val="Normal"/>
     <w:next w:val="Normal"/>
-    <w:link w:val="Ttulo9Car"/>
+    <w:link w:val="Heading9Char"/>
     <w:uiPriority w:val="9"/>
     <w:semiHidden/>
     <w:unhideWhenUsed/>
@@ -19682,13 +19538,13 @@
       <w:szCs w:val="21"/>
     </w:rPr>
   </w:style>
-  <w:style w:type="character" w:default="1" w:styleId="Fuentedeprrafopredeter">
+  <w:style w:type="character" w:default="1" w:styleId="DefaultParagraphFont">
     <w:name w:val="Default Paragraph Font"/>
     <w:uiPriority w:val="1"/>
     <w:semiHidden/>
     <w:unhideWhenUsed/>
   </w:style>
-  <w:style w:type="table" w:default="1" w:styleId="Tablanormal">
+  <w:style w:type="table" w:default="1" w:styleId="TableNormal">
     <w:name w:val="Normal Table"/>
     <w:uiPriority w:val="99"/>
     <w:semiHidden/>
@@ -19703,13 +19559,13 @@
       </w:tblCellMar>
     </w:tblPr>
   </w:style>
-  <w:style w:type="numbering" w:default="1" w:styleId="Sinlista">
+  <w:style w:type="numbering" w:default="1" w:styleId="NoList">
     <w:name w:val="No List"/>
     <w:uiPriority w:val="99"/>
     <w:semiHidden/>
     <w:unhideWhenUsed/>
   </w:style>
-  <w:style w:type="paragraph" w:styleId="Prrafodelista">
+  <w:style w:type="paragraph" w:styleId="ListParagraph">
     <w:name w:val="List Paragraph"/>
     <w:basedOn w:val="Normal"/>
     <w:uiPriority w:val="34"/>
@@ -19733,10 +19589,10 @@
       <w:sz w:val="72"/>
     </w:rPr>
   </w:style>
-  <w:style w:type="character" w:customStyle="1" w:styleId="Ttulo1Car">
-    <w:name w:val="Título 1 Car"/>
-    <w:basedOn w:val="Fuentedeprrafopredeter"/>
-    <w:link w:val="Ttulo1"/>
+  <w:style w:type="character" w:customStyle="1" w:styleId="Heading1Char">
+    <w:name w:val="Heading 1 Char"/>
+    <w:basedOn w:val="DefaultParagraphFont"/>
+    <w:link w:val="Heading1"/>
     <w:uiPriority w:val="9"/>
     <w:rsid w:val="002E554C"/>
     <w:rPr>
@@ -19749,10 +19605,10 @@
       <w:shd w:val="clear" w:color="auto" w:fill="FFFFFF"/>
     </w:rPr>
   </w:style>
-  <w:style w:type="character" w:customStyle="1" w:styleId="Ttulo2Car">
-    <w:name w:val="Título 2 Car"/>
-    <w:basedOn w:val="Fuentedeprrafopredeter"/>
-    <w:link w:val="Ttulo2"/>
+  <w:style w:type="character" w:customStyle="1" w:styleId="Heading2Char">
+    <w:name w:val="Heading 2 Char"/>
+    <w:basedOn w:val="DefaultParagraphFont"/>
+    <w:link w:val="Heading2"/>
     <w:uiPriority w:val="9"/>
     <w:rsid w:val="00A042B2"/>
     <w:rPr>
@@ -19763,10 +19619,10 @@
       <w:szCs w:val="26"/>
     </w:rPr>
   </w:style>
-  <w:style w:type="character" w:customStyle="1" w:styleId="Ttulo3Car">
-    <w:name w:val="Título 3 Car"/>
-    <w:basedOn w:val="Fuentedeprrafopredeter"/>
-    <w:link w:val="Ttulo3"/>
+  <w:style w:type="character" w:customStyle="1" w:styleId="Heading3Char">
+    <w:name w:val="Heading 3 Char"/>
+    <w:basedOn w:val="DefaultParagraphFont"/>
+    <w:link w:val="Heading3"/>
     <w:uiPriority w:val="9"/>
     <w:rsid w:val="00203367"/>
     <w:rPr>
@@ -19780,7 +19636,7 @@
       <w:lang w:eastAsia="es-CO"/>
     </w:rPr>
   </w:style>
-  <w:style w:type="paragraph" w:styleId="Listaconvietas">
+  <w:style w:type="paragraph" w:styleId="ListBullet">
     <w:name w:val="List Bullet"/>
     <w:basedOn w:val="Normal"/>
     <w:uiPriority w:val="99"/>
@@ -19800,7 +19656,7 @@
   </w:style>
   <w:style w:type="character" w:customStyle="1" w:styleId="Extranjerismo">
     <w:name w:val="Extranjerismo"/>
-    <w:basedOn w:val="Fuentedeprrafopredeter"/>
+    <w:basedOn w:val="DefaultParagraphFont"/>
     <w:uiPriority w:val="1"/>
     <w:qFormat/>
     <w:rsid w:val="00D13E46"/>
@@ -19836,7 +19692,7 @@
   </w:style>
   <w:style w:type="character" w:customStyle="1" w:styleId="FiguraCar">
     <w:name w:val="Figura Car"/>
-    <w:basedOn w:val="Fuentedeprrafopredeter"/>
+    <w:basedOn w:val="DefaultParagraphFont"/>
     <w:link w:val="Figura"/>
     <w:rsid w:val="00F405C6"/>
     <w:rPr>
@@ -19847,10 +19703,10 @@
       <w:szCs w:val="24"/>
     </w:rPr>
   </w:style>
-  <w:style w:type="character" w:customStyle="1" w:styleId="Ttulo4Car">
-    <w:name w:val="Título 4 Car"/>
-    <w:basedOn w:val="Fuentedeprrafopredeter"/>
-    <w:link w:val="Ttulo4"/>
+  <w:style w:type="character" w:customStyle="1" w:styleId="Heading4Char">
+    <w:name w:val="Heading 4 Char"/>
+    <w:basedOn w:val="DefaultParagraphFont"/>
+    <w:link w:val="Heading4"/>
     <w:uiPriority w:val="9"/>
     <w:rsid w:val="001B57A6"/>
     <w:rPr>
@@ -19863,10 +19719,10 @@
       <w:lang w:eastAsia="es-CO"/>
     </w:rPr>
   </w:style>
-  <w:style w:type="character" w:customStyle="1" w:styleId="Ttulo5Car">
-    <w:name w:val="Título 5 Car"/>
-    <w:basedOn w:val="Fuentedeprrafopredeter"/>
-    <w:link w:val="Ttulo5"/>
+  <w:style w:type="character" w:customStyle="1" w:styleId="Heading5Char">
+    <w:name w:val="Heading 5 Char"/>
+    <w:basedOn w:val="DefaultParagraphFont"/>
+    <w:link w:val="Heading5"/>
     <w:uiPriority w:val="9"/>
     <w:rsid w:val="00746AD1"/>
     <w:rPr>
@@ -19900,11 +19756,11 @@
       <w:szCs w:val="24"/>
     </w:rPr>
   </w:style>
-  <w:style w:type="paragraph" w:styleId="Ttulo">
+  <w:style w:type="paragraph" w:styleId="Title">
     <w:name w:val="Title"/>
     <w:basedOn w:val="Normal"/>
     <w:next w:val="Normal"/>
-    <w:link w:val="TtuloCar"/>
+    <w:link w:val="TitleChar"/>
     <w:uiPriority w:val="10"/>
     <w:qFormat/>
     <w:rsid w:val="00590D20"/>
@@ -19920,10 +19776,10 @@
       <w:szCs w:val="56"/>
     </w:rPr>
   </w:style>
-  <w:style w:type="character" w:customStyle="1" w:styleId="TtuloCar">
-    <w:name w:val="Título Car"/>
-    <w:basedOn w:val="Fuentedeprrafopredeter"/>
-    <w:link w:val="Ttulo"/>
+  <w:style w:type="character" w:customStyle="1" w:styleId="TitleChar">
+    <w:name w:val="Title Char"/>
+    <w:basedOn w:val="DefaultParagraphFont"/>
+    <w:link w:val="Title"/>
     <w:uiPriority w:val="10"/>
     <w:rsid w:val="00590D20"/>
     <w:rPr>
@@ -19936,7 +19792,7 @@
   </w:style>
   <w:style w:type="character" w:customStyle="1" w:styleId="TablaCar">
     <w:name w:val="Tabla Car"/>
-    <w:basedOn w:val="Fuentedeprrafopredeter"/>
+    <w:basedOn w:val="DefaultParagraphFont"/>
     <w:link w:val="Tabla"/>
     <w:rsid w:val="00F24245"/>
     <w:rPr>
@@ -19949,7 +19805,7 @@
   </w:style>
   <w:style w:type="table" w:customStyle="1" w:styleId="SENA">
     <w:name w:val="SENA"/>
-    <w:basedOn w:val="Tablanormal"/>
+    <w:basedOn w:val="TableNormal"/>
     <w:uiPriority w:val="99"/>
     <w:rsid w:val="00F24245"/>
     <w:rPr>
@@ -19986,9 +19842,9 @@
       </w:tcPr>
     </w:tblStylePr>
   </w:style>
-  <w:style w:type="table" w:styleId="Tablaconcuadrcula">
+  <w:style w:type="table" w:styleId="TableGrid">
     <w:name w:val="Table Grid"/>
-    <w:basedOn w:val="Tablanormal"/>
+    <w:basedOn w:val="TableNormal"/>
     <w:uiPriority w:val="39"/>
     <w:rsid w:val="002401C2"/>
     <w:tblPr>
@@ -20002,9 +19858,9 @@
       </w:tblBorders>
     </w:tblPr>
   </w:style>
-  <w:style w:type="character" w:styleId="Hipervnculo">
+  <w:style w:type="character" w:styleId="Hyperlink">
     <w:name w:val="Hyperlink"/>
-    <w:basedOn w:val="Fuentedeprrafopredeter"/>
+    <w:basedOn w:val="DefaultParagraphFont"/>
     <w:uiPriority w:val="99"/>
     <w:unhideWhenUsed/>
     <w:rsid w:val="00425E49"/>
@@ -20035,7 +19891,7 @@
   </w:style>
   <w:style w:type="character" w:customStyle="1" w:styleId="VideoCar">
     <w:name w:val="Video Car"/>
-    <w:basedOn w:val="Fuentedeprrafopredeter"/>
+    <w:basedOn w:val="DefaultParagraphFont"/>
     <w:link w:val="Video"/>
     <w:rsid w:val="00425E49"/>
     <w:rPr>
@@ -20047,7 +19903,7 @@
   </w:style>
   <w:style w:type="character" w:customStyle="1" w:styleId="Mencinsinresolver1">
     <w:name w:val="Mención sin resolver1"/>
-    <w:basedOn w:val="Fuentedeprrafopredeter"/>
+    <w:basedOn w:val="DefaultParagraphFont"/>
     <w:uiPriority w:val="99"/>
     <w:semiHidden/>
     <w:unhideWhenUsed/>
@@ -20059,7 +19915,7 @@
   </w:style>
   <w:style w:type="table" w:customStyle="1" w:styleId="Tablaconcuadrcula4-nfasis31">
     <w:name w:val="Tabla con cuadrícula 4 - Énfasis 31"/>
-    <w:basedOn w:val="Tablanormal"/>
+    <w:basedOn w:val="TableNormal"/>
     <w:uiPriority w:val="49"/>
     <w:rsid w:val="00CE2C4A"/>
     <w:tblPr>
@@ -20161,7 +20017,7 @@
       <w:lang w:eastAsia="es-CO"/>
     </w:rPr>
   </w:style>
-  <w:style w:type="paragraph" w:styleId="TDC1">
+  <w:style w:type="paragraph" w:styleId="TOC1">
     <w:name w:val="toc 1"/>
     <w:basedOn w:val="Normal"/>
     <w:next w:val="Normal"/>
@@ -20173,7 +20029,7 @@
       <w:spacing w:after="100"/>
     </w:pPr>
   </w:style>
-  <w:style w:type="paragraph" w:styleId="TDC2">
+  <w:style w:type="paragraph" w:styleId="TOC2">
     <w:name w:val="toc 2"/>
     <w:basedOn w:val="Normal"/>
     <w:next w:val="Normal"/>
@@ -20186,7 +20042,7 @@
       <w:ind w:left="280"/>
     </w:pPr>
   </w:style>
-  <w:style w:type="paragraph" w:styleId="TDC3">
+  <w:style w:type="paragraph" w:styleId="TOC3">
     <w:name w:val="toc 3"/>
     <w:basedOn w:val="Normal"/>
     <w:next w:val="Normal"/>
@@ -20199,9 +20055,9 @@
       <w:ind w:left="560"/>
     </w:pPr>
   </w:style>
-  <w:style w:type="paragraph" w:styleId="TtuloTDC">
+  <w:style w:type="paragraph" w:styleId="TOCHeading">
     <w:name w:val="TOC Heading"/>
-    <w:basedOn w:val="Ttulo1"/>
+    <w:basedOn w:val="Heading1"/>
     <w:next w:val="Normal"/>
     <w:uiPriority w:val="39"/>
     <w:unhideWhenUsed/>
@@ -20224,10 +20080,10 @@
       <w:sz w:val="32"/>
     </w:rPr>
   </w:style>
-  <w:style w:type="paragraph" w:styleId="Encabezado">
+  <w:style w:type="paragraph" w:styleId="Header">
     <w:name w:val="header"/>
     <w:basedOn w:val="Normal"/>
-    <w:link w:val="EncabezadoCar"/>
+    <w:link w:val="HeaderChar"/>
     <w:uiPriority w:val="99"/>
     <w:unhideWhenUsed/>
     <w:rsid w:val="00EC0858"/>
@@ -20239,20 +20095,20 @@
       <w:spacing w:before="0" w:after="0" w:line="240" w:lineRule="auto"/>
     </w:pPr>
   </w:style>
-  <w:style w:type="character" w:customStyle="1" w:styleId="EncabezadoCar">
-    <w:name w:val="Encabezado Car"/>
-    <w:basedOn w:val="Fuentedeprrafopredeter"/>
-    <w:link w:val="Encabezado"/>
+  <w:style w:type="character" w:customStyle="1" w:styleId="HeaderChar">
+    <w:name w:val="Header Char"/>
+    <w:basedOn w:val="DefaultParagraphFont"/>
+    <w:link w:val="Header"/>
     <w:uiPriority w:val="99"/>
     <w:rsid w:val="00EC0858"/>
     <w:rPr>
       <w:sz w:val="28"/>
     </w:rPr>
   </w:style>
-  <w:style w:type="paragraph" w:styleId="Piedepgina">
+  <w:style w:type="paragraph" w:styleId="Footer">
     <w:name w:val="footer"/>
     <w:basedOn w:val="Normal"/>
-    <w:link w:val="PiedepginaCar"/>
+    <w:link w:val="FooterChar"/>
     <w:uiPriority w:val="99"/>
     <w:unhideWhenUsed/>
     <w:rsid w:val="00EC0858"/>
@@ -20264,20 +20120,20 @@
       <w:spacing w:before="0" w:after="0" w:line="240" w:lineRule="auto"/>
     </w:pPr>
   </w:style>
-  <w:style w:type="character" w:customStyle="1" w:styleId="PiedepginaCar">
-    <w:name w:val="Pie de página Car"/>
-    <w:basedOn w:val="Fuentedeprrafopredeter"/>
-    <w:link w:val="Piedepgina"/>
+  <w:style w:type="character" w:customStyle="1" w:styleId="FooterChar">
+    <w:name w:val="Footer Char"/>
+    <w:basedOn w:val="DefaultParagraphFont"/>
+    <w:link w:val="Footer"/>
     <w:uiPriority w:val="99"/>
     <w:rsid w:val="00EC0858"/>
     <w:rPr>
       <w:sz w:val="28"/>
     </w:rPr>
   </w:style>
-  <w:style w:type="character" w:customStyle="1" w:styleId="Ttulo6Car">
-    <w:name w:val="Título 6 Car"/>
-    <w:basedOn w:val="Fuentedeprrafopredeter"/>
-    <w:link w:val="Ttulo6"/>
+  <w:style w:type="character" w:customStyle="1" w:styleId="Heading6Char">
+    <w:name w:val="Heading 6 Char"/>
+    <w:basedOn w:val="DefaultParagraphFont"/>
+    <w:link w:val="Heading6"/>
     <w:uiPriority w:val="9"/>
     <w:semiHidden/>
     <w:rsid w:val="00C7377B"/>
@@ -20291,10 +20147,10 @@
       <w:lang w:eastAsia="es-CO"/>
     </w:rPr>
   </w:style>
-  <w:style w:type="paragraph" w:styleId="Textodeglobo">
+  <w:style w:type="paragraph" w:styleId="BalloonText">
     <w:name w:val="Balloon Text"/>
     <w:basedOn w:val="Normal"/>
-    <w:link w:val="TextodegloboCar"/>
+    <w:link w:val="BalloonTextChar"/>
     <w:uiPriority w:val="99"/>
     <w:semiHidden/>
     <w:unhideWhenUsed/>
@@ -20308,10 +20164,10 @@
       <w:szCs w:val="16"/>
     </w:rPr>
   </w:style>
-  <w:style w:type="character" w:customStyle="1" w:styleId="TextodegloboCar">
-    <w:name w:val="Texto de globo Car"/>
-    <w:basedOn w:val="Fuentedeprrafopredeter"/>
-    <w:link w:val="Textodeglobo"/>
+  <w:style w:type="character" w:customStyle="1" w:styleId="BalloonTextChar">
+    <w:name w:val="Balloon Text Char"/>
+    <w:basedOn w:val="DefaultParagraphFont"/>
+    <w:link w:val="BalloonText"/>
     <w:uiPriority w:val="99"/>
     <w:semiHidden/>
     <w:rsid w:val="00CC2D9A"/>
@@ -20323,7 +20179,7 @@
   </w:style>
   <w:style w:type="paragraph" w:customStyle="1" w:styleId="Titulosgenerales">
     <w:name w:val="Titulos generales"/>
-    <w:basedOn w:val="Ttulo1"/>
+    <w:basedOn w:val="Heading1"/>
     <w:qFormat/>
     <w:rsid w:val="00B22057"/>
     <w:pPr>
@@ -20373,10 +20229,10 @@
       <w:lang w:val="es-ES" w:eastAsia="es-ES"/>
     </w:rPr>
   </w:style>
-  <w:style w:type="character" w:customStyle="1" w:styleId="Ttulo7Car">
-    <w:name w:val="Título 7 Car"/>
-    <w:basedOn w:val="Fuentedeprrafopredeter"/>
-    <w:link w:val="Ttulo7"/>
+  <w:style w:type="character" w:customStyle="1" w:styleId="Heading7Char">
+    <w:name w:val="Heading 7 Char"/>
+    <w:basedOn w:val="DefaultParagraphFont"/>
+    <w:link w:val="Heading7"/>
     <w:uiPriority w:val="9"/>
     <w:semiHidden/>
     <w:rsid w:val="00C0503D"/>
@@ -20391,10 +20247,10 @@
       <w:lang w:eastAsia="en-US"/>
     </w:rPr>
   </w:style>
-  <w:style w:type="character" w:customStyle="1" w:styleId="Ttulo8Car">
-    <w:name w:val="Título 8 Car"/>
-    <w:basedOn w:val="Fuentedeprrafopredeter"/>
-    <w:link w:val="Ttulo8"/>
+  <w:style w:type="character" w:customStyle="1" w:styleId="Heading8Char">
+    <w:name w:val="Heading 8 Char"/>
+    <w:basedOn w:val="DefaultParagraphFont"/>
+    <w:link w:val="Heading8"/>
     <w:uiPriority w:val="9"/>
     <w:semiHidden/>
     <w:rsid w:val="00C0503D"/>
@@ -20407,10 +20263,10 @@
       <w:lang w:eastAsia="en-US"/>
     </w:rPr>
   </w:style>
-  <w:style w:type="character" w:customStyle="1" w:styleId="Ttulo9Car">
-    <w:name w:val="Título 9 Car"/>
-    <w:basedOn w:val="Fuentedeprrafopredeter"/>
-    <w:link w:val="Ttulo9"/>
+  <w:style w:type="character" w:customStyle="1" w:styleId="Heading9Char">
+    <w:name w:val="Heading 9 Char"/>
+    <w:basedOn w:val="DefaultParagraphFont"/>
+    <w:link w:val="Heading9"/>
     <w:uiPriority w:val="9"/>
     <w:semiHidden/>
     <w:rsid w:val="00C0503D"/>
@@ -20427,7 +20283,7 @@
   </w:style>
   <w:style w:type="table" w:customStyle="1" w:styleId="SENA1">
     <w:name w:val="SENA1"/>
-    <w:basedOn w:val="Tablanormal"/>
+    <w:basedOn w:val="TableNormal"/>
     <w:uiPriority w:val="99"/>
     <w:rsid w:val="008501D6"/>
     <w:rPr>
@@ -20464,9 +20320,9 @@
       </w:tcPr>
     </w:tblStylePr>
   </w:style>
-  <w:style w:type="character" w:styleId="Mencinsinresolver">
+  <w:style w:type="character" w:styleId="UnresolvedMention">
     <w:name w:val="Unresolved Mention"/>
-    <w:basedOn w:val="Fuentedeprrafopredeter"/>
+    <w:basedOn w:val="DefaultParagraphFont"/>
     <w:uiPriority w:val="99"/>
     <w:semiHidden/>
     <w:unhideWhenUsed/>
@@ -20478,12 +20334,12 @@
   </w:style>
   <w:style w:type="character" w:customStyle="1" w:styleId="normaltextrun">
     <w:name w:val="normaltextrun"/>
-    <w:basedOn w:val="Fuentedeprrafopredeter"/>
+    <w:basedOn w:val="DefaultParagraphFont"/>
     <w:rsid w:val="00DC0A1F"/>
   </w:style>
   <w:style w:type="character" w:customStyle="1" w:styleId="eop">
     <w:name w:val="eop"/>
-    <w:basedOn w:val="Fuentedeprrafopredeter"/>
+    <w:basedOn w:val="DefaultParagraphFont"/>
     <w:rsid w:val="00DC0A1F"/>
   </w:style>
 </w:styles>
@@ -20785,7 +20641,12 @@
 </file>
 
 <file path=customXml/item1.xml><?xml version="1.0" encoding="utf-8"?>
-<b:Sources xmlns:b="http://schemas.openxmlformats.org/officeDocument/2006/bibliography" xmlns="http://schemas.openxmlformats.org/officeDocument/2006/bibliography" SelectedStyle="\APASixthEditionOfficeOnline.xsl" StyleName="APA" Version="6"/>
+<?mso-contentType ?>
+<FormTemplates xmlns="http://schemas.microsoft.com/sharepoint/v3/contenttype/forms">
+  <Display>DocumentLibraryForm</Display>
+  <Edit>DocumentLibraryForm</Edit>
+  <New>DocumentLibraryForm</New>
+</FormTemplates>
 </file>
 
 <file path=customXml/item2.xml><?xml version="1.0" encoding="utf-8"?>
@@ -21024,12 +20885,7 @@
 </file>
 
 <file path=customXml/item3.xml><?xml version="1.0" encoding="utf-8"?>
-<?mso-contentType ?>
-<FormTemplates xmlns="http://schemas.microsoft.com/sharepoint/v3/contenttype/forms">
-  <Display>DocumentLibraryForm</Display>
-  <Edit>DocumentLibraryForm</Edit>
-  <New>DocumentLibraryForm</New>
-</FormTemplates>
+<b:Sources xmlns:b="http://schemas.openxmlformats.org/officeDocument/2006/bibliography" xmlns="http://schemas.openxmlformats.org/officeDocument/2006/bibliography" SelectedStyle="\APASixthEditionOfficeOnline.xsl" StyleName="APA" Version="6"/>
 </file>
 
 <file path=customXml/item4.xml><?xml version="1.0" encoding="utf-8"?>
@@ -21044,6 +20900,33 @@
 </file>
 
 <file path=customXml/itemProps1.xml><?xml version="1.0" encoding="utf-8"?>
+<ds:datastoreItem xmlns:ds="http://schemas.openxmlformats.org/officeDocument/2006/customXml" ds:itemID="{10E3FA02-9934-41EC-BEFD-F70C440671BB}">
+  <ds:schemaRefs>
+    <ds:schemaRef ds:uri="http://schemas.microsoft.com/sharepoint/v3/contenttype/forms"/>
+  </ds:schemaRefs>
+</ds:datastoreItem>
+</file>
+
+<file path=customXml/itemProps2.xml><?xml version="1.0" encoding="utf-8"?>
+<ds:datastoreItem xmlns:ds="http://schemas.openxmlformats.org/officeDocument/2006/customXml" ds:itemID="{DADB7258-D2E1-4D7E-87A3-28431BB984CF}">
+  <ds:schemaRefs>
+    <ds:schemaRef ds:uri="http://schemas.microsoft.com/office/2006/metadata/contentType"/>
+    <ds:schemaRef ds:uri="http://schemas.microsoft.com/office/2006/metadata/properties/metaAttributes"/>
+    <ds:schemaRef ds:uri="http://www.w3.org/2001/XMLSchema"/>
+    <ds:schemaRef ds:uri="http://schemas.microsoft.com/office/2006/metadata/properties"/>
+    <ds:schemaRef ds:uri="13c90a0b-73bc-4dc0-be5f-28d77b615beb"/>
+    <ds:schemaRef ds:uri="13c93bba-48ce-428c-bfe5-88b42c19b028"/>
+    <ds:schemaRef ds:uri="http://schemas.microsoft.com/office/2006/documentManagement/types"/>
+    <ds:schemaRef ds:uri="http://schemas.microsoft.com/office/infopath/2007/PartnerControls"/>
+    <ds:schemaRef ds:uri="http://schemas.openxmlformats.org/package/2006/metadata/core-properties"/>
+    <ds:schemaRef ds:uri="http://purl.org/dc/elements/1.1/"/>
+    <ds:schemaRef ds:uri="http://purl.org/dc/terms/"/>
+    <ds:schemaRef ds:uri="http://schemas.microsoft.com/internal/obd"/>
+  </ds:schemaRefs>
+</ds:datastoreItem>
+</file>
+
+<file path=customXml/itemProps3.xml><?xml version="1.0" encoding="utf-8"?>
 <ds:datastoreItem xmlns:ds="http://schemas.openxmlformats.org/officeDocument/2006/customXml" ds:itemID="{90D263CB-37F8-4544-8B3E-AB750169D218}">
   <ds:schemaRefs>
     <ds:schemaRef ds:uri="http://schemas.openxmlformats.org/officeDocument/2006/bibliography"/>
@@ -21051,14 +20934,13 @@
 </ds:datastoreItem>
 </file>
 
-<file path=customXml/itemProps2.xml><?xml version="1.0" encoding="utf-8"?>
-<ds:datastoreItem xmlns:ds="http://schemas.openxmlformats.org/officeDocument/2006/customXml" ds:itemID="{DADB7258-D2E1-4D7E-87A3-28431BB984CF}"/>
-</file>
-
-<file path=customXml/itemProps3.xml><?xml version="1.0" encoding="utf-8"?>
-<ds:datastoreItem xmlns:ds="http://schemas.openxmlformats.org/officeDocument/2006/customXml" ds:itemID="{10E3FA02-9934-41EC-BEFD-F70C440671BB}"/>
-</file>
-
 <file path=customXml/itemProps4.xml><?xml version="1.0" encoding="utf-8"?>
-<ds:datastoreItem xmlns:ds="http://schemas.openxmlformats.org/officeDocument/2006/customXml" ds:itemID="{1A726F17-9ECF-4004-9677-E63AEE3BA6B9}"/>
+<ds:datastoreItem xmlns:ds="http://schemas.openxmlformats.org/officeDocument/2006/customXml" ds:itemID="{1A726F17-9ECF-4004-9677-E63AEE3BA6B9}">
+  <ds:schemaRefs>
+    <ds:schemaRef ds:uri="http://schemas.microsoft.com/office/2006/metadata/properties"/>
+    <ds:schemaRef ds:uri="http://schemas.microsoft.com/office/infopath/2007/PartnerControls"/>
+    <ds:schemaRef ds:uri="13c90a0b-73bc-4dc0-be5f-28d77b615beb"/>
+    <ds:schemaRef ds:uri="13c93bba-48ce-428c-bfe5-88b42c19b028"/>
+  </ds:schemaRefs>
+</ds:datastoreItem>
 </file>